--- a/hin/docx/54.content.docx
+++ b/hin/docx/54.content.docx
@@ -1832,18 +1832,12 @@
         </w:rPr>
         <w:t xml:space="preserve"> तीमुथियुस के सन्दर्भ में हैं। </w:t>
       </w:r>
-      <w:hyperlink r:id="rId13">
-        <w:r>
-          <w:rPr>
-            <w:lang w:val="hi_IN" w:bidi="hi_IN"/>
-          </w:rPr>
-          <w:rPr>
-            <w:color w:val="0000EE"/>
-            <w:u w:val="single"/>
-          </w:rPr>
-          <w:t>6:21</w:t>
-        </w:r>
-      </w:hyperlink>
+      <w:r>
+        <w:rPr>
+          <w:lang w:val="hi_IN" w:bidi="hi_IN"/>
+        </w:rPr>
+        <w:t>6:21</w:t>
+      </w:r>
       <w:r>
         <w:rPr>
           <w:lang w:val="hi_IN" w:bidi="hi_IN"/>
@@ -3111,36 +3105,24 @@
         </w:rPr>
         <w:t xml:space="preserve">यह उन निर्देशों के सन्दर्भ में है जिन्हें पौलुस ने </w:t>
       </w:r>
-      <w:hyperlink r:id="rId14">
-        <w:r>
-          <w:rPr>
-            <w:lang w:val="hi_IN" w:bidi="hi_IN"/>
-          </w:rPr>
-          <w:rPr>
-            <w:color w:val="0000EE"/>
-            <w:u w:val="single"/>
-          </w:rPr>
-          <w:t>1:3</w:t>
-        </w:r>
-      </w:hyperlink>
+      <w:r>
+        <w:rPr>
+          <w:lang w:val="hi_IN" w:bidi="hi_IN"/>
+        </w:rPr>
+        <w:t>1:3</w:t>
+      </w:r>
       <w:r>
         <w:rPr>
           <w:lang w:val="hi_IN" w:bidi="hi_IN"/>
         </w:rPr>
         <w:t xml:space="preserve"> और </w:t>
       </w:r>
-      <w:hyperlink r:id="rId15">
-        <w:r>
-          <w:rPr>
-            <w:lang w:val="hi_IN" w:bidi="hi_IN"/>
-          </w:rPr>
-          <w:rPr>
-            <w:color w:val="0000EE"/>
-            <w:u w:val="single"/>
-          </w:rPr>
-          <w:t>1:4</w:t>
-        </w:r>
-      </w:hyperlink>
+      <w:r>
+        <w:rPr>
+          <w:lang w:val="hi_IN" w:bidi="hi_IN"/>
+        </w:rPr>
+        <w:t>1:4</w:t>
+      </w:r>
       <w:r>
         <w:rPr>
           <w:lang w:val="hi_IN" w:bidi="hi_IN"/>
@@ -3623,18 +3605,12 @@
           <w:lang w:val="hi_IN" w:bidi="hi_IN"/>
         </w:rPr>
       </w:r>
-      <w:hyperlink r:id="rId16">
-        <w:r>
-          <w:rPr>
-            <w:lang w:val="hi_IN" w:bidi="hi_IN"/>
-          </w:rPr>
-          <w:rPr>
-            <w:color w:val="0000EE"/>
-            <w:u w:val="single"/>
-          </w:rPr>
-          <w:t>1:5</w:t>
-        </w:r>
-      </w:hyperlink>
+      <w:r>
+        <w:rPr>
+          <w:lang w:val="hi_IN" w:bidi="hi_IN"/>
+        </w:rPr>
+        <w:t>1:5</w:t>
+      </w:r>
       <w:r>
         <w:rPr>
           <w:lang w:val="hi_IN" w:bidi="hi_IN"/>
@@ -10084,18 +10060,12 @@
         </w:rPr>
         <w:t xml:space="preserve"> लिखा गया है। आईआरवी उस पठन का अनुसरण करता है। अन्य प्राचीन पांडुलिपियों में "एकमात्र ज्ञानी परमेश्वर" लिखा गया है। यह संभव है कि जिन्होंने इन पांडुलिपियों की प्रतिलिपि बनाई, उन्होंने गलती से या जानबूझकर यहाँ "बुद्धिमान" शब्द शामिल किया हो क्योंकि </w:t>
       </w:r>
-      <w:hyperlink r:id="rId17">
-        <w:r>
-          <w:rPr>
-            <w:lang w:val="hi_IN" w:bidi="hi_IN"/>
-          </w:rPr>
-          <w:rPr>
-            <w:color w:val="0000EE"/>
-            <w:u w:val="single"/>
-          </w:rPr>
-          <w:t>रोमियों 16:27</w:t>
-        </w:r>
-      </w:hyperlink>
+      <w:r>
+        <w:rPr>
+          <w:lang w:val="hi_IN" w:bidi="hi_IN"/>
+        </w:rPr>
+        <w:t>रोमियों 16:27</w:t>
+      </w:r>
       <w:r>
         <w:rPr>
           <w:lang w:val="hi_IN" w:bidi="hi_IN"/>
@@ -10460,18 +10430,12 @@
         </w:rPr>
         <w:t xml:space="preserve"> निम्नलिखित का संदर्भ दे सकता है: (1) वह आदेश जो पौलुस ने तीमुथियुस को </w:t>
       </w:r>
-      <w:hyperlink r:id="rId18">
-        <w:r>
-          <w:rPr>
-            <w:lang w:val="hi_IN" w:bidi="hi_IN"/>
-          </w:rPr>
-          <w:rPr>
-            <w:color w:val="0000EE"/>
-            <w:u w:val="single"/>
-          </w:rPr>
-          <w:t>1:3–5</w:t>
-        </w:r>
-      </w:hyperlink>
+      <w:r>
+        <w:rPr>
+          <w:lang w:val="hi_IN" w:bidi="hi_IN"/>
+        </w:rPr>
+        <w:t>1:3–5</w:t>
+      </w:r>
       <w:r>
         <w:rPr>
           <w:lang w:val="hi_IN" w:bidi="hi_IN"/>
@@ -11332,18 +11296,12 @@
         </w:rPr>
         <w:t xml:space="preserve">देखें कि आपने इसका अनुवाद </w:t>
       </w:r>
-      <w:hyperlink r:id="rId16">
-        <w:r>
-          <w:rPr>
-            <w:lang w:val="hi_IN" w:bidi="hi_IN"/>
-          </w:rPr>
-          <w:rPr>
-            <w:color w:val="0000EE"/>
-            <w:u w:val="single"/>
-          </w:rPr>
-          <w:t>1:5</w:t>
-        </w:r>
-      </w:hyperlink>
+      <w:r>
+        <w:rPr>
+          <w:lang w:val="hi_IN" w:bidi="hi_IN"/>
+        </w:rPr>
+        <w:t>1:5</w:t>
+      </w:r>
       <w:r>
         <w:rPr>
           <w:lang w:val="hi_IN" w:bidi="hi_IN"/>
@@ -12355,18 +12313,12 @@
         </w:rPr>
         <w:t xml:space="preserve">जैसा </w:t>
       </w:r>
-      <w:hyperlink r:id="rId19">
-        <w:r>
-          <w:rPr>
-            <w:lang w:val="hi_IN" w:bidi="hi_IN"/>
-          </w:rPr>
-          <w:rPr>
-            <w:color w:val="0000EE"/>
-            <w:u w:val="single"/>
-          </w:rPr>
-          <w:t>1:15</w:t>
-        </w:r>
-      </w:hyperlink>
+      <w:r>
+        <w:rPr>
+          <w:lang w:val="hi_IN" w:bidi="hi_IN"/>
+        </w:rPr>
+        <w:t>1:15</w:t>
+      </w:r>
       <w:r>
         <w:rPr>
           <w:lang w:val="hi_IN" w:bidi="hi_IN"/>
@@ -13581,18 +13533,12 @@
         </w:rPr>
         <w:t xml:space="preserve"> प्रार्थना करने को संदर्भित करता है जैसा कि पौलुस ने </w:t>
       </w:r>
-      <w:hyperlink r:id="rId20">
-        <w:r>
-          <w:rPr>
-            <w:lang w:val="hi_IN" w:bidi="hi_IN"/>
-          </w:rPr>
-          <w:rPr>
-            <w:color w:val="0000EE"/>
-            <w:u w:val="single"/>
-          </w:rPr>
-          <w:t>2:1–2</w:t>
-        </w:r>
-      </w:hyperlink>
+      <w:r>
+        <w:rPr>
+          <w:lang w:val="hi_IN" w:bidi="hi_IN"/>
+        </w:rPr>
+        <w:t>2:1–2</w:t>
+      </w:r>
       <w:r>
         <w:rPr>
           <w:lang w:val="hi_IN" w:bidi="hi_IN"/>
@@ -14194,18 +14140,12 @@
         </w:rPr>
         <w:t xml:space="preserve"> शब्द मुख्यतः निम्नलिखित का परिचय दे सकता है: (1) परमेश्वर का एक और विवरण, जो "हमारा उद्धारकर्ता" है (देखें </w:t>
       </w:r>
-      <w:hyperlink r:id="rId21">
-        <w:r>
-          <w:rPr>
-            <w:lang w:val="hi_IN" w:bidi="hi_IN"/>
-          </w:rPr>
-          <w:rPr>
-            <w:color w:val="0000EE"/>
-            <w:u w:val="single"/>
-          </w:rPr>
-          <w:t>2:3</w:t>
-        </w:r>
-      </w:hyperlink>
+      <w:r>
+        <w:rPr>
+          <w:lang w:val="hi_IN" w:bidi="hi_IN"/>
+        </w:rPr>
+        <w:t>2:3</w:t>
+      </w:r>
       <w:r>
         <w:rPr>
           <w:lang w:val="hi_IN" w:bidi="hi_IN"/>
@@ -14224,18 +14164,12 @@
         </w:rPr>
         <w:t xml:space="preserve">" क्यों है (देखें </w:t>
       </w:r>
-      <w:hyperlink r:id="rId21">
-        <w:r>
-          <w:rPr>
-            <w:lang w:val="hi_IN" w:bidi="hi_IN"/>
-          </w:rPr>
-          <w:rPr>
-            <w:color w:val="0000EE"/>
-            <w:u w:val="single"/>
-          </w:rPr>
-          <w:t>2:3</w:t>
-        </w:r>
-      </w:hyperlink>
+      <w:r>
+        <w:rPr>
+          <w:lang w:val="hi_IN" w:bidi="hi_IN"/>
+        </w:rPr>
+        <w:t>2:3</w:t>
+      </w:r>
       <w:r>
         <w:rPr>
           <w:lang w:val="hi_IN" w:bidi="hi_IN"/>
@@ -17068,18 +17002,12 @@
         </w:rPr>
         <w:t xml:space="preserve"> शब्द </w:t>
       </w:r>
-      <w:hyperlink r:id="rId22">
-        <w:r>
-          <w:rPr>
-            <w:lang w:val="hi_IN" w:bidi="hi_IN"/>
-          </w:rPr>
-          <w:rPr>
-            <w:color w:val="0000EE"/>
-            <w:u w:val="single"/>
-          </w:rPr>
-          <w:t>2:1–7</w:t>
-        </w:r>
-      </w:hyperlink>
+      <w:r>
+        <w:rPr>
+          <w:lang w:val="hi_IN" w:bidi="hi_IN"/>
+        </w:rPr>
+        <w:t>2:1–7</w:t>
+      </w:r>
       <w:r>
         <w:rPr>
           <w:lang w:val="hi_IN" w:bidi="hi_IN"/>
@@ -19284,18 +19212,12 @@
         </w:rPr>
         <w:t xml:space="preserve">”) </w:t>
       </w:r>
-      <w:hyperlink r:id="rId23">
-        <w:r>
-          <w:rPr>
-            <w:lang w:val="hi_IN" w:bidi="hi_IN"/>
-          </w:rPr>
-          <w:rPr>
-            <w:color w:val="0000EE"/>
-            <w:u w:val="single"/>
-          </w:rPr>
-          <w:t>2:2</w:t>
-        </w:r>
-      </w:hyperlink>
+      <w:r>
+        <w:rPr>
+          <w:lang w:val="hi_IN" w:bidi="hi_IN"/>
+        </w:rPr>
+        <w:t>2:2</w:t>
+      </w:r>
       <w:r>
         <w:rPr>
           <w:lang w:val="hi_IN" w:bidi="hi_IN"/>
@@ -19887,18 +19809,12 @@
         </w:rPr>
         <w:t xml:space="preserve"> सामान्यतः मसीही महिलाओं का प्रतिनिधित्व करता है, न कि किसी विशेष महिला का। देखें कि आपने </w:t>
       </w:r>
-      <w:hyperlink r:id="rId24">
-        <w:r>
-          <w:rPr>
-            <w:lang w:val="hi_IN" w:bidi="hi_IN"/>
-          </w:rPr>
-          <w:rPr>
-            <w:color w:val="0000EE"/>
-            <w:u w:val="single"/>
-          </w:rPr>
-          <w:t>2:11</w:t>
-        </w:r>
-      </w:hyperlink>
+      <w:r>
+        <w:rPr>
+          <w:lang w:val="hi_IN" w:bidi="hi_IN"/>
+        </w:rPr>
+        <w:t>2:11</w:t>
+      </w:r>
       <w:r>
         <w:rPr>
           <w:lang w:val="hi_IN" w:bidi="hi_IN"/>
@@ -20031,18 +19947,12 @@
         </w:rPr>
         <w:t xml:space="preserve">यहाँ, </w:t>
       </w:r>
-      <w:hyperlink r:id="rId24">
-        <w:r>
-          <w:rPr>
-            <w:lang w:val="hi_IN" w:bidi="hi_IN"/>
-          </w:rPr>
-          <w:rPr>
-            <w:color w:val="0000EE"/>
-            <w:u w:val="single"/>
-          </w:rPr>
-          <w:t>2:11</w:t>
-        </w:r>
-      </w:hyperlink>
+      <w:r>
+        <w:rPr>
+          <w:lang w:val="hi_IN" w:bidi="hi_IN"/>
+        </w:rPr>
+        <w:t>2:11</w:t>
+      </w:r>
       <w:r>
         <w:rPr>
           <w:lang w:val="hi_IN" w:bidi="hi_IN"/>
@@ -20062,36 +19972,24 @@
         </w:rPr>
         <w:t xml:space="preserve">" का अर्थ हो सकता है: (1) सामान्यतः किसी भी महिला विश्वासी के लिए है। इस मामले में, शब्द "पुरुष" सामान्यतः किसी भी पुरुष विश्वासी के लिए है। वैकल्पिक अनुवाद: "विश्वास करने वाली स्त्रियाँ... विश्वास करने वाले पुरुष" (2) विशेष रूप से किसी भी विवाहित स्त्री के लिए। यह </w:t>
       </w:r>
-      <w:hyperlink r:id="rId25">
-        <w:r>
-          <w:rPr>
-            <w:lang w:val="hi_IN" w:bidi="hi_IN"/>
-          </w:rPr>
-          <w:rPr>
-            <w:color w:val="0000EE"/>
-            <w:u w:val="single"/>
-          </w:rPr>
-          <w:t>2:9–10</w:t>
-        </w:r>
-      </w:hyperlink>
+      <w:r>
+        <w:rPr>
+          <w:lang w:val="hi_IN" w:bidi="hi_IN"/>
+        </w:rPr>
+        <w:t>2:9–10</w:t>
+      </w:r>
       <w:r>
         <w:rPr>
           <w:lang w:val="hi_IN" w:bidi="hi_IN"/>
         </w:rPr>
         <w:t xml:space="preserve"> में बहुवचन "स्त्री" से </w:t>
       </w:r>
-      <w:hyperlink r:id="rId24">
-        <w:r>
-          <w:rPr>
-            <w:lang w:val="hi_IN" w:bidi="hi_IN"/>
-          </w:rPr>
-          <w:rPr>
-            <w:color w:val="0000EE"/>
-            <w:u w:val="single"/>
-          </w:rPr>
-          <w:t>2:11</w:t>
-        </w:r>
-      </w:hyperlink>
+      <w:r>
+        <w:rPr>
+          <w:lang w:val="hi_IN" w:bidi="hi_IN"/>
+        </w:rPr>
+        <w:t>2:11</w:t>
+      </w:r>
       <w:r>
         <w:rPr>
           <w:lang w:val="hi_IN" w:bidi="hi_IN"/>
@@ -20536,18 +20434,12 @@
         </w:rPr>
         <w:t xml:space="preserve">जैसा कि </w:t>
       </w:r>
-      <w:hyperlink r:id="rId24">
-        <w:r>
-          <w:rPr>
-            <w:lang w:val="hi_IN" w:bidi="hi_IN"/>
-          </w:rPr>
-          <w:rPr>
-            <w:color w:val="0000EE"/>
-            <w:u w:val="single"/>
-          </w:rPr>
-          <w:t>2:11</w:t>
-        </w:r>
-      </w:hyperlink>
+      <w:r>
+        <w:rPr>
+          <w:lang w:val="hi_IN" w:bidi="hi_IN"/>
+        </w:rPr>
+        <w:t>2:11</w:t>
+      </w:r>
       <w:r>
         <w:rPr>
           <w:lang w:val="hi_IN" w:bidi="hi_IN"/>
@@ -20854,18 +20746,12 @@
         </w:rPr>
         <w:t xml:space="preserve">यहाँ पौलुस </w:t>
       </w:r>
-      <w:hyperlink r:id="rId26">
-        <w:r>
-          <w:rPr>
-            <w:lang w:val="hi_IN" w:bidi="hi_IN"/>
-          </w:rPr>
-          <w:rPr>
-            <w:color w:val="0000EE"/>
-            <w:u w:val="single"/>
-          </w:rPr>
-          <w:t>उत्पत्ति 2:5–25</w:t>
-        </w:r>
-      </w:hyperlink>
+      <w:r>
+        <w:rPr>
+          <w:lang w:val="hi_IN" w:bidi="hi_IN"/>
+        </w:rPr>
+        <w:t>उत्पत्ति 2:5–25</w:t>
+      </w:r>
       <w:r>
         <w:rPr>
           <w:lang w:val="hi_IN" w:bidi="hi_IN"/>
@@ -21205,18 +21091,12 @@
         </w:rPr>
         <w:t xml:space="preserve">यहाँ पौलुस </w:t>
       </w:r>
-      <w:hyperlink r:id="rId27">
-        <w:r>
-          <w:rPr>
-            <w:lang w:val="hi_IN" w:bidi="hi_IN"/>
-          </w:rPr>
-          <w:rPr>
-            <w:color w:val="0000EE"/>
-            <w:u w:val="single"/>
-          </w:rPr>
-          <w:t>उत्पत्ति 3:1–7</w:t>
-        </w:r>
-      </w:hyperlink>
+      <w:r>
+        <w:rPr>
+          <w:lang w:val="hi_IN" w:bidi="hi_IN"/>
+        </w:rPr>
+        <w:t>उत्पत्ति 3:1–7</w:t>
+      </w:r>
       <w:r>
         <w:rPr>
           <w:lang w:val="hi_IN" w:bidi="hi_IN"/>
@@ -22751,18 +22631,12 @@
         </w:rPr>
         <w:t xml:space="preserve">जैसा </w:t>
       </w:r>
-      <w:hyperlink r:id="rId19">
-        <w:r>
-          <w:rPr>
-            <w:lang w:val="hi_IN" w:bidi="hi_IN"/>
-          </w:rPr>
-          <w:rPr>
-            <w:color w:val="0000EE"/>
-            <w:u w:val="single"/>
-          </w:rPr>
-          <w:t>1:15</w:t>
-        </w:r>
-      </w:hyperlink>
+      <w:r>
+        <w:rPr>
+          <w:lang w:val="hi_IN" w:bidi="hi_IN"/>
+        </w:rPr>
+        <w:t>1:15</w:t>
+      </w:r>
       <w:r>
         <w:rPr>
           <w:lang w:val="hi_IN" w:bidi="hi_IN"/>
@@ -28172,18 +28046,12 @@
         </w:rPr>
         <w:t xml:space="preserve">देखें कि आप ने इसका अनुवाद </w:t>
       </w:r>
-      <w:hyperlink r:id="rId28">
-        <w:r>
-          <w:rPr>
-            <w:lang w:val="hi_IN" w:bidi="hi_IN"/>
-          </w:rPr>
-          <w:rPr>
-            <w:color w:val="0000EE"/>
-            <w:u w:val="single"/>
-          </w:rPr>
-          <w:t>3:2</w:t>
-        </w:r>
-      </w:hyperlink>
+      <w:r>
+        <w:rPr>
+          <w:lang w:val="hi_IN" w:bidi="hi_IN"/>
+        </w:rPr>
+        <w:t>3:2</w:t>
+      </w:r>
       <w:r>
         <w:rPr>
           <w:lang w:val="hi_IN" w:bidi="hi_IN"/>
@@ -35487,18 +35355,12 @@
         </w:rPr>
         <w:t xml:space="preserve">इसका सन्दर्भ उन शिक्षाओं से है जिनका आरम्भ </w:t>
       </w:r>
-      <w:hyperlink r:id="rId29">
-        <w:r>
-          <w:rPr>
-            <w:lang w:val="hi_IN" w:bidi="hi_IN"/>
-          </w:rPr>
-          <w:rPr>
-            <w:color w:val="0000EE"/>
-            <w:u w:val="single"/>
-          </w:rPr>
-          <w:t>3:16</w:t>
-        </w:r>
-      </w:hyperlink>
+      <w:r>
+        <w:rPr>
+          <w:lang w:val="hi_IN" w:bidi="hi_IN"/>
+        </w:rPr>
+        <w:t>3:16</w:t>
+      </w:r>
       <w:r>
         <w:rPr>
           <w:lang w:val="hi_IN" w:bidi="hi_IN"/>
@@ -36624,18 +36486,12 @@
         </w:rPr>
         <w:t>” (</w:t>
       </w:r>
-      <w:hyperlink r:id="rId30">
-        <w:r>
-          <w:rPr>
-            <w:lang w:val="hi_IN" w:bidi="hi_IN"/>
-          </w:rPr>
-          <w:rPr>
-            <w:color w:val="0000EE"/>
-            <w:u w:val="single"/>
-          </w:rPr>
-          <w:t>4:6</w:t>
-        </w:r>
-      </w:hyperlink>
+      <w:r>
+        <w:rPr>
+          <w:lang w:val="hi_IN" w:bidi="hi_IN"/>
+        </w:rPr>
+        <w:t>4:6</w:t>
+      </w:r>
       <w:r>
         <w:rPr>
           <w:lang w:val="hi_IN" w:bidi="hi_IN"/>
@@ -36753,18 +36609,12 @@
         </w:rPr>
         <w:t xml:space="preserve"> एक मुहावरा जिसका अर्थ, “मतिहीन” या “मूर्खतापूर्ण” से है। पौलुस </w:t>
       </w:r>
-      <w:hyperlink r:id="rId31">
-        <w:r>
-          <w:rPr>
-            <w:lang w:val="hi_IN" w:bidi="hi_IN"/>
-          </w:rPr>
-          <w:rPr>
-            <w:color w:val="0000EE"/>
-            <w:u w:val="single"/>
-          </w:rPr>
-          <w:t>5:2</w:t>
-        </w:r>
-      </w:hyperlink>
+      <w:r>
+        <w:rPr>
+          <w:lang w:val="hi_IN" w:bidi="hi_IN"/>
+        </w:rPr>
+        <w:t>5:2</w:t>
+      </w:r>
       <w:r>
         <w:rPr>
           <w:lang w:val="hi_IN" w:bidi="hi_IN"/>
@@ -36875,18 +36725,12 @@
         </w:rPr>
         <w:t xml:space="preserve"> का अनुवाद </w:t>
       </w:r>
-      <w:hyperlink r:id="rId32">
-        <w:r>
-          <w:rPr>
-            <w:lang w:val="hi_IN" w:bidi="hi_IN"/>
-          </w:rPr>
-          <w:rPr>
-            <w:color w:val="0000EE"/>
-            <w:u w:val="single"/>
-          </w:rPr>
-          <w:t>1:14</w:t>
-        </w:r>
-      </w:hyperlink>
+      <w:r>
+        <w:rPr>
+          <w:lang w:val="hi_IN" w:bidi="hi_IN"/>
+        </w:rPr>
+        <w:t>1:14</w:t>
+      </w:r>
       <w:r>
         <w:rPr>
           <w:lang w:val="hi_IN" w:bidi="hi_IN"/>
@@ -36906,18 +36750,12 @@
         </w:rPr>
         <w:t xml:space="preserve"> का </w:t>
       </w:r>
-      <w:hyperlink r:id="rId33">
-        <w:r>
-          <w:rPr>
-            <w:lang w:val="hi_IN" w:bidi="hi_IN"/>
-          </w:rPr>
-          <w:rPr>
-            <w:color w:val="0000EE"/>
-            <w:u w:val="single"/>
-          </w:rPr>
-          <w:t>1:9</w:t>
-        </w:r>
-      </w:hyperlink>
+      <w:r>
+        <w:rPr>
+          <w:lang w:val="hi_IN" w:bidi="hi_IN"/>
+        </w:rPr>
+        <w:t>1:9</w:t>
+      </w:r>
       <w:r>
         <w:rPr>
           <w:lang w:val="hi_IN" w:bidi="hi_IN"/>
@@ -38049,36 +37887,24 @@
         </w:rPr>
         <w:t xml:space="preserve">जैसा </w:t>
       </w:r>
-      <w:hyperlink r:id="rId19">
-        <w:r>
-          <w:rPr>
-            <w:lang w:val="hi_IN" w:bidi="hi_IN"/>
-          </w:rPr>
-          <w:rPr>
-            <w:color w:val="0000EE"/>
-            <w:u w:val="single"/>
-          </w:rPr>
-          <w:t>1:15</w:t>
-        </w:r>
-      </w:hyperlink>
+      <w:r>
+        <w:rPr>
+          <w:lang w:val="hi_IN" w:bidi="hi_IN"/>
+        </w:rPr>
+        <w:t>1:15</w:t>
+      </w:r>
       <w:r>
         <w:rPr>
           <w:lang w:val="hi_IN" w:bidi="hi_IN"/>
         </w:rPr>
         <w:t xml:space="preserve"> और </w:t>
       </w:r>
-      <w:hyperlink r:id="rId34">
-        <w:r>
-          <w:rPr>
-            <w:lang w:val="hi_IN" w:bidi="hi_IN"/>
-          </w:rPr>
-          <w:rPr>
-            <w:color w:val="0000EE"/>
-            <w:u w:val="single"/>
-          </w:rPr>
-          <w:t>3:1</w:t>
-        </w:r>
-      </w:hyperlink>
+      <w:r>
+        <w:rPr>
+          <w:lang w:val="hi_IN" w:bidi="hi_IN"/>
+        </w:rPr>
+        <w:t>3:1</w:t>
+      </w:r>
       <w:r>
         <w:rPr>
           <w:lang w:val="hi_IN" w:bidi="hi_IN"/>
@@ -38176,18 +38002,12 @@
         </w:rPr>
         <w:t xml:space="preserve">देखें कि आप ने इसका अनुवाद </w:t>
       </w:r>
-      <w:hyperlink r:id="rId19">
-        <w:r>
-          <w:rPr>
-            <w:lang w:val="hi_IN" w:bidi="hi_IN"/>
-          </w:rPr>
-          <w:rPr>
-            <w:color w:val="0000EE"/>
-            <w:u w:val="single"/>
-          </w:rPr>
-          <w:t>1:15</w:t>
-        </w:r>
-      </w:hyperlink>
+      <w:r>
+        <w:rPr>
+          <w:lang w:val="hi_IN" w:bidi="hi_IN"/>
+        </w:rPr>
+        <w:t>1:15</w:t>
+      </w:r>
       <w:r>
         <w:rPr>
           <w:lang w:val="hi_IN" w:bidi="hi_IN"/>
@@ -38409,18 +38229,12 @@
         </w:rPr>
         <w:t xml:space="preserve"> का अर्थ हो सकता है: (1) उस बात की ओर जो पौलुस इस पद के शेष में परमेश्वर में आशा रखने के बारे में कहने वाले हैं। वैकल्पिक अनुवाद: "हम परिश्रम और संघर्ष इसलिए करते हैं, क्योंकि" (2) उस बात की ओर जो पौलुस ने </w:t>
       </w:r>
-      <w:hyperlink r:id="rId35">
-        <w:r>
-          <w:rPr>
-            <w:lang w:val="hi_IN" w:bidi="hi_IN"/>
-          </w:rPr>
-          <w:rPr>
-            <w:color w:val="0000EE"/>
-            <w:u w:val="single"/>
-          </w:rPr>
-          <w:t>4:8</w:t>
-        </w:r>
-      </w:hyperlink>
+      <w:r>
+        <w:rPr>
+          <w:lang w:val="hi_IN" w:bidi="hi_IN"/>
+        </w:rPr>
+        <w:t>4:8</w:t>
+      </w:r>
       <w:r>
         <w:rPr>
           <w:lang w:val="hi_IN" w:bidi="hi_IN"/>
@@ -38754,18 +38568,12 @@
         </w:rPr>
         <w:t xml:space="preserve">देखें कि आपने इसका अनुवाद </w:t>
       </w:r>
-      <w:hyperlink r:id="rId36">
-        <w:r>
-          <w:rPr>
-            <w:lang w:val="hi_IN" w:bidi="hi_IN"/>
-          </w:rPr>
-          <w:rPr>
-            <w:color w:val="0000EE"/>
-            <w:u w:val="single"/>
-          </w:rPr>
-          <w:t>3:15</w:t>
-        </w:r>
-      </w:hyperlink>
+      <w:r>
+        <w:rPr>
+          <w:lang w:val="hi_IN" w:bidi="hi_IN"/>
+        </w:rPr>
+        <w:t>3:15</w:t>
+      </w:r>
       <w:r>
         <w:rPr>
           <w:lang w:val="hi_IN" w:bidi="hi_IN"/>
@@ -39157,36 +38965,24 @@
         </w:rPr>
         <w:t xml:space="preserve"> उन निर्देशों का उल्लेख कर सकता है जो पौलुस ने </w:t>
       </w:r>
-      <w:hyperlink r:id="rId37">
-        <w:r>
-          <w:rPr>
-            <w:lang w:val="hi_IN" w:bidi="hi_IN"/>
-          </w:rPr>
-          <w:rPr>
-            <w:color w:val="0000EE"/>
-            <w:u w:val="single"/>
-          </w:rPr>
-          <w:t>4:6–10</w:t>
-        </w:r>
-      </w:hyperlink>
+      <w:r>
+        <w:rPr>
+          <w:lang w:val="hi_IN" w:bidi="hi_IN"/>
+        </w:rPr>
+        <w:t>4:6–10</w:t>
+      </w:r>
       <w:r>
         <w:rPr>
           <w:lang w:val="hi_IN" w:bidi="hi_IN"/>
         </w:rPr>
         <w:t xml:space="preserve">, </w:t>
       </w:r>
-      <w:hyperlink r:id="rId38">
-        <w:r>
-          <w:rPr>
-            <w:lang w:val="hi_IN" w:bidi="hi_IN"/>
-          </w:rPr>
-          <w:rPr>
-            <w:color w:val="0000EE"/>
-            <w:u w:val="single"/>
-          </w:rPr>
-          <w:t>4:1–10</w:t>
-        </w:r>
-      </w:hyperlink>
+      <w:r>
+        <w:rPr>
+          <w:lang w:val="hi_IN" w:bidi="hi_IN"/>
+        </w:rPr>
+        <w:t>4:1–10</w:t>
+      </w:r>
       <w:r>
         <w:rPr>
           <w:lang w:val="hi_IN" w:bidi="hi_IN"/>
@@ -40993,36 +40789,24 @@
         </w:rPr>
         <w:t xml:space="preserve">उन निर्देशों को संदर्भित कर सकता है जो पौलुस ने </w:t>
       </w:r>
-      <w:hyperlink r:id="rId39">
-        <w:r>
-          <w:rPr>
-            <w:lang w:val="hi_IN" w:bidi="hi_IN"/>
-          </w:rPr>
-          <w:rPr>
-            <w:color w:val="0000EE"/>
-            <w:u w:val="single"/>
-          </w:rPr>
-          <w:t>4:11–14</w:t>
-        </w:r>
-      </w:hyperlink>
+      <w:r>
+        <w:rPr>
+          <w:lang w:val="hi_IN" w:bidi="hi_IN"/>
+        </w:rPr>
+        <w:t>4:11–14</w:t>
+      </w:r>
       <w:r>
         <w:rPr>
           <w:lang w:val="hi_IN" w:bidi="hi_IN"/>
         </w:rPr>
         <w:t xml:space="preserve">, </w:t>
       </w:r>
-      <w:hyperlink r:id="rId40">
-        <w:r>
-          <w:rPr>
-            <w:lang w:val="hi_IN" w:bidi="hi_IN"/>
-          </w:rPr>
-          <w:rPr>
-            <w:color w:val="0000EE"/>
-            <w:u w:val="single"/>
-          </w:rPr>
-          <w:t>4:6–14</w:t>
-        </w:r>
-      </w:hyperlink>
+      <w:r>
+        <w:rPr>
+          <w:lang w:val="hi_IN" w:bidi="hi_IN"/>
+        </w:rPr>
+        <w:t>4:6–14</w:t>
+      </w:r>
       <w:r>
         <w:rPr>
           <w:lang w:val="hi_IN" w:bidi="hi_IN"/>
@@ -45152,36 +44936,24 @@
         </w:rPr>
         <w:t xml:space="preserve">यह कथन </w:t>
       </w:r>
-      <w:hyperlink r:id="rId41">
-        <w:r>
-          <w:rPr>
-            <w:lang w:val="hi_IN" w:bidi="hi_IN"/>
-          </w:rPr>
-          <w:rPr>
-            <w:color w:val="0000EE"/>
-            <w:u w:val="single"/>
-          </w:rPr>
-          <w:t>4:11</w:t>
-        </w:r>
-      </w:hyperlink>
+      <w:r>
+        <w:rPr>
+          <w:lang w:val="hi_IN" w:bidi="hi_IN"/>
+        </w:rPr>
+        <w:t>4:11</w:t>
+      </w:r>
       <w:r>
         <w:rPr>
           <w:lang w:val="hi_IN" w:bidi="hi_IN"/>
         </w:rPr>
         <w:t xml:space="preserve">, “इन बातों की आज्ञा दे और सिखाता रह,” का सन्दर्भ देता हुआ प्रतीत होता है, जो </w:t>
       </w:r>
-      <w:hyperlink r:id="rId30">
-        <w:r>
-          <w:rPr>
-            <w:lang w:val="hi_IN" w:bidi="hi_IN"/>
-          </w:rPr>
-          <w:rPr>
-            <w:color w:val="0000EE"/>
-            <w:u w:val="single"/>
-          </w:rPr>
-          <w:t>4:6</w:t>
-        </w:r>
-      </w:hyperlink>
+      <w:r>
+        <w:rPr>
+          <w:lang w:val="hi_IN" w:bidi="hi_IN"/>
+        </w:rPr>
+        <w:t>4:6</w:t>
+      </w:r>
       <w:r>
         <w:rPr>
           <w:lang w:val="hi_IN" w:bidi="hi_IN"/>
@@ -46611,18 +46383,12 @@
           <w:lang w:val="hi_IN" w:bidi="hi_IN"/>
         </w:rPr>
       </w:r>
-      <w:hyperlink r:id="rId28">
-        <w:r>
-          <w:rPr>
-            <w:lang w:val="hi_IN" w:bidi="hi_IN"/>
-          </w:rPr>
-          <w:rPr>
-            <w:color w:val="0000EE"/>
-            <w:u w:val="single"/>
-          </w:rPr>
-          <w:t>3:2</w:t>
-        </w:r>
-      </w:hyperlink>
+      <w:r>
+        <w:rPr>
+          <w:lang w:val="hi_IN" w:bidi="hi_IN"/>
+        </w:rPr>
+        <w:t>3:2</w:t>
+      </w:r>
       <w:r>
         <w:rPr>
           <w:lang w:val="hi_IN" w:bidi="hi_IN"/>
@@ -47843,18 +47609,12 @@
         </w:rPr>
         <w:t xml:space="preserve">चूँकि </w:t>
       </w:r>
-      <w:hyperlink r:id="rId42">
-        <w:r>
-          <w:rPr>
-            <w:lang w:val="hi_IN" w:bidi="hi_IN"/>
-          </w:rPr>
-          <w:rPr>
-            <w:color w:val="0000EE"/>
-            <w:u w:val="single"/>
-          </w:rPr>
-          <w:t>5:14</w:t>
-        </w:r>
-      </w:hyperlink>
+      <w:r>
+        <w:rPr>
+          <w:lang w:val="hi_IN" w:bidi="hi_IN"/>
+        </w:rPr>
+        <w:t>5:14</w:t>
+      </w:r>
       <w:r>
         <w:rPr>
           <w:lang w:val="hi_IN" w:bidi="hi_IN"/>
@@ -48185,18 +47945,12 @@
         </w:rPr>
         <w:t xml:space="preserve">यहाँ शब्द **प्रतिज्ञा ** विधवाओं द्वारा समर्पण के सन्दर्भ में है जैसा </w:t>
       </w:r>
-      <w:hyperlink r:id="rId43">
-        <w:r>
-          <w:rPr>
-            <w:lang w:val="hi_IN" w:bidi="hi_IN"/>
-          </w:rPr>
-          <w:rPr>
-            <w:color w:val="0000EE"/>
-            <w:u w:val="single"/>
-          </w:rPr>
-          <w:t>5:11</w:t>
-        </w:r>
-      </w:hyperlink>
+      <w:r>
+        <w:rPr>
+          <w:lang w:val="hi_IN" w:bidi="hi_IN"/>
+        </w:rPr>
+        <w:t>5:11</w:t>
+      </w:r>
       <w:r>
         <w:rPr>
           <w:lang w:val="hi_IN" w:bidi="hi_IN"/>
@@ -48919,18 +48673,12 @@
         </w:rPr>
         <w:t xml:space="preserve"> विधवाओं का जिक्र कर रहे हैं जिनके बारे में उन्होंने </w:t>
       </w:r>
-      <w:hyperlink r:id="rId44">
-        <w:r>
-          <w:rPr>
-            <w:lang w:val="hi_IN" w:bidi="hi_IN"/>
-          </w:rPr>
-          <w:rPr>
-            <w:color w:val="0000EE"/>
-            <w:u w:val="single"/>
-          </w:rPr>
-          <w:t>5:11–13</w:t>
-        </w:r>
-      </w:hyperlink>
+      <w:r>
+        <w:rPr>
+          <w:lang w:val="hi_IN" w:bidi="hi_IN"/>
+        </w:rPr>
+        <w:t>5:11–13</w:t>
+      </w:r>
       <w:r>
         <w:rPr>
           <w:lang w:val="hi_IN" w:bidi="hi_IN"/>
@@ -51104,36 +50852,24 @@
         </w:rPr>
         <w:t xml:space="preserve">यहाँ पौलुस पुराने नियम के पवित्रशास्त्र से विशेष रूप से </w:t>
       </w:r>
-      <w:hyperlink r:id="rId45">
-        <w:r>
-          <w:rPr>
-            <w:lang w:val="hi_IN" w:bidi="hi_IN"/>
-          </w:rPr>
-          <w:rPr>
-            <w:color w:val="0000EE"/>
-            <w:u w:val="single"/>
-          </w:rPr>
-          <w:t>व्यवस्थाविवरण 25:4</w:t>
-        </w:r>
-      </w:hyperlink>
+      <w:r>
+        <w:rPr>
+          <w:lang w:val="hi_IN" w:bidi="hi_IN"/>
+        </w:rPr>
+        <w:t>व्यवस्थाविवरण 25:4</w:t>
+      </w:r>
       <w:r>
         <w:rPr>
           <w:lang w:val="hi_IN" w:bidi="hi_IN"/>
         </w:rPr>
         <w:t xml:space="preserve"> से उद्धरण देते हैं। फिर वे कुछ उद्धृत करते हैं जो यीशु ने कहा था, जो </w:t>
       </w:r>
-      <w:hyperlink r:id="rId46">
-        <w:r>
-          <w:rPr>
-            <w:lang w:val="hi_IN" w:bidi="hi_IN"/>
-          </w:rPr>
-          <w:rPr>
-            <w:color w:val="0000EE"/>
-            <w:u w:val="single"/>
-          </w:rPr>
-          <w:t>लूका 10:7</w:t>
-        </w:r>
-      </w:hyperlink>
+      <w:r>
+        <w:rPr>
+          <w:lang w:val="hi_IN" w:bidi="hi_IN"/>
+        </w:rPr>
+        <w:t>लूका 10:7</w:t>
+      </w:r>
       <w:r>
         <w:rPr>
           <w:lang w:val="hi_IN" w:bidi="hi_IN"/>
@@ -56426,36 +56162,24 @@
         </w:rPr>
         <w:t xml:space="preserve"> उन निर्देशों की ओर संकेत करता है जो पौलुस ने तीमुथियुस को दिए हैं। ये निर्देश </w:t>
       </w:r>
-      <w:hyperlink r:id="rId47">
-        <w:r>
-          <w:rPr>
-            <w:lang w:val="hi_IN" w:bidi="hi_IN"/>
-          </w:rPr>
-          <w:rPr>
-            <w:color w:val="0000EE"/>
-            <w:u w:val="single"/>
-          </w:rPr>
-          <w:t>6:1–2</w:t>
-        </w:r>
-      </w:hyperlink>
+      <w:r>
+        <w:rPr>
+          <w:lang w:val="hi_IN" w:bidi="hi_IN"/>
+        </w:rPr>
+        <w:t>6:1–2</w:t>
+      </w:r>
       <w:r>
         <w:rPr>
           <w:lang w:val="hi_IN" w:bidi="hi_IN"/>
         </w:rPr>
         <w:t xml:space="preserve">, </w:t>
       </w:r>
-      <w:hyperlink r:id="rId48">
-        <w:r>
-          <w:rPr>
-            <w:lang w:val="hi_IN" w:bidi="hi_IN"/>
-          </w:rPr>
-          <w:rPr>
-            <w:color w:val="0000EE"/>
-            <w:u w:val="single"/>
-          </w:rPr>
-          <w:t>5:3–6:2</w:t>
-        </w:r>
-      </w:hyperlink>
+      <w:r>
+        <w:rPr>
+          <w:lang w:val="hi_IN" w:bidi="hi_IN"/>
+        </w:rPr>
+        <w:t>5:3–6:2</w:t>
+      </w:r>
       <w:r>
         <w:rPr>
           <w:lang w:val="hi_IN" w:bidi="hi_IN"/>
@@ -56658,18 +56382,12 @@
         </w:rPr>
         <w:t xml:space="preserve">इसका तात्पर्य यह है कि कुछ लोग पौलुस और तीमुथियुस द्वारा सिखाए गए से भिन्न बातें सिखा रहे थे, न कि वे किसी भिन्न तरीके से सिखा रहे थे। यदि यह आपके भाषा में सहायक हो, तो आप इस विचार को और स्पष्ट कर सकते हैं। देखें कि आपने </w:t>
       </w:r>
-      <w:hyperlink r:id="rId14">
-        <w:r>
-          <w:rPr>
-            <w:lang w:val="hi_IN" w:bidi="hi_IN"/>
-          </w:rPr>
-          <w:rPr>
-            <w:color w:val="0000EE"/>
-            <w:u w:val="single"/>
-          </w:rPr>
-          <w:t>1:3</w:t>
-        </w:r>
-      </w:hyperlink>
+      <w:r>
+        <w:rPr>
+          <w:lang w:val="hi_IN" w:bidi="hi_IN"/>
+        </w:rPr>
+        <w:t>1:3</w:t>
+      </w:r>
       <w:r>
         <w:rPr>
           <w:lang w:val="hi_IN" w:bidi="hi_IN"/>
@@ -56937,18 +56655,12 @@
         </w:rPr>
         <w:t xml:space="preserve">देखें कि आपने </w:t>
       </w:r>
-      <w:hyperlink r:id="rId49">
-        <w:r>
-          <w:rPr>
-            <w:lang w:val="hi_IN" w:bidi="hi_IN"/>
-          </w:rPr>
-          <w:rPr>
-            <w:color w:val="0000EE"/>
-            <w:u w:val="single"/>
-          </w:rPr>
-          <w:t>1:10</w:t>
-        </w:r>
-      </w:hyperlink>
+      <w:r>
+        <w:rPr>
+          <w:lang w:val="hi_IN" w:bidi="hi_IN"/>
+        </w:rPr>
+        <w:t>1:10</w:t>
+      </w:r>
       <w:r>
         <w:rPr>
           <w:lang w:val="hi_IN" w:bidi="hi_IN"/>
@@ -59364,36 +59076,24 @@
         </w:rPr>
         <w:t xml:space="preserve"> वही शब्द है जिसका पौलुस ने </w:t>
       </w:r>
-      <w:hyperlink r:id="rId50">
-        <w:r>
-          <w:rPr>
-            <w:lang w:val="hi_IN" w:bidi="hi_IN"/>
-          </w:rPr>
-          <w:rPr>
-            <w:color w:val="0000EE"/>
-            <w:u w:val="single"/>
-          </w:rPr>
-          <w:t>6:5</w:t>
-        </w:r>
-      </w:hyperlink>
+      <w:r>
+        <w:rPr>
+          <w:lang w:val="hi_IN" w:bidi="hi_IN"/>
+        </w:rPr>
+        <w:t>6:5</w:t>
+      </w:r>
       <w:r>
         <w:rPr>
           <w:lang w:val="hi_IN" w:bidi="hi_IN"/>
         </w:rPr>
         <w:t xml:space="preserve"> में रुपये-पैसे के लाभ के लिए उपयोग किया था। यहाँ, वे इस शब्द का उपयोग किसी और चीज़ के लाभ के लिए कर रहे हैं, जिसे वे स्पष्ट रूप से नहीं बताते। वे उद्धार, आत्मिक आशीर्वाद, या कुछ और का उल्लेख कर सकते हैं। यदि आपकी भाषा में यह सहायक हो, तो आप यहाँ और </w:t>
       </w:r>
-      <w:hyperlink r:id="rId50">
-        <w:r>
-          <w:rPr>
-            <w:lang w:val="hi_IN" w:bidi="hi_IN"/>
-          </w:rPr>
-          <w:rPr>
-            <w:color w:val="0000EE"/>
-            <w:u w:val="single"/>
-          </w:rPr>
-          <w:t>6:5</w:t>
-        </w:r>
-      </w:hyperlink>
+      <w:r>
+        <w:rPr>
+          <w:lang w:val="hi_IN" w:bidi="hi_IN"/>
+        </w:rPr>
+        <w:t>6:5</w:t>
+      </w:r>
       <w:r>
         <w:rPr>
           <w:lang w:val="hi_IN" w:bidi="hi_IN"/>
@@ -60576,18 +60276,12 @@
         </w:rPr>
         <w:t xml:space="preserve"> उन लोगों की लालसा को प्रस्तुत करता है जो संतुष्ट हैं (देखें </w:t>
       </w:r>
-      <w:hyperlink r:id="rId51">
-        <w:r>
-          <w:rPr>
-            <w:lang w:val="hi_IN" w:bidi="hi_IN"/>
-          </w:rPr>
-          <w:rPr>
-            <w:color w:val="0000EE"/>
-            <w:u w:val="single"/>
-          </w:rPr>
-          <w:t>6:8</w:t>
-        </w:r>
-      </w:hyperlink>
+      <w:r>
+        <w:rPr>
+          <w:lang w:val="hi_IN" w:bidi="hi_IN"/>
+        </w:rPr>
+        <w:t>6:8</w:t>
+      </w:r>
       <w:r>
         <w:rPr>
           <w:lang w:val="hi_IN" w:bidi="hi_IN"/>
@@ -60965,18 +60659,12 @@
         </w:rPr>
         <w:t xml:space="preserve">से हुए हों। यदि आपकी भाषा में यह सहायक हो, तो आप इस विचार को उपमा के रूप में व्यक्त कर सकते हैं या अर्थ को सीधे तौर पर बता सकते हैं। देखें कि आपने </w:t>
       </w:r>
-      <w:hyperlink r:id="rId52">
-        <w:r>
-          <w:rPr>
-            <w:lang w:val="hi_IN" w:bidi="hi_IN"/>
-          </w:rPr>
-          <w:rPr>
-            <w:color w:val="0000EE"/>
-            <w:u w:val="single"/>
-          </w:rPr>
-          <w:t>3:7</w:t>
-        </w:r>
-      </w:hyperlink>
+      <w:r>
+        <w:rPr>
+          <w:lang w:val="hi_IN" w:bidi="hi_IN"/>
+        </w:rPr>
+        <w:t>3:7</w:t>
+      </w:r>
       <w:r>
         <w:rPr>
           <w:lang w:val="hi_IN" w:bidi="hi_IN"/>
@@ -65713,18 +65401,12 @@
         </w:rPr>
         <w:t xml:space="preserve">देखें कि आपने इस अभिव्यक्ति का अनुवाद </w:t>
       </w:r>
-      <w:hyperlink r:id="rId53">
-        <w:r>
-          <w:rPr>
-            <w:lang w:val="hi_IN" w:bidi="hi_IN"/>
-          </w:rPr>
-          <w:rPr>
-            <w:color w:val="0000EE"/>
-            <w:u w:val="single"/>
-          </w:rPr>
-          <w:t>2:6</w:t>
-        </w:r>
-      </w:hyperlink>
+      <w:r>
+        <w:rPr>
+          <w:lang w:val="hi_IN" w:bidi="hi_IN"/>
+        </w:rPr>
+        <w:t>2:6</w:t>
+      </w:r>
       <w:r>
         <w:rPr>
           <w:lang w:val="hi_IN" w:bidi="hi_IN"/>
@@ -68140,18 +67822,12 @@
         </w:rPr>
         <w:t xml:space="preserve">नए नियम में इस अभिव्यक्ति का अर्थ अलग-अलग हो सकता है, परन्तु इस स्थिति में इसका सन्दर्भ उस नए जीवन से है जो विश्वासियों के लिए मरणोपरांत और इतिहास के अंत में होगा। या </w:t>
       </w:r>
-      <w:hyperlink r:id="rId35">
-        <w:r>
-          <w:rPr>
-            <w:lang w:val="hi_IN" w:bidi="hi_IN"/>
-          </w:rPr>
-          <w:rPr>
-            <w:color w:val="0000EE"/>
-            <w:u w:val="single"/>
-          </w:rPr>
-          <w:t>4:8</w:t>
-        </w:r>
-      </w:hyperlink>
+      <w:r>
+        <w:rPr>
+          <w:lang w:val="hi_IN" w:bidi="hi_IN"/>
+        </w:rPr>
+        <w:t>4:8</w:t>
+      </w:r>
       <w:r>
         <w:rPr>
           <w:lang w:val="hi_IN" w:bidi="hi_IN"/>
@@ -68379,18 +68055,12 @@
         </w:rPr>
         <w:t xml:space="preserve">पौलुस यहाँ उसी रूपक, “सत्य जीवन” को काम में ले रहा है जो </w:t>
       </w:r>
-      <w:hyperlink r:id="rId54">
-        <w:r>
-          <w:rPr>
-            <w:lang w:val="hi_IN" w:bidi="hi_IN"/>
-          </w:rPr>
-          <w:rPr>
-            <w:color w:val="0000EE"/>
-            <w:u w:val="single"/>
-          </w:rPr>
-          <w:t>6:12</w:t>
-        </w:r>
-      </w:hyperlink>
+      <w:r>
+        <w:rPr>
+          <w:lang w:val="hi_IN" w:bidi="hi_IN"/>
+        </w:rPr>
+        <w:t>6:12</w:t>
+      </w:r>
       <w:r>
         <w:rPr>
           <w:lang w:val="hi_IN" w:bidi="hi_IN"/>
@@ -69193,18 +68863,12 @@
         </w:rPr>
         <w:t xml:space="preserve">देखें कि आपने इस अभिव्यक्ति का अनुवाद </w:t>
       </w:r>
-      <w:hyperlink r:id="rId55">
-        <w:r>
-          <w:rPr>
-            <w:lang w:val="hi_IN" w:bidi="hi_IN"/>
-          </w:rPr>
-          <w:rPr>
-            <w:color w:val="0000EE"/>
-            <w:u w:val="single"/>
-          </w:rPr>
-          <w:t>1:6</w:t>
-        </w:r>
-      </w:hyperlink>
+      <w:r>
+        <w:rPr>
+          <w:lang w:val="hi_IN" w:bidi="hi_IN"/>
+        </w:rPr>
+        <w:t>1:6</w:t>
+      </w:r>
       <w:r>
         <w:rPr>
           <w:lang w:val="hi_IN" w:bidi="hi_IN"/>

--- a/hin/docx/54.content.docx
+++ b/hin/docx/54.content.docx
@@ -1977,6 +1977,215 @@
         <w:rPr>
           <w:lang w:val="hi_IN" w:bidi="hi_IN"/>
         </w:rPr>
+        <w:t>1 तिमिथियुस 1:3 (#3)</w:t>
+      </w:r>
+      <w:r>
+        <w:rPr>
+          <w:lang w:val="hi_IN" w:bidi="hi_IN"/>
+        </w:rPr>
+      </w:r>
+    </w:p>
+    <w:p>
+      <w:pPr/>
+      <w:r>
+        <w:rPr>
+          <w:lang w:val="hi_IN" w:bidi="hi_IN"/>
+        </w:rPr>
+      </w:r>
+      <w:r>
+        <w:rPr>
+          <w:b/>
+          <w:lang w:val="hi_IN" w:bidi="hi_IN"/>
+        </w:rPr>
+        <w:t>"इफिसुस में रहकर"</w:t>
+      </w:r>
+    </w:p>
+    <w:p>
+      <w:pPr/>
+      <w:r>
+        <w:rPr>
+          <w:lang w:val="hi_IN" w:bidi="hi_IN"/>
+        </w:rPr>
+      </w:r>
+      <w:r>
+        <w:rPr>
+          <w:lang w:val="hi_IN" w:bidi="hi_IN"/>
+        </w:rPr>
+        <w:t>“मेरे लिए इफिसुस नगर में ही रुके रहना”</w:t>
+      </w:r>
+      <w:r>
+        <w:rPr>
+          <w:lang w:val="hi_IN" w:bidi="hi_IN"/>
+        </w:rPr>
+      </w:r>
+      <w:r>
+        <w:rPr>
+          <w:lang w:val="hi_IN" w:bidi="hi_IN"/>
+        </w:rPr>
+      </w:r>
+    </w:p>
+    <w:p>
+      <w:pPr/>
+      <w:r>
+        <w:rPr>
+          <w:lang w:val="hi_IN" w:bidi="hi_IN"/>
+        </w:rPr>
+      </w:r>
+    </w:p>
+    <w:p>
+      <w:pPr>
+        <w:pStyle w:val="Heading2"/>
+      </w:pPr>
+      <w:r>
+        <w:rPr>
+          <w:lang w:val="hi_IN" w:bidi="hi_IN"/>
+        </w:rPr>
+        <w:t>1 तिमिथियुस 1:3 (#4)</w:t>
+      </w:r>
+      <w:r>
+        <w:rPr>
+          <w:lang w:val="hi_IN" w:bidi="hi_IN"/>
+        </w:rPr>
+      </w:r>
+    </w:p>
+    <w:p>
+      <w:pPr/>
+      <w:r>
+        <w:rPr>
+          <w:lang w:val="hi_IN" w:bidi="hi_IN"/>
+        </w:rPr>
+      </w:r>
+      <w:r>
+        <w:rPr>
+          <w:b/>
+          <w:lang w:val="hi_IN" w:bidi="hi_IN"/>
+        </w:rPr>
+        <w:t>"इफिसुस में"</w:t>
+      </w:r>
+    </w:p>
+    <w:p>
+      <w:pPr/>
+      <w:r>
+        <w:rPr>
+          <w:lang w:val="hi_IN" w:bidi="hi_IN"/>
+        </w:rPr>
+      </w:r>
+      <w:r>
+        <w:rPr>
+          <w:lang w:val="hi_IN" w:bidi="hi_IN"/>
+        </w:rPr>
+        <w:t>यह एक नगर का नाम है।</w:t>
+      </w:r>
+    </w:p>
+    <w:p>
+      <w:pPr/>
+      <w:r>
+        <w:rPr>
+          <w:lang w:val="hi_IN" w:bidi="hi_IN"/>
+        </w:rPr>
+      </w:r>
+      <w:r>
+        <w:rPr>
+          <w:lang w:val="hi_IN" w:bidi="hi_IN"/>
+        </w:rPr>
+        <w:t xml:space="preserve">देखें: </w:t>
+      </w:r>
+      <w:r>
+        <w:rPr>
+          <w:lang w:val="hi_IN" w:bidi="hi_IN"/>
+        </w:rPr>
+        <w:t>नामों का अनुवाद कैसे करें</w:t>
+      </w:r>
+      <w:r>
+        <w:rPr>
+          <w:lang w:val="hi_IN" w:bidi="hi_IN"/>
+        </w:rPr>
+      </w:r>
+      <w:r>
+        <w:rPr>
+          <w:lang w:val="hi_IN" w:bidi="hi_IN"/>
+        </w:rPr>
+      </w:r>
+    </w:p>
+    <w:p>
+      <w:pPr/>
+      <w:r>
+        <w:rPr>
+          <w:lang w:val="hi_IN" w:bidi="hi_IN"/>
+        </w:rPr>
+      </w:r>
+    </w:p>
+    <w:p>
+      <w:pPr>
+        <w:pStyle w:val="Heading2"/>
+      </w:pPr>
+      <w:r>
+        <w:rPr>
+          <w:lang w:val="hi_IN" w:bidi="hi_IN"/>
+        </w:rPr>
+        <w:t>1 तिमिथियुस 1:3 (#5)</w:t>
+      </w:r>
+      <w:r>
+        <w:rPr>
+          <w:lang w:val="hi_IN" w:bidi="hi_IN"/>
+        </w:rPr>
+      </w:r>
+    </w:p>
+    <w:p>
+      <w:pPr/>
+      <w:r>
+        <w:rPr>
+          <w:lang w:val="hi_IN" w:bidi="hi_IN"/>
+        </w:rPr>
+      </w:r>
+      <w:r>
+        <w:rPr>
+          <w:b/>
+          <w:lang w:val="hi_IN" w:bidi="hi_IN"/>
+        </w:rPr>
+        <w:t>"कुछ लोगों को"</w:t>
+      </w:r>
+    </w:p>
+    <w:p>
+      <w:pPr/>
+      <w:r>
+        <w:rPr>
+          <w:lang w:val="hi_IN" w:bidi="hi_IN"/>
+        </w:rPr>
+      </w:r>
+      <w:r>
+        <w:rPr>
+          <w:lang w:val="hi_IN" w:bidi="hi_IN"/>
+        </w:rPr>
+        <w:t>वैकल्पिक अनुवाद: “निश्चित लोग”</w:t>
+      </w:r>
+      <w:r>
+        <w:rPr>
+          <w:lang w:val="hi_IN" w:bidi="hi_IN"/>
+        </w:rPr>
+      </w:r>
+      <w:r>
+        <w:rPr>
+          <w:lang w:val="hi_IN" w:bidi="hi_IN"/>
+        </w:rPr>
+      </w:r>
+    </w:p>
+    <w:p>
+      <w:pPr/>
+      <w:r>
+        <w:rPr>
+          <w:lang w:val="hi_IN" w:bidi="hi_IN"/>
+        </w:rPr>
+      </w:r>
+    </w:p>
+    <w:p>
+      <w:pPr>
+        <w:pStyle w:val="Heading2"/>
+      </w:pPr>
+      <w:r>
+        <w:rPr>
+          <w:lang w:val="hi_IN" w:bidi="hi_IN"/>
+        </w:rPr>
         <w:t>1 तीमुथियुस 1:3–4 (#1)</w:t>
       </w:r>
       <w:r>
@@ -3536,6 +3745,172 @@
         <w:rPr>
           <w:lang w:val="hi_IN" w:bidi="hi_IN"/>
         </w:rPr>
+        <w:t>1 तिमिथियुस 1:5 (#5)</w:t>
+      </w:r>
+      <w:r>
+        <w:rPr>
+          <w:lang w:val="hi_IN" w:bidi="hi_IN"/>
+        </w:rPr>
+      </w:r>
+    </w:p>
+    <w:p>
+      <w:pPr/>
+      <w:r>
+        <w:rPr>
+          <w:lang w:val="hi_IN" w:bidi="hi_IN"/>
+        </w:rPr>
+      </w:r>
+      <w:r>
+        <w:rPr>
+          <w:b/>
+          <w:lang w:val="hi_IN" w:bidi="hi_IN"/>
+        </w:rPr>
+        <w:t>"शुद्ध मन"</w:t>
+      </w:r>
+      <w:r>
+        <w:rPr>
+          <w:lang w:val="hi_IN" w:bidi="hi_IN"/>
+        </w:rPr>
+        <w:t xml:space="preserve"> - </w:t>
+      </w:r>
+      <w:r>
+        <w:rPr>
+          <w:b/>
+          <w:lang w:val="hi_IN" w:bidi="hi_IN"/>
+        </w:rPr>
+        <w:t>"से"</w:t>
+      </w:r>
+    </w:p>
+    <w:p>
+      <w:pPr/>
+      <w:r>
+        <w:rPr>
+          <w:lang w:val="hi_IN" w:bidi="hi_IN"/>
+        </w:rPr>
+      </w:r>
+      <w:r>
+        <w:rPr>
+          <w:lang w:val="hi_IN" w:bidi="hi_IN"/>
+        </w:rPr>
+        <w:t xml:space="preserve">यहाँ </w:t>
+      </w:r>
+      <w:r>
+        <w:rPr>
+          <w:b/>
+          <w:lang w:val="hi_IN" w:bidi="hi_IN"/>
+        </w:rPr>
+        <w:t>शुद्ध</w:t>
+      </w:r>
+      <w:r>
+        <w:rPr>
+          <w:lang w:val="hi_IN" w:bidi="hi_IN"/>
+        </w:rPr>
+        <w:t xml:space="preserve"> आलंकारिक प्रयोग है जो उस मनुष्य को दर्शाता है जो केवल भली बातों की इच्छा रखता है और उसकी प्रेरणाएं बुराइयों से मिश्रित नहीं हैं। वैकल्पिक अनुवाद: केवल भलाई के निमित्त लालसाओं से”</w:t>
+      </w:r>
+    </w:p>
+    <w:p>
+      <w:pPr/>
+      <w:r>
+        <w:rPr>
+          <w:lang w:val="hi_IN" w:bidi="hi_IN"/>
+        </w:rPr>
+      </w:r>
+      <w:r>
+        <w:rPr>
+          <w:lang w:val="hi_IN" w:bidi="hi_IN"/>
+        </w:rPr>
+        <w:t>देखें: प्रतिन्यास</w:t>
+      </w:r>
+      <w:r>
+        <w:rPr>
+          <w:lang w:val="hi_IN" w:bidi="hi_IN"/>
+        </w:rPr>
+      </w:r>
+      <w:r>
+        <w:rPr>
+          <w:lang w:val="hi_IN" w:bidi="hi_IN"/>
+        </w:rPr>
+      </w:r>
+    </w:p>
+    <w:p>
+      <w:pPr/>
+      <w:r>
+        <w:rPr>
+          <w:lang w:val="hi_IN" w:bidi="hi_IN"/>
+        </w:rPr>
+      </w:r>
+    </w:p>
+    <w:p>
+      <w:pPr>
+        <w:pStyle w:val="Heading2"/>
+      </w:pPr>
+      <w:r>
+        <w:rPr>
+          <w:lang w:val="hi_IN" w:bidi="hi_IN"/>
+        </w:rPr>
+        <w:t>1 तिमिथियुस 1:5 (#7)</w:t>
+      </w:r>
+      <w:r>
+        <w:rPr>
+          <w:lang w:val="hi_IN" w:bidi="hi_IN"/>
+        </w:rPr>
+      </w:r>
+    </w:p>
+    <w:p>
+      <w:pPr/>
+      <w:r>
+        <w:rPr>
+          <w:lang w:val="hi_IN" w:bidi="hi_IN"/>
+        </w:rPr>
+      </w:r>
+      <w:r>
+        <w:rPr>
+          <w:b/>
+          <w:lang w:val="hi_IN" w:bidi="hi_IN"/>
+        </w:rPr>
+        <w:t>"निष्कपट विश्वास"</w:t>
+      </w:r>
+    </w:p>
+    <w:p>
+      <w:pPr/>
+      <w:r>
+        <w:rPr>
+          <w:lang w:val="hi_IN" w:bidi="hi_IN"/>
+        </w:rPr>
+      </w:r>
+      <w:r>
+        <w:rPr>
+          <w:lang w:val="hi_IN" w:bidi="hi_IN"/>
+        </w:rPr>
+        <w:t>यह प्रेम की ओर ले जाने वाली तीसरी बात है, आज्ञा का एकमात्र लक्ष्य न कि आज्ञा का तीसरा लक्ष्य। वैकल्पिक अनुवाद: “और उस विश्वास से जो सच्चा है” या “और उस विश्वास से जो पाखंड रहित है”</w:t>
+      </w:r>
+      <w:r>
+        <w:rPr>
+          <w:lang w:val="hi_IN" w:bidi="hi_IN"/>
+        </w:rPr>
+      </w:r>
+      <w:r>
+        <w:rPr>
+          <w:lang w:val="hi_IN" w:bidi="hi_IN"/>
+        </w:rPr>
+      </w:r>
+    </w:p>
+    <w:p>
+      <w:pPr/>
+      <w:r>
+        <w:rPr>
+          <w:lang w:val="hi_IN" w:bidi="hi_IN"/>
+        </w:rPr>
+      </w:r>
+    </w:p>
+    <w:p>
+      <w:pPr>
+        <w:pStyle w:val="Heading2"/>
+      </w:pPr>
+      <w:r>
+        <w:rPr>
+          <w:lang w:val="hi_IN" w:bidi="hi_IN"/>
+        </w:rPr>
         <w:t>1 तीमुथियुस 1:6 (#1)</w:t>
       </w:r>
       <w:r>
@@ -4157,6 +4532,69 @@
         <w:rPr>
           <w:lang w:val="hi_IN" w:bidi="hi_IN"/>
         </w:rPr>
+        <w:t>1 तिमिथियुस 1:7 (#2)</w:t>
+      </w:r>
+      <w:r>
+        <w:rPr>
+          <w:lang w:val="hi_IN" w:bidi="hi_IN"/>
+        </w:rPr>
+      </w:r>
+    </w:p>
+    <w:p>
+      <w:pPr/>
+      <w:r>
+        <w:rPr>
+          <w:lang w:val="hi_IN" w:bidi="hi_IN"/>
+        </w:rPr>
+      </w:r>
+      <w:r>
+        <w:rPr>
+          <w:b/>
+          <w:lang w:val="hi_IN" w:bidi="hi_IN"/>
+        </w:rPr>
+        <w:t>"समझते भी नहीं"</w:t>
+      </w:r>
+    </w:p>
+    <w:p>
+      <w:pPr/>
+      <w:r>
+        <w:rPr>
+          <w:lang w:val="hi_IN" w:bidi="hi_IN"/>
+        </w:rPr>
+      </w:r>
+      <w:r>
+        <w:rPr>
+          <w:lang w:val="hi_IN" w:bidi="hi_IN"/>
+        </w:rPr>
+        <w:t>वैकल्पिक अनुवाद: “यद्यपि वे समझते नहीं” या “और वे फिर भी समझते नहीं”</w:t>
+      </w:r>
+      <w:r>
+        <w:rPr>
+          <w:lang w:val="hi_IN" w:bidi="hi_IN"/>
+        </w:rPr>
+      </w:r>
+      <w:r>
+        <w:rPr>
+          <w:lang w:val="hi_IN" w:bidi="hi_IN"/>
+        </w:rPr>
+      </w:r>
+    </w:p>
+    <w:p>
+      <w:pPr/>
+      <w:r>
+        <w:rPr>
+          <w:lang w:val="hi_IN" w:bidi="hi_IN"/>
+        </w:rPr>
+      </w:r>
+    </w:p>
+    <w:p>
+      <w:pPr>
+        <w:pStyle w:val="Heading2"/>
+      </w:pPr>
+      <w:r>
+        <w:rPr>
+          <w:lang w:val="hi_IN" w:bidi="hi_IN"/>
+        </w:rPr>
         <w:t>1 तीमुथियुस 1:8 (#1)</w:t>
       </w:r>
       <w:r>
@@ -4476,6 +4914,134 @@
         <w:rPr>
           <w:lang w:val="hi_IN" w:bidi="hi_IN"/>
         </w:rPr>
+        <w:t>1 तिमिथियुस 1:8 (#2)</w:t>
+      </w:r>
+      <w:r>
+        <w:rPr>
+          <w:lang w:val="hi_IN" w:bidi="hi_IN"/>
+        </w:rPr>
+      </w:r>
+    </w:p>
+    <w:p>
+      <w:pPr/>
+      <w:r>
+        <w:rPr>
+          <w:lang w:val="hi_IN" w:bidi="hi_IN"/>
+        </w:rPr>
+      </w:r>
+      <w:r>
+        <w:rPr>
+          <w:b/>
+          <w:lang w:val="hi_IN" w:bidi="hi_IN"/>
+        </w:rPr>
+        <w:t>"पर जानते हैं"</w:t>
+      </w:r>
+    </w:p>
+    <w:p>
+      <w:pPr/>
+      <w:r>
+        <w:rPr>
+          <w:lang w:val="hi_IN" w:bidi="hi_IN"/>
+        </w:rPr>
+      </w:r>
+      <w:r>
+        <w:rPr>
+          <w:lang w:val="hi_IN" w:bidi="hi_IN"/>
+        </w:rPr>
+        <w:t xml:space="preserve">इस पत्र में पौलुस </w:t>
+      </w:r>
+      <w:r>
+        <w:rPr>
+          <w:b/>
+          <w:lang w:val="hi_IN" w:bidi="hi_IN"/>
+        </w:rPr>
+        <w:t>हम</w:t>
+      </w:r>
+      <w:r>
+        <w:rPr>
+          <w:lang w:val="hi_IN" w:bidi="hi_IN"/>
+        </w:rPr>
+        <w:t>,</w:t>
+      </w:r>
+      <w:r>
+        <w:rPr>
+          <w:b/>
+          <w:lang w:val="hi_IN" w:bidi="hi_IN"/>
+        </w:rPr>
+        <w:t>हमारे</w:t>
+      </w:r>
+      <w:r>
+        <w:rPr>
+          <w:lang w:val="hi_IN" w:bidi="hi_IN"/>
+        </w:rPr>
+        <w:t xml:space="preserve">,और </w:t>
+      </w:r>
+      <w:r>
+        <w:rPr>
+          <w:b/>
+          <w:lang w:val="hi_IN" w:bidi="hi_IN"/>
+        </w:rPr>
+        <w:t>हमारा</w:t>
+      </w:r>
+      <w:r>
+        <w:rPr>
+          <w:lang w:val="hi_IN" w:bidi="hi_IN"/>
+        </w:rPr>
+        <w:t xml:space="preserve">शब्दों का उपयोग करता है जो या तो तीमुथियुस और उसके स्वयं के लिए है या सब विश्वासियों के लिए है, जिसमें वे दोनों भी हैं। अत: ये शब्द सामान्यत: पत्र पाने वालों के सन्दर्भ में हैं। </w:t>
+      </w:r>
+      <w:r>
+        <w:rPr>
+          <w:lang w:val="hi_IN" w:bidi="hi_IN"/>
+        </w:rPr>
+        <w:t>4:10</w:t>
+      </w:r>
+      <w:r>
+        <w:rPr>
+          <w:lang w:val="hi_IN" w:bidi="hi_IN"/>
+        </w:rPr>
+        <w:t xml:space="preserve"> में एकमात्र अपवाद पर चर्चा टिप्पणी में की जाए।</w:t>
+      </w:r>
+    </w:p>
+    <w:p>
+      <w:pPr/>
+      <w:r>
+        <w:rPr>
+          <w:lang w:val="hi_IN" w:bidi="hi_IN"/>
+        </w:rPr>
+      </w:r>
+      <w:r>
+        <w:rPr>
+          <w:lang w:val="hi_IN" w:bidi="hi_IN"/>
+        </w:rPr>
+        <w:t>देखें:</w:t>
+      </w:r>
+      <w:r>
+        <w:rPr>
+          <w:lang w:val="hi_IN" w:bidi="hi_IN"/>
+        </w:rPr>
+      </w:r>
+      <w:r>
+        <w:rPr>
+          <w:lang w:val="hi_IN" w:bidi="hi_IN"/>
+        </w:rPr>
+      </w:r>
+    </w:p>
+    <w:p>
+      <w:pPr/>
+      <w:r>
+        <w:rPr>
+          <w:lang w:val="hi_IN" w:bidi="hi_IN"/>
+        </w:rPr>
+      </w:r>
+    </w:p>
+    <w:p>
+      <w:pPr>
+        <w:pStyle w:val="Heading2"/>
+      </w:pPr>
+      <w:r>
+        <w:rPr>
+          <w:lang w:val="hi_IN" w:bidi="hi_IN"/>
+        </w:rPr>
         <w:t>1 तीमुथियुस 1:9 (#1)</w:t>
       </w:r>
       <w:r>
@@ -5187,6 +5753,89 @@
         <w:rPr>
           <w:lang w:val="hi_IN" w:bidi="hi_IN"/>
         </w:rPr>
+        <w:t>1 तिमिथियुस 1:9 (#3)</w:t>
+      </w:r>
+      <w:r>
+        <w:rPr>
+          <w:lang w:val="hi_IN" w:bidi="hi_IN"/>
+        </w:rPr>
+      </w:r>
+    </w:p>
+    <w:p>
+      <w:pPr/>
+      <w:r>
+        <w:rPr>
+          <w:lang w:val="hi_IN" w:bidi="hi_IN"/>
+        </w:rPr>
+      </w:r>
+      <w:r>
+        <w:rPr>
+          <w:b/>
+          <w:lang w:val="hi_IN" w:bidi="hi_IN"/>
+        </w:rPr>
+        <w:t>"धर्मी जन के"</w:t>
+      </w:r>
+    </w:p>
+    <w:p>
+      <w:pPr/>
+      <w:r>
+        <w:rPr>
+          <w:lang w:val="hi_IN" w:bidi="hi_IN"/>
+        </w:rPr>
+      </w:r>
+      <w:r>
+        <w:rPr>
+          <w:lang w:val="hi_IN" w:bidi="hi_IN"/>
+        </w:rPr>
+        <w:t>पौलुस इस विशेषण को संज्ञा रूप में काम में ले रहा है कि इसके द्वारा वर्णित मनुष्यों के वर्ग का सन्दर्भ दे। यदि आपकी भाषा में अधिक स्पष्ट हो, तो आप इसका अनुवाद संज्ञा द्वारा कर सकते हैं। वैकल्पिक अनुवाद: “मनुष्य जो धर्मी हैं”</w:t>
+      </w:r>
+    </w:p>
+    <w:p>
+      <w:pPr/>
+      <w:r>
+        <w:rPr>
+          <w:lang w:val="hi_IN" w:bidi="hi_IN"/>
+        </w:rPr>
+      </w:r>
+      <w:r>
+        <w:rPr>
+          <w:lang w:val="hi_IN" w:bidi="hi_IN"/>
+        </w:rPr>
+        <w:t xml:space="preserve">देखें: </w:t>
+      </w:r>
+      <w:r>
+        <w:rPr>
+          <w:lang w:val="hi_IN" w:bidi="hi_IN"/>
+        </w:rPr>
+        <w:t>नाम विशेषण</w:t>
+      </w:r>
+      <w:r>
+        <w:rPr>
+          <w:lang w:val="hi_IN" w:bidi="hi_IN"/>
+        </w:rPr>
+      </w:r>
+      <w:r>
+        <w:rPr>
+          <w:lang w:val="hi_IN" w:bidi="hi_IN"/>
+        </w:rPr>
+      </w:r>
+    </w:p>
+    <w:p>
+      <w:pPr/>
+      <w:r>
+        <w:rPr>
+          <w:lang w:val="hi_IN" w:bidi="hi_IN"/>
+        </w:rPr>
+      </w:r>
+    </w:p>
+    <w:p>
+      <w:pPr>
+        <w:pStyle w:val="Heading2"/>
+      </w:pPr>
+      <w:r>
+        <w:rPr>
+          <w:lang w:val="hi_IN" w:bidi="hi_IN"/>
+        </w:rPr>
         <w:t>1 तिमिथियुस 1:10 (#1)</w:t>
       </w:r>
       <w:r>
@@ -5651,6 +6300,102 @@
         <w:rPr>
           <w:lang w:val="hi_IN" w:bidi="hi_IN"/>
         </w:rPr>
+        <w:t>1 तिमिथियुस 1:10 (#3)</w:t>
+      </w:r>
+      <w:r>
+        <w:rPr>
+          <w:lang w:val="hi_IN" w:bidi="hi_IN"/>
+        </w:rPr>
+      </w:r>
+    </w:p>
+    <w:p>
+      <w:pPr/>
+      <w:r>
+        <w:rPr>
+          <w:lang w:val="hi_IN" w:bidi="hi_IN"/>
+        </w:rPr>
+      </w:r>
+      <w:r>
+        <w:rPr>
+          <w:b/>
+          <w:lang w:val="hi_IN" w:bidi="hi_IN"/>
+        </w:rPr>
+        <w:t>"मनुष्य के बेचनेवालों"</w:t>
+      </w:r>
+    </w:p>
+    <w:p>
+      <w:pPr/>
+      <w:r>
+        <w:rPr>
+          <w:lang w:val="hi_IN" w:bidi="hi_IN"/>
+        </w:rPr>
+      </w:r>
+      <w:r>
+        <w:rPr>
+          <w:lang w:val="hi_IN" w:bidi="hi_IN"/>
+        </w:rPr>
+        <w:t xml:space="preserve">यह शब्द सूची में पाँचवाँ और अंतिम संयुक्त शब्द है। पौलुस </w:t>
+      </w:r>
+      <w:r>
+        <w:rPr>
+          <w:b/>
+          <w:lang w:val="hi_IN" w:bidi="hi_IN"/>
+        </w:rPr>
+        <w:t>पुरुष</w:t>
+      </w:r>
+      <w:r>
+        <w:rPr>
+          <w:lang w:val="hi_IN" w:bidi="hi_IN"/>
+        </w:rPr>
+        <w:t xml:space="preserve"> शब्द को व्यापक अर्थ में काम में लेता है जिसमें स्त्री-पुरुष दोनों आते हैं। वैकल्पिक अनुवाद: “दास होने हेतु मनुष्यों का अपहरण करके बेचने वाले लोग”</w:t>
+      </w:r>
+    </w:p>
+    <w:p>
+      <w:pPr/>
+      <w:r>
+        <w:rPr>
+          <w:lang w:val="hi_IN" w:bidi="hi_IN"/>
+        </w:rPr>
+      </w:r>
+      <w:r>
+        <w:rPr>
+          <w:lang w:val="hi_IN" w:bidi="hi_IN"/>
+        </w:rPr>
+        <w:t xml:space="preserve">देखें: </w:t>
+      </w:r>
+      <w:r>
+        <w:rPr>
+          <w:lang w:val="hi_IN" w:bidi="hi_IN"/>
+        </w:rPr>
+        <w:t>जब पुल्लिंग शब्द महिलाओं को भी शामिल करें</w:t>
+      </w:r>
+      <w:r>
+        <w:rPr>
+          <w:lang w:val="hi_IN" w:bidi="hi_IN"/>
+        </w:rPr>
+      </w:r>
+      <w:r>
+        <w:rPr>
+          <w:lang w:val="hi_IN" w:bidi="hi_IN"/>
+        </w:rPr>
+      </w:r>
+    </w:p>
+    <w:p>
+      <w:pPr/>
+      <w:r>
+        <w:rPr>
+          <w:lang w:val="hi_IN" w:bidi="hi_IN"/>
+        </w:rPr>
+      </w:r>
+    </w:p>
+    <w:p>
+      <w:pPr>
+        <w:pStyle w:val="Heading2"/>
+      </w:pPr>
+      <w:r>
+        <w:rPr>
+          <w:lang w:val="hi_IN" w:bidi="hi_IN"/>
+        </w:rPr>
         <w:t>1 तिमिथियुस 1:11 (#1)</w:t>
       </w:r>
       <w:r>
@@ -7368,6 +8113,172 @@
         <w:rPr>
           <w:lang w:val="hi_IN" w:bidi="hi_IN"/>
         </w:rPr>
+        <w:t>1 तिमिथियुस 1:13 (#2)</w:t>
+      </w:r>
+      <w:r>
+        <w:rPr>
+          <w:lang w:val="hi_IN" w:bidi="hi_IN"/>
+        </w:rPr>
+      </w:r>
+    </w:p>
+    <w:p>
+      <w:pPr/>
+      <w:r>
+        <w:rPr>
+          <w:lang w:val="hi_IN" w:bidi="hi_IN"/>
+        </w:rPr>
+      </w:r>
+      <w:r>
+        <w:rPr>
+          <w:b/>
+          <w:lang w:val="hi_IN" w:bidi="hi_IN"/>
+        </w:rPr>
+        <w:t>"सतानेवाला"</w:t>
+      </w:r>
+    </w:p>
+    <w:p>
+      <w:pPr/>
+      <w:r>
+        <w:rPr>
+          <w:lang w:val="hi_IN" w:bidi="hi_IN"/>
+        </w:rPr>
+      </w:r>
+      <w:r>
+        <w:rPr>
+          <w:lang w:val="hi_IN" w:bidi="hi_IN"/>
+        </w:rPr>
+        <w:t>पौलुस मसीही विश्वास में आने से पहले के अपने चरित्र के बारे में कह रहा है। वैकल्पिक अनुवाद: “एक ऐसा मनुष्य जो यीशु में विश्वास करने वालों को सताता था”</w:t>
+      </w:r>
+    </w:p>
+    <w:p>
+      <w:pPr/>
+      <w:r>
+        <w:rPr>
+          <w:lang w:val="hi_IN" w:bidi="hi_IN"/>
+        </w:rPr>
+      </w:r>
+      <w:r>
+        <w:rPr>
+          <w:lang w:val="hi_IN" w:bidi="hi_IN"/>
+        </w:rPr>
+        <w:t xml:space="preserve">देखें: </w:t>
+      </w:r>
+      <w:r>
+        <w:rPr>
+          <w:lang w:val="hi_IN" w:bidi="hi_IN"/>
+        </w:rPr>
+        <w:t>अनुमानित ज्ञान और निहित जानकारी</w:t>
+      </w:r>
+      <w:r>
+        <w:rPr>
+          <w:lang w:val="hi_IN" w:bidi="hi_IN"/>
+        </w:rPr>
+      </w:r>
+      <w:r>
+        <w:rPr>
+          <w:lang w:val="hi_IN" w:bidi="hi_IN"/>
+        </w:rPr>
+      </w:r>
+    </w:p>
+    <w:p>
+      <w:pPr/>
+      <w:r>
+        <w:rPr>
+          <w:lang w:val="hi_IN" w:bidi="hi_IN"/>
+        </w:rPr>
+      </w:r>
+    </w:p>
+    <w:p>
+      <w:pPr>
+        <w:pStyle w:val="Heading2"/>
+      </w:pPr>
+      <w:r>
+        <w:rPr>
+          <w:lang w:val="hi_IN" w:bidi="hi_IN"/>
+        </w:rPr>
+        <w:t>1 तिमिथियुस 1:13 (#3)</w:t>
+      </w:r>
+      <w:r>
+        <w:rPr>
+          <w:lang w:val="hi_IN" w:bidi="hi_IN"/>
+        </w:rPr>
+      </w:r>
+    </w:p>
+    <w:p>
+      <w:pPr/>
+      <w:r>
+        <w:rPr>
+          <w:lang w:val="hi_IN" w:bidi="hi_IN"/>
+        </w:rPr>
+      </w:r>
+      <w:r>
+        <w:rPr>
+          <w:b/>
+          <w:lang w:val="hi_IN" w:bidi="hi_IN"/>
+        </w:rPr>
+        <w:t>"अंधेर"</w:t>
+      </w:r>
+    </w:p>
+    <w:p>
+      <w:pPr/>
+      <w:r>
+        <w:rPr>
+          <w:lang w:val="hi_IN" w:bidi="hi_IN"/>
+        </w:rPr>
+      </w:r>
+      <w:r>
+        <w:rPr>
+          <w:lang w:val="hi_IN" w:bidi="hi_IN"/>
+        </w:rPr>
+        <w:t>पौलुस मसीही विश्वास में आने से पहले के अपने चरित्र के बारे में कहा रहा है। वैकल्पिक अनुवाद: “एक अत्याचारी मनुष्य” या “यीशु में विश्वास करने वालों पर अत्याचार करने वाला मनुष्य”</w:t>
+      </w:r>
+    </w:p>
+    <w:p>
+      <w:pPr/>
+      <w:r>
+        <w:rPr>
+          <w:lang w:val="hi_IN" w:bidi="hi_IN"/>
+        </w:rPr>
+      </w:r>
+      <w:r>
+        <w:rPr>
+          <w:lang w:val="hi_IN" w:bidi="hi_IN"/>
+        </w:rPr>
+        <w:t xml:space="preserve">देखें: </w:t>
+      </w:r>
+      <w:r>
+        <w:rPr>
+          <w:lang w:val="hi_IN" w:bidi="hi_IN"/>
+        </w:rPr>
+        <w:t>अनुमानित ज्ञान और निहित जानकारी</w:t>
+      </w:r>
+      <w:r>
+        <w:rPr>
+          <w:lang w:val="hi_IN" w:bidi="hi_IN"/>
+        </w:rPr>
+      </w:r>
+      <w:r>
+        <w:rPr>
+          <w:lang w:val="hi_IN" w:bidi="hi_IN"/>
+        </w:rPr>
+      </w:r>
+    </w:p>
+    <w:p>
+      <w:pPr/>
+      <w:r>
+        <w:rPr>
+          <w:lang w:val="hi_IN" w:bidi="hi_IN"/>
+        </w:rPr>
+      </w:r>
+    </w:p>
+    <w:p>
+      <w:pPr>
+        <w:pStyle w:val="Heading2"/>
+      </w:pPr>
+      <w:r>
+        <w:rPr>
+          <w:lang w:val="hi_IN" w:bidi="hi_IN"/>
+        </w:rPr>
         <w:t>1 तिमिथियुस 1:14 (#1)</w:t>
       </w:r>
       <w:r>
@@ -13361,6 +14272,115 @@
         <w:rPr>
           <w:lang w:val="hi_IN" w:bidi="hi_IN"/>
         </w:rPr>
+        <w:t>1 तिमिथियुस 2:2 (#2)</w:t>
+      </w:r>
+      <w:r>
+        <w:rPr>
+          <w:lang w:val="hi_IN" w:bidi="hi_IN"/>
+        </w:rPr>
+      </w:r>
+    </w:p>
+    <w:p>
+      <w:pPr/>
+      <w:r>
+        <w:rPr>
+          <w:lang w:val="hi_IN" w:bidi="hi_IN"/>
+        </w:rPr>
+      </w:r>
+      <w:r>
+        <w:rPr>
+          <w:b/>
+          <w:lang w:val="hi_IN" w:bidi="hi_IN"/>
+        </w:rPr>
+        <w:t>"साथ सारी भक्ति और गरिमा में"</w:t>
+      </w:r>
+    </w:p>
+    <w:p>
+      <w:pPr/>
+      <w:r>
+        <w:rPr>
+          <w:lang w:val="hi_IN" w:bidi="hi_IN"/>
+        </w:rPr>
+      </w:r>
+      <w:r>
+        <w:rPr>
+          <w:lang w:val="hi_IN" w:bidi="hi_IN"/>
+        </w:rPr>
+        <w:t xml:space="preserve">"यदि आपके पाठकों को सहायता मिले तो आप इन भाववाचक संज्ञा शब्दों, </w:t>
+      </w:r>
+      <w:r>
+        <w:rPr>
+          <w:b/>
+          <w:lang w:val="hi_IN" w:bidi="hi_IN"/>
+        </w:rPr>
+        <w:t>भक्ति</w:t>
+      </w:r>
+      <w:r>
+        <w:rPr>
+          <w:lang w:val="hi_IN" w:bidi="hi_IN"/>
+        </w:rPr>
+        <w:t xml:space="preserve"> और </w:t>
+      </w:r>
+      <w:r>
+        <w:rPr>
+          <w:b/>
+          <w:lang w:val="hi_IN" w:bidi="hi_IN"/>
+        </w:rPr>
+        <w:t>गरिमा</w:t>
+      </w:r>
+      <w:r>
+        <w:rPr>
+          <w:lang w:val="hi_IN" w:bidi="hi_IN"/>
+        </w:rPr>
+        <w:t xml:space="preserve"> में निहित विचार को क्रिया शब्दों के वाक्यों में व्यक्त कर सकते हैं जैसे, “प्रतिष्ठा” और “सम्मान” करना।</w:t>
+      </w:r>
+    </w:p>
+    <w:p>
+      <w:pPr/>
+      <w:r>
+        <w:rPr>
+          <w:lang w:val="hi_IN" w:bidi="hi_IN"/>
+        </w:rPr>
+      </w:r>
+      <w:r>
+        <w:rPr>
+          <w:lang w:val="hi_IN" w:bidi="hi_IN"/>
+        </w:rPr>
+        <w:t xml:space="preserve">देखें: </w:t>
+      </w:r>
+      <w:r>
+        <w:rPr>
+          <w:lang w:val="hi_IN" w:bidi="hi_IN"/>
+        </w:rPr>
+        <w:t>अमूर्त संज्ञाएँ</w:t>
+      </w:r>
+      <w:r>
+        <w:rPr>
+          <w:lang w:val="hi_IN" w:bidi="hi_IN"/>
+        </w:rPr>
+      </w:r>
+      <w:r>
+        <w:rPr>
+          <w:lang w:val="hi_IN" w:bidi="hi_IN"/>
+        </w:rPr>
+      </w:r>
+    </w:p>
+    <w:p>
+      <w:pPr/>
+      <w:r>
+        <w:rPr>
+          <w:lang w:val="hi_IN" w:bidi="hi_IN"/>
+        </w:rPr>
+      </w:r>
+    </w:p>
+    <w:p>
+      <w:pPr>
+        <w:pStyle w:val="Heading2"/>
+      </w:pPr>
+      <w:r>
+        <w:rPr>
+          <w:lang w:val="hi_IN" w:bidi="hi_IN"/>
+        </w:rPr>
         <w:t>1 तीमुथियुस 2:3 (#1)</w:t>
       </w:r>
       <w:r>
@@ -16806,6 +17826,69 @@
         <w:rPr>
           <w:lang w:val="hi_IN" w:bidi="hi_IN"/>
         </w:rPr>
+        <w:t>1 तिमिथियुस 2:7 (#5)</w:t>
+      </w:r>
+      <w:r>
+        <w:rPr>
+          <w:lang w:val="hi_IN" w:bidi="hi_IN"/>
+        </w:rPr>
+      </w:r>
+    </w:p>
+    <w:p>
+      <w:pPr/>
+      <w:r>
+        <w:rPr>
+          <w:lang w:val="hi_IN" w:bidi="hi_IN"/>
+        </w:rPr>
+      </w:r>
+      <w:r>
+        <w:rPr>
+          <w:b/>
+          <w:lang w:val="hi_IN" w:bidi="hi_IN"/>
+        </w:rPr>
+        <w:t>"अन्यजातियों के लिये"</w:t>
+      </w:r>
+    </w:p>
+    <w:p>
+      <w:pPr/>
+      <w:r>
+        <w:rPr>
+          <w:lang w:val="hi_IN" w:bidi="hi_IN"/>
+        </w:rPr>
+      </w:r>
+      <w:r>
+        <w:rPr>
+          <w:lang w:val="hi_IN" w:bidi="hi_IN"/>
+        </w:rPr>
+        <w:t>यह शब्द उन जनसमुदायों के सन्दर्भ में है जो यहूदियों के अतिरिक्त है। वैकल्पिक अनुवाद: “गैर यहूदी जातियाँ”</w:t>
+      </w:r>
+      <w:r>
+        <w:rPr>
+          <w:lang w:val="hi_IN" w:bidi="hi_IN"/>
+        </w:rPr>
+      </w:r>
+      <w:r>
+        <w:rPr>
+          <w:lang w:val="hi_IN" w:bidi="hi_IN"/>
+        </w:rPr>
+      </w:r>
+    </w:p>
+    <w:p>
+      <w:pPr/>
+      <w:r>
+        <w:rPr>
+          <w:lang w:val="hi_IN" w:bidi="hi_IN"/>
+        </w:rPr>
+      </w:r>
+    </w:p>
+    <w:p>
+      <w:pPr>
+        <w:pStyle w:val="Heading2"/>
+      </w:pPr>
+      <w:r>
+        <w:rPr>
+          <w:lang w:val="hi_IN" w:bidi="hi_IN"/>
+        </w:rPr>
         <w:t>1 तीमुथियुस 2:8 (#1)</w:t>
       </w:r>
       <w:r>
@@ -17602,6 +18685,109 @@
         <w:rPr>
           <w:lang w:val="hi_IN" w:bidi="hi_IN"/>
         </w:rPr>
+        <w:t>1 तिमिथियुस 2:8 (#4)</w:t>
+      </w:r>
+      <w:r>
+        <w:rPr>
+          <w:lang w:val="hi_IN" w:bidi="hi_IN"/>
+        </w:rPr>
+      </w:r>
+    </w:p>
+    <w:p>
+      <w:pPr/>
+      <w:r>
+        <w:rPr>
+          <w:lang w:val="hi_IN" w:bidi="hi_IN"/>
+        </w:rPr>
+      </w:r>
+      <w:r>
+        <w:rPr>
+          <w:b/>
+          <w:lang w:val="hi_IN" w:bidi="hi_IN"/>
+        </w:rPr>
+        <w:t>"बिना क्रोध और विवाद के"</w:t>
+      </w:r>
+    </w:p>
+    <w:p>
+      <w:pPr/>
+      <w:r>
+        <w:rPr>
+          <w:lang w:val="hi_IN" w:bidi="hi_IN"/>
+        </w:rPr>
+      </w:r>
+      <w:r>
+        <w:rPr>
+          <w:lang w:val="hi_IN" w:bidi="hi_IN"/>
+        </w:rPr>
+        <w:t xml:space="preserve">यहाँ पौलुस एक ही विचार को दो शब्दों के उपयोग द्वारा व्यक्त कर रहा है जिनको वह </w:t>
+      </w:r>
+      <w:r>
+        <w:rPr>
+          <w:b/>
+          <w:lang w:val="hi_IN" w:bidi="hi_IN"/>
+        </w:rPr>
+        <w:t>और</w:t>
+      </w:r>
+      <w:r>
+        <w:rPr>
+          <w:lang w:val="hi_IN" w:bidi="hi_IN"/>
+        </w:rPr>
+        <w:t xml:space="preserve">से जोड़ता है। शब्द </w:t>
+      </w:r>
+      <w:r>
+        <w:rPr>
+          <w:b/>
+          <w:lang w:val="hi_IN" w:bidi="hi_IN"/>
+        </w:rPr>
+        <w:t>क्रोध</w:t>
+      </w:r>
+      <w:r>
+        <w:rPr>
+          <w:lang w:val="hi_IN" w:bidi="hi_IN"/>
+        </w:rPr>
+        <w:t xml:space="preserve"> प्रकट करता है कि मनुष्यों को कैसे विवाद से बचना चाहिए। यदि आपकी भाषा में स्पष्ट हो, तो आप इसके अर्थ को किसी समानार्थक उक्ति द्वारा भी व्यक्त कर सकते हैं। वैकल्पिक अनुवाद: “क्रोधित विवादों के बिना”</w:t>
+      </w:r>
+    </w:p>
+    <w:p>
+      <w:pPr/>
+      <w:r>
+        <w:rPr>
+          <w:lang w:val="hi_IN" w:bidi="hi_IN"/>
+        </w:rPr>
+      </w:r>
+      <w:r>
+        <w:rPr>
+          <w:lang w:val="hi_IN" w:bidi="hi_IN"/>
+        </w:rPr>
+        <w:t>देखें: हेंडियाडिस</w:t>
+      </w:r>
+      <w:r>
+        <w:rPr>
+          <w:lang w:val="hi_IN" w:bidi="hi_IN"/>
+        </w:rPr>
+      </w:r>
+      <w:r>
+        <w:rPr>
+          <w:lang w:val="hi_IN" w:bidi="hi_IN"/>
+        </w:rPr>
+      </w:r>
+    </w:p>
+    <w:p>
+      <w:pPr/>
+      <w:r>
+        <w:rPr>
+          <w:lang w:val="hi_IN" w:bidi="hi_IN"/>
+        </w:rPr>
+      </w:r>
+    </w:p>
+    <w:p>
+      <w:pPr>
+        <w:pStyle w:val="Heading2"/>
+      </w:pPr>
+      <w:r>
+        <w:rPr>
+          <w:lang w:val="hi_IN" w:bidi="hi_IN"/>
+        </w:rPr>
         <w:t>1 तिमिथियुस 2:9 (#1)</w:t>
       </w:r>
       <w:r>
@@ -20428,6 +21614,69 @@
         <w:rPr>
           <w:lang w:val="hi_IN" w:bidi="hi_IN"/>
         </w:rPr>
+        <w:t>1 तिमिथियुस 2:12 (#1)</w:t>
+      </w:r>
+      <w:r>
+        <w:rPr>
+          <w:lang w:val="hi_IN" w:bidi="hi_IN"/>
+        </w:rPr>
+      </w:r>
+    </w:p>
+    <w:p>
+      <w:pPr/>
+      <w:r>
+        <w:rPr>
+          <w:lang w:val="hi_IN" w:bidi="hi_IN"/>
+        </w:rPr>
+      </w:r>
+      <w:r>
+        <w:rPr>
+          <w:b/>
+          <w:lang w:val="hi_IN" w:bidi="hi_IN"/>
+        </w:rPr>
+        <w:t>"स्त्री न"</w:t>
+      </w:r>
+    </w:p>
+    <w:p>
+      <w:pPr/>
+      <w:r>
+        <w:rPr>
+          <w:lang w:val="hi_IN" w:bidi="hi_IN"/>
+        </w:rPr>
+      </w:r>
+      <w:r>
+        <w:rPr>
+          <w:lang w:val="hi_IN" w:bidi="hi_IN"/>
+        </w:rPr>
+        <w:t>वैकल्पिक अनुवाद: “मैं किसी भी स्त्री को अनुमति नहीं देता हूँ”</w:t>
+      </w:r>
+      <w:r>
+        <w:rPr>
+          <w:lang w:val="hi_IN" w:bidi="hi_IN"/>
+        </w:rPr>
+      </w:r>
+      <w:r>
+        <w:rPr>
+          <w:lang w:val="hi_IN" w:bidi="hi_IN"/>
+        </w:rPr>
+      </w:r>
+    </w:p>
+    <w:p>
+      <w:pPr/>
+      <w:r>
+        <w:rPr>
+          <w:lang w:val="hi_IN" w:bidi="hi_IN"/>
+        </w:rPr>
+      </w:r>
+    </w:p>
+    <w:p>
+      <w:pPr>
+        <w:pStyle w:val="Heading2"/>
+      </w:pPr>
+      <w:r>
+        <w:rPr>
+          <w:lang w:val="hi_IN" w:bidi="hi_IN"/>
+        </w:rPr>
         <w:t>1 तीमुथियुस 2:13 (#1)</w:t>
       </w:r>
       <w:r>
@@ -22294,6 +23543,172 @@
         <w:rPr>
           <w:lang w:val="hi_IN" w:bidi="hi_IN"/>
         </w:rPr>
+        <w:t>1 तिमिथियुस 2:15 (#4)</w:t>
+      </w:r>
+      <w:r>
+        <w:rPr>
+          <w:lang w:val="hi_IN" w:bidi="hi_IN"/>
+        </w:rPr>
+      </w:r>
+    </w:p>
+    <w:p>
+      <w:pPr/>
+      <w:r>
+        <w:rPr>
+          <w:lang w:val="hi_IN" w:bidi="hi_IN"/>
+        </w:rPr>
+      </w:r>
+      <w:r>
+        <w:rPr>
+          <w:b/>
+          <w:lang w:val="hi_IN" w:bidi="hi_IN"/>
+        </w:rPr>
+        <w:t>"यदि वह"</w:t>
+      </w:r>
+      <w:r>
+        <w:rPr>
+          <w:lang w:val="hi_IN" w:bidi="hi_IN"/>
+        </w:rPr>
+        <w:t xml:space="preserve"> - </w:t>
+      </w:r>
+      <w:r>
+        <w:rPr>
+          <w:b/>
+          <w:lang w:val="hi_IN" w:bidi="hi_IN"/>
+        </w:rPr>
+        <w:t>"रहें"</w:t>
+      </w:r>
+    </w:p>
+    <w:p>
+      <w:pPr/>
+      <w:r>
+        <w:rPr>
+          <w:lang w:val="hi_IN" w:bidi="hi_IN"/>
+        </w:rPr>
+      </w:r>
+      <w:r>
+        <w:rPr>
+          <w:lang w:val="hi_IN" w:bidi="hi_IN"/>
+        </w:rPr>
+        <w:t xml:space="preserve">"यहाँ शब्द </w:t>
+      </w:r>
+      <w:r>
+        <w:rPr>
+          <w:b/>
+          <w:lang w:val="hi_IN" w:bidi="hi_IN"/>
+        </w:rPr>
+        <w:t>वे</w:t>
+      </w:r>
+      <w:r>
+        <w:rPr>
+          <w:lang w:val="hi_IN" w:bidi="hi_IN"/>
+        </w:rPr>
+        <w:t xml:space="preserve"> स्त्रियों के सन्दर्भ में है। यह स्पष्ट नहीं है कि क्यों पौलुस एक वचन से बहुवचन का उपयोग करता है। वैकल्पिक अनुवाद: “यदि स्त्रियाँ स्थिर रहें।"""</w:t>
+      </w:r>
+      <w:r>
+        <w:rPr>
+          <w:lang w:val="hi_IN" w:bidi="hi_IN"/>
+        </w:rPr>
+      </w:r>
+      <w:r>
+        <w:rPr>
+          <w:lang w:val="hi_IN" w:bidi="hi_IN"/>
+        </w:rPr>
+      </w:r>
+    </w:p>
+    <w:p>
+      <w:pPr/>
+      <w:r>
+        <w:rPr>
+          <w:lang w:val="hi_IN" w:bidi="hi_IN"/>
+        </w:rPr>
+      </w:r>
+    </w:p>
+    <w:p>
+      <w:pPr>
+        <w:pStyle w:val="Heading2"/>
+      </w:pPr>
+      <w:r>
+        <w:rPr>
+          <w:lang w:val="hi_IN" w:bidi="hi_IN"/>
+        </w:rPr>
+        <w:t>1 तिमिथियुस 2:15 (#6)</w:t>
+      </w:r>
+      <w:r>
+        <w:rPr>
+          <w:lang w:val="hi_IN" w:bidi="hi_IN"/>
+        </w:rPr>
+      </w:r>
+    </w:p>
+    <w:p>
+      <w:pPr/>
+      <w:r>
+        <w:rPr>
+          <w:lang w:val="hi_IN" w:bidi="hi_IN"/>
+        </w:rPr>
+      </w:r>
+      <w:r>
+        <w:rPr>
+          <w:b/>
+          <w:lang w:val="hi_IN" w:bidi="hi_IN"/>
+        </w:rPr>
+        <w:t>"संयम सहित"</w:t>
+      </w:r>
+    </w:p>
+    <w:p>
+      <w:pPr/>
+      <w:r>
+        <w:rPr>
+          <w:lang w:val="hi_IN" w:bidi="hi_IN"/>
+        </w:rPr>
+      </w:r>
+      <w:r>
+        <w:rPr>
+          <w:lang w:val="hi_IN" w:bidi="hi_IN"/>
+        </w:rPr>
+        <w:t>यहाँ इस अभिव्यक्ति के संभावित अर्थ हैं (1) “अच्छे निर्णय के साथ,” (2) “शालीनता के साथ,” या (3) “शुद्ध सोच-विचार के साथ”</w:t>
+      </w:r>
+    </w:p>
+    <w:p>
+      <w:pPr/>
+      <w:r>
+        <w:rPr>
+          <w:lang w:val="hi_IN" w:bidi="hi_IN"/>
+        </w:rPr>
+      </w:r>
+      <w:r>
+        <w:rPr>
+          <w:lang w:val="hi_IN" w:bidi="hi_IN"/>
+        </w:rPr>
+        <w:t>देखें: मुहावरा</w:t>
+      </w:r>
+      <w:r>
+        <w:rPr>
+          <w:lang w:val="hi_IN" w:bidi="hi_IN"/>
+        </w:rPr>
+      </w:r>
+      <w:r>
+        <w:rPr>
+          <w:lang w:val="hi_IN" w:bidi="hi_IN"/>
+        </w:rPr>
+      </w:r>
+    </w:p>
+    <w:p>
+      <w:pPr/>
+      <w:r>
+        <w:rPr>
+          <w:lang w:val="hi_IN" w:bidi="hi_IN"/>
+        </w:rPr>
+      </w:r>
+    </w:p>
+    <w:p>
+      <w:pPr>
+        <w:pStyle w:val="Heading2"/>
+      </w:pPr>
+      <w:r>
+        <w:rPr>
+          <w:lang w:val="hi_IN" w:bidi="hi_IN"/>
+        </w:rPr>
         <w:t>1 तीमुथियुस 3:1 (#1)</w:t>
       </w:r>
       <w:r>
@@ -22965,6 +24380,69 @@
         <w:rPr>
           <w:lang w:val="hi_IN" w:bidi="hi_IN"/>
         </w:rPr>
+        <w:t>1 तिमिथियुस 3:1 (#4)</w:t>
+      </w:r>
+      <w:r>
+        <w:rPr>
+          <w:lang w:val="hi_IN" w:bidi="hi_IN"/>
+        </w:rPr>
+      </w:r>
+    </w:p>
+    <w:p>
+      <w:pPr/>
+      <w:r>
+        <w:rPr>
+          <w:lang w:val="hi_IN" w:bidi="hi_IN"/>
+        </w:rPr>
+      </w:r>
+      <w:r>
+        <w:rPr>
+          <w:b/>
+          <w:lang w:val="hi_IN" w:bidi="hi_IN"/>
+        </w:rPr>
+        <w:t>"भले काम"</w:t>
+      </w:r>
+    </w:p>
+    <w:p>
+      <w:pPr/>
+      <w:r>
+        <w:rPr>
+          <w:lang w:val="hi_IN" w:bidi="hi_IN"/>
+        </w:rPr>
+      </w:r>
+      <w:r>
+        <w:rPr>
+          <w:lang w:val="hi_IN" w:bidi="hi_IN"/>
+        </w:rPr>
+        <w:t>वैकल्पिक अनुवाद: “एक सम्मानित कार्य” या “एक सम्मानित भूमिका”</w:t>
+      </w:r>
+      <w:r>
+        <w:rPr>
+          <w:lang w:val="hi_IN" w:bidi="hi_IN"/>
+        </w:rPr>
+      </w:r>
+      <w:r>
+        <w:rPr>
+          <w:lang w:val="hi_IN" w:bidi="hi_IN"/>
+        </w:rPr>
+      </w:r>
+    </w:p>
+    <w:p>
+      <w:pPr/>
+      <w:r>
+        <w:rPr>
+          <w:lang w:val="hi_IN" w:bidi="hi_IN"/>
+        </w:rPr>
+      </w:r>
+    </w:p>
+    <w:p>
+      <w:pPr>
+        <w:pStyle w:val="Heading2"/>
+      </w:pPr>
+      <w:r>
+        <w:rPr>
+          <w:lang w:val="hi_IN" w:bidi="hi_IN"/>
+        </w:rPr>
         <w:t>1 तीमुथियुस 3:2 (#1)</w:t>
       </w:r>
       <w:r>
@@ -27539,6 +29017,144 @@
         <w:rPr>
           <w:lang w:val="hi_IN" w:bidi="hi_IN"/>
         </w:rPr>
+        <w:t>1 तिमिथियुस 3:11 (#3)</w:t>
+      </w:r>
+      <w:r>
+        <w:rPr>
+          <w:lang w:val="hi_IN" w:bidi="hi_IN"/>
+        </w:rPr>
+      </w:r>
+    </w:p>
+    <w:p>
+      <w:pPr/>
+      <w:r>
+        <w:rPr>
+          <w:lang w:val="hi_IN" w:bidi="hi_IN"/>
+        </w:rPr>
+      </w:r>
+      <w:r>
+        <w:rPr>
+          <w:b/>
+          <w:lang w:val="hi_IN" w:bidi="hi_IN"/>
+        </w:rPr>
+        <w:t>"न"</w:t>
+      </w:r>
+    </w:p>
+    <w:p>
+      <w:pPr/>
+      <w:r>
+        <w:rPr>
+          <w:lang w:val="hi_IN" w:bidi="hi_IN"/>
+        </w:rPr>
+      </w:r>
+      <w:r>
+        <w:rPr>
+          <w:lang w:val="hi_IN" w:bidi="hi_IN"/>
+        </w:rPr>
+        <w:t>वैकल्पिक अनुवाद: “उन्हें अन्यों के विषय दुर्भावपूर्ण बातें नहीं करना है”</w:t>
+      </w:r>
+      <w:r>
+        <w:rPr>
+          <w:lang w:val="hi_IN" w:bidi="hi_IN"/>
+        </w:rPr>
+      </w:r>
+      <w:r>
+        <w:rPr>
+          <w:lang w:val="hi_IN" w:bidi="hi_IN"/>
+        </w:rPr>
+      </w:r>
+    </w:p>
+    <w:p>
+      <w:pPr/>
+      <w:r>
+        <w:rPr>
+          <w:lang w:val="hi_IN" w:bidi="hi_IN"/>
+        </w:rPr>
+      </w:r>
+    </w:p>
+    <w:p>
+      <w:pPr>
+        <w:pStyle w:val="Heading2"/>
+      </w:pPr>
+      <w:r>
+        <w:rPr>
+          <w:lang w:val="hi_IN" w:bidi="hi_IN"/>
+        </w:rPr>
+        <w:t>1 तिमिथियुस 3:11 (#4)</w:t>
+      </w:r>
+      <w:r>
+        <w:rPr>
+          <w:lang w:val="hi_IN" w:bidi="hi_IN"/>
+        </w:rPr>
+      </w:r>
+    </w:p>
+    <w:p>
+      <w:pPr/>
+      <w:r>
+        <w:rPr>
+          <w:lang w:val="hi_IN" w:bidi="hi_IN"/>
+        </w:rPr>
+      </w:r>
+      <w:r>
+        <w:rPr>
+          <w:b/>
+          <w:lang w:val="hi_IN" w:bidi="hi_IN"/>
+        </w:rPr>
+        <w:t>"सचेत और"</w:t>
+      </w:r>
+    </w:p>
+    <w:p>
+      <w:pPr/>
+      <w:r>
+        <w:rPr>
+          <w:lang w:val="hi_IN" w:bidi="hi_IN"/>
+        </w:rPr>
+      </w:r>
+      <w:r>
+        <w:rPr>
+          <w:lang w:val="hi_IN" w:bidi="hi_IN"/>
+        </w:rPr>
+        <w:t xml:space="preserve">"देखें कि आपने इसका अनुवाद </w:t>
+      </w:r>
+      <w:r>
+        <w:rPr>
+          <w:lang w:val="hi_IN" w:bidi="hi_IN"/>
+        </w:rPr>
+        <w:t>3:2</w:t>
+      </w:r>
+      <w:r>
+        <w:rPr>
+          <w:lang w:val="hi_IN" w:bidi="hi_IN"/>
+        </w:rPr>
+        <w:t xml:space="preserve"> में कैसे किया है। वैकल्पिक अनुवाद: “आवश्यकता से अधिक कुछ न करे।"""</w:t>
+      </w:r>
+      <w:r>
+        <w:rPr>
+          <w:lang w:val="hi_IN" w:bidi="hi_IN"/>
+        </w:rPr>
+      </w:r>
+      <w:r>
+        <w:rPr>
+          <w:lang w:val="hi_IN" w:bidi="hi_IN"/>
+        </w:rPr>
+      </w:r>
+    </w:p>
+    <w:p>
+      <w:pPr/>
+      <w:r>
+        <w:rPr>
+          <w:lang w:val="hi_IN" w:bidi="hi_IN"/>
+        </w:rPr>
+      </w:r>
+    </w:p>
+    <w:p>
+      <w:pPr>
+        <w:pStyle w:val="Heading2"/>
+      </w:pPr>
+      <w:r>
+        <w:rPr>
+          <w:lang w:val="hi_IN" w:bidi="hi_IN"/>
+        </w:rPr>
         <w:t>1 तीमुथियुस 3:12 (#1)</w:t>
       </w:r>
       <w:r>
@@ -31809,6 +33425,235 @@
         <w:rPr>
           <w:lang w:val="hi_IN" w:bidi="hi_IN"/>
         </w:rPr>
+        <w:t>1 तिमिथियुस 3:16 (#1)</w:t>
+      </w:r>
+      <w:r>
+        <w:rPr>
+          <w:lang w:val="hi_IN" w:bidi="hi_IN"/>
+        </w:rPr>
+      </w:r>
+    </w:p>
+    <w:p>
+      <w:pPr/>
+      <w:r>
+        <w:rPr>
+          <w:lang w:val="hi_IN" w:bidi="hi_IN"/>
+        </w:rPr>
+      </w:r>
+      <w:r>
+        <w:rPr>
+          <w:b/>
+          <w:lang w:val="hi_IN" w:bidi="hi_IN"/>
+        </w:rPr>
+        <w:t>"इसमें सन्देह नहीं"</w:t>
+      </w:r>
+    </w:p>
+    <w:p>
+      <w:pPr/>
+      <w:r>
+        <w:rPr>
+          <w:lang w:val="hi_IN" w:bidi="hi_IN"/>
+        </w:rPr>
+      </w:r>
+      <w:r>
+        <w:rPr>
+          <w:lang w:val="hi_IN" w:bidi="hi_IN"/>
+        </w:rPr>
+        <w:t>वैकल्पिक अनुवाद: “हर एक जन सहमत हो कि”</w:t>
+      </w:r>
+      <w:r>
+        <w:rPr>
+          <w:lang w:val="hi_IN" w:bidi="hi_IN"/>
+        </w:rPr>
+      </w:r>
+      <w:r>
+        <w:rPr>
+          <w:lang w:val="hi_IN" w:bidi="hi_IN"/>
+        </w:rPr>
+      </w:r>
+    </w:p>
+    <w:p>
+      <w:pPr/>
+      <w:r>
+        <w:rPr>
+          <w:lang w:val="hi_IN" w:bidi="hi_IN"/>
+        </w:rPr>
+      </w:r>
+    </w:p>
+    <w:p>
+      <w:pPr>
+        <w:pStyle w:val="Heading2"/>
+      </w:pPr>
+      <w:r>
+        <w:rPr>
+          <w:lang w:val="hi_IN" w:bidi="hi_IN"/>
+        </w:rPr>
+        <w:t>1 तिमिथियुस 3:16 (#8)</w:t>
+      </w:r>
+      <w:r>
+        <w:rPr>
+          <w:lang w:val="hi_IN" w:bidi="hi_IN"/>
+        </w:rPr>
+      </w:r>
+    </w:p>
+    <w:p>
+      <w:pPr/>
+      <w:r>
+        <w:rPr>
+          <w:lang w:val="hi_IN" w:bidi="hi_IN"/>
+        </w:rPr>
+      </w:r>
+      <w:r>
+        <w:rPr>
+          <w:b/>
+          <w:lang w:val="hi_IN" w:bidi="hi_IN"/>
+        </w:rPr>
+        <w:t>"स्वर्गदूतों को दिखाई दिया"</w:t>
+      </w:r>
+    </w:p>
+    <w:p>
+      <w:pPr/>
+      <w:r>
+        <w:rPr>
+          <w:lang w:val="hi_IN" w:bidi="hi_IN"/>
+        </w:rPr>
+      </w:r>
+      <w:r>
+        <w:rPr>
+          <w:lang w:val="hi_IN" w:bidi="hi_IN"/>
+        </w:rPr>
+        <w:t>यदि आपकी भाषा में स्पष्ट हो, तो आप इसे कर्ता प्रधान वाक्य में व्यक्त कर सकते हैं। वैकल्पिक अनुवाद: “स्वर्गदूतों ने उसको देखा”</w:t>
+      </w:r>
+    </w:p>
+    <w:p>
+      <w:pPr/>
+      <w:r>
+        <w:rPr>
+          <w:lang w:val="hi_IN" w:bidi="hi_IN"/>
+        </w:rPr>
+      </w:r>
+      <w:r>
+        <w:rPr>
+          <w:lang w:val="hi_IN" w:bidi="hi_IN"/>
+        </w:rPr>
+        <w:t xml:space="preserve">देखें: </w:t>
+      </w:r>
+      <w:r>
+        <w:rPr>
+          <w:lang w:val="hi_IN" w:bidi="hi_IN"/>
+        </w:rPr>
+        <w:t>सक्रिय या निष्क्रिय</w:t>
+      </w:r>
+      <w:r>
+        <w:rPr>
+          <w:lang w:val="hi_IN" w:bidi="hi_IN"/>
+        </w:rPr>
+      </w:r>
+      <w:r>
+        <w:rPr>
+          <w:lang w:val="hi_IN" w:bidi="hi_IN"/>
+        </w:rPr>
+      </w:r>
+    </w:p>
+    <w:p>
+      <w:pPr/>
+      <w:r>
+        <w:rPr>
+          <w:lang w:val="hi_IN" w:bidi="hi_IN"/>
+        </w:rPr>
+      </w:r>
+    </w:p>
+    <w:p>
+      <w:pPr>
+        <w:pStyle w:val="Heading2"/>
+      </w:pPr>
+      <w:r>
+        <w:rPr>
+          <w:lang w:val="hi_IN" w:bidi="hi_IN"/>
+        </w:rPr>
+        <w:t>1 तिमिथियुस 3:16 (#9)</w:t>
+      </w:r>
+      <w:r>
+        <w:rPr>
+          <w:lang w:val="hi_IN" w:bidi="hi_IN"/>
+        </w:rPr>
+      </w:r>
+    </w:p>
+    <w:p>
+      <w:pPr/>
+      <w:r>
+        <w:rPr>
+          <w:lang w:val="hi_IN" w:bidi="hi_IN"/>
+        </w:rPr>
+      </w:r>
+      <w:r>
+        <w:rPr>
+          <w:b/>
+          <w:lang w:val="hi_IN" w:bidi="hi_IN"/>
+        </w:rPr>
+        <w:t>"अन्यजातियों में उसका प्रचार हुआ"</w:t>
+      </w:r>
+    </w:p>
+    <w:p>
+      <w:pPr/>
+      <w:r>
+        <w:rPr>
+          <w:lang w:val="hi_IN" w:bidi="hi_IN"/>
+        </w:rPr>
+      </w:r>
+      <w:r>
+        <w:rPr>
+          <w:lang w:val="hi_IN" w:bidi="hi_IN"/>
+        </w:rPr>
+        <w:t>यदि आपकी भाषा में अधिक स्पष्ट हो, तो आप इसे कर्ता प्रधान रूप में व्यक्त कर सकते हैं, और कह सकते है कि काम का करने वाला कौन है। वैकल्पिक अनुवाद: “अनेक जातियों में लोगों ने उसके बारे में चर्चा की”</w:t>
+      </w:r>
+    </w:p>
+    <w:p>
+      <w:pPr/>
+      <w:r>
+        <w:rPr>
+          <w:lang w:val="hi_IN" w:bidi="hi_IN"/>
+        </w:rPr>
+      </w:r>
+      <w:r>
+        <w:rPr>
+          <w:lang w:val="hi_IN" w:bidi="hi_IN"/>
+        </w:rPr>
+        <w:t xml:space="preserve">देखें: </w:t>
+      </w:r>
+      <w:r>
+        <w:rPr>
+          <w:lang w:val="hi_IN" w:bidi="hi_IN"/>
+        </w:rPr>
+        <w:t>सक्रिय या निष्क्रिय</w:t>
+      </w:r>
+      <w:r>
+        <w:rPr>
+          <w:lang w:val="hi_IN" w:bidi="hi_IN"/>
+        </w:rPr>
+      </w:r>
+      <w:r>
+        <w:rPr>
+          <w:lang w:val="hi_IN" w:bidi="hi_IN"/>
+        </w:rPr>
+      </w:r>
+    </w:p>
+    <w:p>
+      <w:pPr/>
+      <w:r>
+        <w:rPr>
+          <w:lang w:val="hi_IN" w:bidi="hi_IN"/>
+        </w:rPr>
+      </w:r>
+    </w:p>
+    <w:p>
+      <w:pPr>
+        <w:pStyle w:val="Heading2"/>
+      </w:pPr>
+      <w:r>
+        <w:rPr>
+          <w:lang w:val="hi_IN" w:bidi="hi_IN"/>
+        </w:rPr>
         <w:t>1 तिमिथियुस 4:1 (#1)</w:t>
       </w:r>
       <w:r>
@@ -32814,6 +34659,69 @@
         <w:rPr>
           <w:lang w:val="hi_IN" w:bidi="hi_IN"/>
         </w:rPr>
+        <w:t>1 तिमिथियुस 4:1 (#4)</w:t>
+      </w:r>
+      <w:r>
+        <w:rPr>
+          <w:lang w:val="hi_IN" w:bidi="hi_IN"/>
+        </w:rPr>
+      </w:r>
+    </w:p>
+    <w:p>
+      <w:pPr/>
+      <w:r>
+        <w:rPr>
+          <w:lang w:val="hi_IN" w:bidi="hi_IN"/>
+        </w:rPr>
+      </w:r>
+      <w:r>
+        <w:rPr>
+          <w:b/>
+          <w:lang w:val="hi_IN" w:bidi="hi_IN"/>
+        </w:rPr>
+        <w:t>"मन लगाकर"</w:t>
+      </w:r>
+    </w:p>
+    <w:p>
+      <w:pPr/>
+      <w:r>
+        <w:rPr>
+          <w:lang w:val="hi_IN" w:bidi="hi_IN"/>
+        </w:rPr>
+      </w:r>
+      <w:r>
+        <w:rPr>
+          <w:lang w:val="hi_IN" w:bidi="hi_IN"/>
+        </w:rPr>
+        <w:t>वैकल्पिक अनुवाद: “और अपना ध्यान की ओर लगाएंगे” या क्योंकि वे उस पर ध्यान दे रहे हैं”</w:t>
+      </w:r>
+      <w:r>
+        <w:rPr>
+          <w:lang w:val="hi_IN" w:bidi="hi_IN"/>
+        </w:rPr>
+      </w:r>
+      <w:r>
+        <w:rPr>
+          <w:lang w:val="hi_IN" w:bidi="hi_IN"/>
+        </w:rPr>
+      </w:r>
+    </w:p>
+    <w:p>
+      <w:pPr/>
+      <w:r>
+        <w:rPr>
+          <w:lang w:val="hi_IN" w:bidi="hi_IN"/>
+        </w:rPr>
+      </w:r>
+    </w:p>
+    <w:p>
+      <w:pPr>
+        <w:pStyle w:val="Heading2"/>
+      </w:pPr>
+      <w:r>
+        <w:rPr>
+          <w:lang w:val="hi_IN" w:bidi="hi_IN"/>
+        </w:rPr>
         <w:t>1 तीमुथियुस 4:2 (#1)</w:t>
       </w:r>
       <w:r>
@@ -33832,6 +35740,228 @@
         <w:rPr>
           <w:lang w:val="hi_IN" w:bidi="hi_IN"/>
         </w:rPr>
+        <w:t>1 तिमिथियुस 4:3 (#1)</w:t>
+      </w:r>
+      <w:r>
+        <w:rPr>
+          <w:lang w:val="hi_IN" w:bidi="hi_IN"/>
+        </w:rPr>
+      </w:r>
+    </w:p>
+    <w:p>
+      <w:pPr/>
+      <w:r>
+        <w:rPr>
+          <w:lang w:val="hi_IN" w:bidi="hi_IN"/>
+        </w:rPr>
+      </w:r>
+      <w:r>
+        <w:rPr>
+          <w:b/>
+          <w:lang w:val="hi_IN" w:bidi="hi_IN"/>
+        </w:rPr>
+        <w:t>"विवाह करने से रोकेंगे"</w:t>
+      </w:r>
+    </w:p>
+    <w:p>
+      <w:pPr/>
+      <w:r>
+        <w:rPr>
+          <w:lang w:val="hi_IN" w:bidi="hi_IN"/>
+        </w:rPr>
+      </w:r>
+      <w:r>
+        <w:rPr>
+          <w:lang w:val="hi_IN" w:bidi="hi_IN"/>
+        </w:rPr>
+        <w:t>यदि आपके पाठकों के लिए सहायक सिद्ध हो तो आप यहाँ एक नया वाक्य आरम्भ कर सकते हैं। वैकल्पिक अनुवाद: “ये लोग विश्वासियों को विवाह करने से रोकेंगे”</w:t>
+      </w:r>
+      <w:r>
+        <w:rPr>
+          <w:lang w:val="hi_IN" w:bidi="hi_IN"/>
+        </w:rPr>
+      </w:r>
+      <w:r>
+        <w:rPr>
+          <w:lang w:val="hi_IN" w:bidi="hi_IN"/>
+        </w:rPr>
+      </w:r>
+    </w:p>
+    <w:p>
+      <w:pPr/>
+      <w:r>
+        <w:rPr>
+          <w:lang w:val="hi_IN" w:bidi="hi_IN"/>
+        </w:rPr>
+      </w:r>
+    </w:p>
+    <w:p>
+      <w:pPr>
+        <w:pStyle w:val="Heading2"/>
+      </w:pPr>
+      <w:r>
+        <w:rPr>
+          <w:lang w:val="hi_IN" w:bidi="hi_IN"/>
+        </w:rPr>
+        <w:t>1 तिमिथियुस 4:3 (#2)</w:t>
+      </w:r>
+      <w:r>
+        <w:rPr>
+          <w:lang w:val="hi_IN" w:bidi="hi_IN"/>
+        </w:rPr>
+      </w:r>
+    </w:p>
+    <w:p>
+      <w:pPr/>
+      <w:r>
+        <w:rPr>
+          <w:lang w:val="hi_IN" w:bidi="hi_IN"/>
+        </w:rPr>
+      </w:r>
+      <w:r>
+        <w:rPr>
+          <w:b/>
+          <w:lang w:val="hi_IN" w:bidi="hi_IN"/>
+        </w:rPr>
+        <w:t>"विवाह करने से रोकेंगे"</w:t>
+      </w:r>
+    </w:p>
+    <w:p>
+      <w:pPr/>
+      <w:r>
+        <w:rPr>
+          <w:lang w:val="hi_IN" w:bidi="hi_IN"/>
+        </w:rPr>
+      </w:r>
+      <w:r>
+        <w:rPr>
+          <w:lang w:val="hi_IN" w:bidi="hi_IN"/>
+        </w:rPr>
+        <w:t>इसका अभिप्रेत अर्थ है कि ये झूठे शिक्षक विश्वासियों में विवाह निषेध की शिक्षा देंगे. वैकल्पिक अनुवाद: “ये लोग विश्वासियों को विवाह करने से रोकेंगे”</w:t>
+      </w:r>
+    </w:p>
+    <w:p>
+      <w:pPr/>
+      <w:r>
+        <w:rPr>
+          <w:lang w:val="hi_IN" w:bidi="hi_IN"/>
+        </w:rPr>
+      </w:r>
+      <w:r>
+        <w:rPr>
+          <w:lang w:val="hi_IN" w:bidi="hi_IN"/>
+        </w:rPr>
+        <w:t xml:space="preserve">देखें: </w:t>
+      </w:r>
+      <w:r>
+        <w:rPr>
+          <w:lang w:val="hi_IN" w:bidi="hi_IN"/>
+        </w:rPr>
+        <w:t>अनुमानित ज्ञान और निहित जानकारी</w:t>
+      </w:r>
+      <w:r>
+        <w:rPr>
+          <w:lang w:val="hi_IN" w:bidi="hi_IN"/>
+        </w:rPr>
+      </w:r>
+      <w:r>
+        <w:rPr>
+          <w:lang w:val="hi_IN" w:bidi="hi_IN"/>
+        </w:rPr>
+      </w:r>
+    </w:p>
+    <w:p>
+      <w:pPr/>
+      <w:r>
+        <w:rPr>
+          <w:lang w:val="hi_IN" w:bidi="hi_IN"/>
+        </w:rPr>
+      </w:r>
+    </w:p>
+    <w:p>
+      <w:pPr>
+        <w:pStyle w:val="Heading2"/>
+      </w:pPr>
+      <w:r>
+        <w:rPr>
+          <w:lang w:val="hi_IN" w:bidi="hi_IN"/>
+        </w:rPr>
+        <w:t>1 तिमिथियुस 4:3 (#7)</w:t>
+      </w:r>
+      <w:r>
+        <w:rPr>
+          <w:lang w:val="hi_IN" w:bidi="hi_IN"/>
+        </w:rPr>
+      </w:r>
+    </w:p>
+    <w:p>
+      <w:pPr/>
+      <w:r>
+        <w:rPr>
+          <w:lang w:val="hi_IN" w:bidi="hi_IN"/>
+        </w:rPr>
+      </w:r>
+    </w:p>
+    <w:p>
+      <w:pPr/>
+      <w:r>
+        <w:rPr>
+          <w:lang w:val="hi_IN" w:bidi="hi_IN"/>
+        </w:rPr>
+      </w:r>
+      <w:r>
+        <w:rPr>
+          <w:lang w:val="hi_IN" w:bidi="hi_IN"/>
+        </w:rPr>
+        <w:t>पौलुस इस व्युत्पन्न शब्द को काम में ले रहा है, जो विशेषण, संज्ञा रूप में काम करता है कि इसके द्वारा वर्णित लोगों की श्रेणी का सन्दर्भ दे। यदि आपकी भाषा में स्पष्ट हो, तो आप इसका अनुवाद संज्ञा रूप में कर सकते हैं। वैकल्पिक अनुवाद: “मनुष्य जो मसीह के सत्य को समझते हैं”</w:t>
+      </w:r>
+    </w:p>
+    <w:p>
+      <w:pPr/>
+      <w:r>
+        <w:rPr>
+          <w:lang w:val="hi_IN" w:bidi="hi_IN"/>
+        </w:rPr>
+      </w:r>
+      <w:r>
+        <w:rPr>
+          <w:lang w:val="hi_IN" w:bidi="hi_IN"/>
+        </w:rPr>
+        <w:t xml:space="preserve">देखें: </w:t>
+      </w:r>
+      <w:r>
+        <w:rPr>
+          <w:lang w:val="hi_IN" w:bidi="hi_IN"/>
+        </w:rPr>
+        <w:t>नाम विशेषण</w:t>
+      </w:r>
+      <w:r>
+        <w:rPr>
+          <w:lang w:val="hi_IN" w:bidi="hi_IN"/>
+        </w:rPr>
+      </w:r>
+      <w:r>
+        <w:rPr>
+          <w:lang w:val="hi_IN" w:bidi="hi_IN"/>
+        </w:rPr>
+      </w:r>
+    </w:p>
+    <w:p>
+      <w:pPr/>
+      <w:r>
+        <w:rPr>
+          <w:lang w:val="hi_IN" w:bidi="hi_IN"/>
+        </w:rPr>
+      </w:r>
+    </w:p>
+    <w:p>
+      <w:pPr>
+        <w:pStyle w:val="Heading2"/>
+      </w:pPr>
+      <w:r>
+        <w:rPr>
+          <w:lang w:val="hi_IN" w:bidi="hi_IN"/>
+        </w:rPr>
         <w:t>1 तीमुथियुस 4:4 (#1)</w:t>
       </w:r>
       <w:r>
@@ -38547,6 +40677,122 @@
         <w:rPr>
           <w:lang w:val="hi_IN" w:bidi="hi_IN"/>
         </w:rPr>
+        <w:t>1 तिमिथियुस 4:10 (#3)</w:t>
+      </w:r>
+      <w:r>
+        <w:rPr>
+          <w:lang w:val="hi_IN" w:bidi="hi_IN"/>
+        </w:rPr>
+      </w:r>
+    </w:p>
+    <w:p>
+      <w:pPr/>
+      <w:r>
+        <w:rPr>
+          <w:lang w:val="hi_IN" w:bidi="hi_IN"/>
+        </w:rPr>
+      </w:r>
+      <w:r>
+        <w:rPr>
+          <w:b/>
+          <w:lang w:val="hi_IN" w:bidi="hi_IN"/>
+        </w:rPr>
+        <w:t>"हम परिश्रम और यत्न"</w:t>
+      </w:r>
+    </w:p>
+    <w:p>
+      <w:pPr/>
+      <w:r>
+        <w:rPr>
+          <w:lang w:val="hi_IN" w:bidi="hi_IN"/>
+        </w:rPr>
+      </w:r>
+      <w:r>
+        <w:rPr>
+          <w:lang w:val="hi_IN" w:bidi="hi_IN"/>
+        </w:rPr>
+        <w:t xml:space="preserve">यह एकमात्र स्थान है जहाँ शब्द </w:t>
+      </w:r>
+      <w:r>
+        <w:rPr>
+          <w:b/>
+          <w:lang w:val="hi_IN" w:bidi="hi_IN"/>
+        </w:rPr>
+        <w:t>हम</w:t>
+      </w:r>
+      <w:r>
+        <w:rPr>
+          <w:lang w:val="hi_IN" w:bidi="hi_IN"/>
+        </w:rPr>
+        <w:t xml:space="preserve"> पत्र पाने वालों को समाहित नहीं करता है। पौलुस ने अभी-अभी तीमुथियुस से कहा है कि वह शारीरिक व्यायाम की अपेक्षा भक्ति को प्राथमिकता दे, और वह स्वयं को और अपने सहकर्मियों को तीमुथियुस के अनुसरण हेतु उदाहरण स्वरूप रख रहा है। अतः आपकी भाषा ऐसी भिन्नता को दर्शाती है तो आप इस वाक्यांश में एक विशिष्ट शब्द काम में लेना चाहेंगे। तथापि अगले वाक्यांश में शब्द </w:t>
+      </w:r>
+      <w:r>
+        <w:rPr>
+          <w:b/>
+          <w:lang w:val="hi_IN" w:bidi="hi_IN"/>
+        </w:rPr>
+        <w:t>हम</w:t>
+      </w:r>
+      <w:r>
+        <w:rPr>
+          <w:lang w:val="hi_IN" w:bidi="hi_IN"/>
+        </w:rPr>
+        <w:t xml:space="preserve"> तीमुथियुस को भी समाहित करता है, क्योंकि पौलुस तीमुथियुस को प्रोत्साहित कर रहा है कि वह भक्ति को प्राथमिकता देने में उसके और उसके सहकर्मियों से जुड़ जाए, जैसे उनके सदृश्य उसने भी </w:t>
+      </w:r>
+      <w:r>
+        <w:rPr>
+          <w:b/>
+          <w:lang w:val="hi_IN" w:bidi="hi_IN"/>
+        </w:rPr>
+        <w:t>जीवित परमेश्वर पर आशा</w:t>
+      </w:r>
+      <w:r>
+        <w:rPr>
+          <w:lang w:val="hi_IN" w:bidi="hi_IN"/>
+        </w:rPr>
+        <w:t xml:space="preserve"> रखी है।</w:t>
+      </w:r>
+    </w:p>
+    <w:p>
+      <w:pPr/>
+      <w:r>
+        <w:rPr>
+          <w:lang w:val="hi_IN" w:bidi="hi_IN"/>
+        </w:rPr>
+      </w:r>
+      <w:r>
+        <w:rPr>
+          <w:lang w:val="hi_IN" w:bidi="hi_IN"/>
+        </w:rPr>
+        <w:t>देखें:</w:t>
+      </w:r>
+      <w:r>
+        <w:rPr>
+          <w:lang w:val="hi_IN" w:bidi="hi_IN"/>
+        </w:rPr>
+      </w:r>
+      <w:r>
+        <w:rPr>
+          <w:lang w:val="hi_IN" w:bidi="hi_IN"/>
+        </w:rPr>
+      </w:r>
+    </w:p>
+    <w:p>
+      <w:pPr/>
+      <w:r>
+        <w:rPr>
+          <w:lang w:val="hi_IN" w:bidi="hi_IN"/>
+        </w:rPr>
+      </w:r>
+    </w:p>
+    <w:p>
+      <w:pPr>
+        <w:pStyle w:val="Heading2"/>
+      </w:pPr>
+      <w:r>
+        <w:rPr>
+          <w:lang w:val="hi_IN" w:bidi="hi_IN"/>
+        </w:rPr>
         <w:t>1 तीमुथियुस 4:11 (#1)</w:t>
       </w:r>
       <w:r>
@@ -41192,6 +43438,69 @@
         <w:rPr>
           <w:lang w:val="hi_IN" w:bidi="hi_IN"/>
         </w:rPr>
+        <w:t>1 तिमिथियुस 4:16 (#3)</w:t>
+      </w:r>
+      <w:r>
+        <w:rPr>
+          <w:lang w:val="hi_IN" w:bidi="hi_IN"/>
+        </w:rPr>
+      </w:r>
+    </w:p>
+    <w:p>
+      <w:pPr/>
+      <w:r>
+        <w:rPr>
+          <w:lang w:val="hi_IN" w:bidi="hi_IN"/>
+        </w:rPr>
+      </w:r>
+      <w:r>
+        <w:rPr>
+          <w:b/>
+          <w:lang w:val="hi_IN" w:bidi="hi_IN"/>
+        </w:rPr>
+        <w:t>""</w:t>
+      </w:r>
+    </w:p>
+    <w:p>
+      <w:pPr/>
+      <w:r>
+        <w:rPr>
+          <w:lang w:val="hi_IN" w:bidi="hi_IN"/>
+        </w:rPr>
+      </w:r>
+      <w:r>
+        <w:rPr>
+          <w:lang w:val="hi_IN" w:bidi="hi_IN"/>
+        </w:rPr>
+        <w:t>"संभावित अर्थ हैं (1) तीमुथियुस स्वयं को और अपने श्रोताओं को परमेश्वर के दंड से बचा लेगा या (2) तीमुथियुस स्वयं को और अपने श्रोताओं को झूठे शिक्षकों के प्रभाव से बचा लेगा। कदाचित् दोनों ही अभिप्राय सार्थक हैं, क्योंकि तीमुथियुस इफिसुस की कलीसिया के सदस्यों को विवश कर सकता है कि वे झूठे शिक्षकों की बातों को न सुने, इस प्रकार वह उनको परमेश्वर के दंड से बचा लेगा,</w:t>
+      </w:r>
+      <w:r>
+        <w:rPr>
+          <w:lang w:val="hi_IN" w:bidi="hi_IN"/>
+        </w:rPr>
+      </w:r>
+      <w:r>
+        <w:rPr>
+          <w:lang w:val="hi_IN" w:bidi="hi_IN"/>
+        </w:rPr>
+      </w:r>
+    </w:p>
+    <w:p>
+      <w:pPr/>
+      <w:r>
+        <w:rPr>
+          <w:lang w:val="hi_IN" w:bidi="hi_IN"/>
+        </w:rPr>
+      </w:r>
+    </w:p>
+    <w:p>
+      <w:pPr>
+        <w:pStyle w:val="Heading2"/>
+      </w:pPr>
+      <w:r>
+        <w:rPr>
+          <w:lang w:val="hi_IN" w:bidi="hi_IN"/>
+        </w:rPr>
         <w:t>1 तिमिथियुस 5:1 (#4)</w:t>
       </w:r>
       <w:r>
@@ -41463,6 +43772,138 @@
           <w:lang w:val="hi_IN" w:bidi="hi_IN"/>
         </w:rPr>
         <w:t>अनुमानित ज्ञान और अंतर्निहित जानकारी</w:t>
+      </w:r>
+      <w:r>
+        <w:rPr>
+          <w:lang w:val="hi_IN" w:bidi="hi_IN"/>
+        </w:rPr>
+      </w:r>
+      <w:r>
+        <w:rPr>
+          <w:lang w:val="hi_IN" w:bidi="hi_IN"/>
+        </w:rPr>
+      </w:r>
+    </w:p>
+    <w:p>
+      <w:pPr/>
+      <w:r>
+        <w:rPr>
+          <w:lang w:val="hi_IN" w:bidi="hi_IN"/>
+        </w:rPr>
+      </w:r>
+    </w:p>
+    <w:p>
+      <w:pPr>
+        <w:pStyle w:val="Heading2"/>
+      </w:pPr>
+      <w:r>
+        <w:rPr>
+          <w:lang w:val="hi_IN" w:bidi="hi_IN"/>
+        </w:rPr>
+        <w:t>1 तिमिथियुस 5:1 (#1)</w:t>
+      </w:r>
+      <w:r>
+        <w:rPr>
+          <w:lang w:val="hi_IN" w:bidi="hi_IN"/>
+        </w:rPr>
+      </w:r>
+    </w:p>
+    <w:p>
+      <w:pPr/>
+      <w:r>
+        <w:rPr>
+          <w:lang w:val="hi_IN" w:bidi="hi_IN"/>
+        </w:rPr>
+      </w:r>
+    </w:p>
+    <w:p>
+      <w:pPr/>
+      <w:r>
+        <w:rPr>
+          <w:lang w:val="hi_IN" w:bidi="hi_IN"/>
+        </w:rPr>
+      </w:r>
+      <w:r>
+        <w:rPr>
+          <w:lang w:val="hi_IN" w:bidi="hi_IN"/>
+        </w:rPr>
+        <w:t>General Information:\n\nपौलुस केवल एक ही मनुष्य, तीमुथियुस को आदेश दे रहा है। जिन भाषाओं में “तू” के या आदेश के अलग-अलग रूप हैं, वहाँ एकवचन का उपयोग किया जाए।</w:t>
+      </w:r>
+    </w:p>
+    <w:p>
+      <w:pPr/>
+      <w:r>
+        <w:rPr>
+          <w:lang w:val="hi_IN" w:bidi="hi_IN"/>
+        </w:rPr>
+      </w:r>
+      <w:r>
+        <w:rPr>
+          <w:lang w:val="hi_IN" w:bidi="hi_IN"/>
+        </w:rPr>
+        <w:t xml:space="preserve">देखें: </w:t>
+      </w:r>
+      <w:r>
+        <w:rPr>
+          <w:lang w:val="hi_IN" w:bidi="hi_IN"/>
+        </w:rPr>
+        <w:t>'आप' के रूप</w:t>
+      </w:r>
+      <w:r>
+        <w:rPr>
+          <w:lang w:val="hi_IN" w:bidi="hi_IN"/>
+        </w:rPr>
+      </w:r>
+      <w:r>
+        <w:rPr>
+          <w:lang w:val="hi_IN" w:bidi="hi_IN"/>
+        </w:rPr>
+      </w:r>
+    </w:p>
+    <w:p>
+      <w:pPr/>
+      <w:r>
+        <w:rPr>
+          <w:lang w:val="hi_IN" w:bidi="hi_IN"/>
+        </w:rPr>
+      </w:r>
+    </w:p>
+    <w:p>
+      <w:pPr>
+        <w:pStyle w:val="Heading2"/>
+      </w:pPr>
+      <w:r>
+        <w:rPr>
+          <w:lang w:val="hi_IN" w:bidi="hi_IN"/>
+        </w:rPr>
+        <w:t>1 तिमिथियुस 5:1 (#2)</w:t>
+      </w:r>
+      <w:r>
+        <w:rPr>
+          <w:lang w:val="hi_IN" w:bidi="hi_IN"/>
+        </w:rPr>
+      </w:r>
+    </w:p>
+    <w:p>
+      <w:pPr/>
+      <w:r>
+        <w:rPr>
+          <w:lang w:val="hi_IN" w:bidi="hi_IN"/>
+        </w:rPr>
+      </w:r>
+    </w:p>
+    <w:p>
+      <w:pPr/>
+      <w:r>
+        <w:rPr>
+          <w:lang w:val="hi_IN" w:bidi="hi_IN"/>
+        </w:rPr>
+      </w:r>
+      <w:r>
+        <w:rPr>
+          <w:lang w:val="hi_IN" w:bidi="hi_IN"/>
+        </w:rPr>
+        <w:t>वैकल्पिक अनुवाद: “वृद्ध जन के साथ कठोर शब्दों का उपयोग मत कर”</w:t>
       </w:r>
       <w:r>
         <w:rPr>
@@ -44459,6 +46900,89 @@
         <w:rPr>
           <w:lang w:val="hi_IN" w:bidi="hi_IN"/>
         </w:rPr>
+        <w:t>1 तिमिथियुस 5:6 (#1)</w:t>
+      </w:r>
+      <w:r>
+        <w:rPr>
+          <w:lang w:val="hi_IN" w:bidi="hi_IN"/>
+        </w:rPr>
+      </w:r>
+    </w:p>
+    <w:p>
+      <w:pPr/>
+      <w:r>
+        <w:rPr>
+          <w:lang w:val="hi_IN" w:bidi="hi_IN"/>
+        </w:rPr>
+      </w:r>
+      <w:r>
+        <w:rPr>
+          <w:b/>
+          <w:lang w:val="hi_IN" w:bidi="hi_IN"/>
+        </w:rPr>
+        <w:t>"जो भोग विलास"</w:t>
+      </w:r>
+    </w:p>
+    <w:p>
+      <w:pPr/>
+      <w:r>
+        <w:rPr>
+          <w:lang w:val="hi_IN" w:bidi="hi_IN"/>
+        </w:rPr>
+      </w:r>
+      <w:r>
+        <w:rPr>
+          <w:lang w:val="hi_IN" w:bidi="hi_IN"/>
+        </w:rPr>
+        <w:t>पौलुस इस व्युत्पन्न शब्द के द्वारा जो विशेषण के रूप में, संज्ञा के रूप में ऐसी स्त्री का वर्णन करने के लिए कार्य करता है जिसके द्वारा वर्णित मनुष्यों की एक श्रेणी में उसकी सदस्यता है। यदि आपकी भाषा में स्पष्ट हो, तो आप इसका अनुवाद संज्ञा शब्द में कर सकते हैं। वैकल्पिक अनुवाद: “एक स्त्री जो चंचल और असंयम जीवन जी रही है”</w:t>
+      </w:r>
+    </w:p>
+    <w:p>
+      <w:pPr/>
+      <w:r>
+        <w:rPr>
+          <w:lang w:val="hi_IN" w:bidi="hi_IN"/>
+        </w:rPr>
+      </w:r>
+      <w:r>
+        <w:rPr>
+          <w:lang w:val="hi_IN" w:bidi="hi_IN"/>
+        </w:rPr>
+        <w:t xml:space="preserve">देखें: </w:t>
+      </w:r>
+      <w:r>
+        <w:rPr>
+          <w:lang w:val="hi_IN" w:bidi="hi_IN"/>
+        </w:rPr>
+        <w:t>नाम विशेषण</w:t>
+      </w:r>
+      <w:r>
+        <w:rPr>
+          <w:lang w:val="hi_IN" w:bidi="hi_IN"/>
+        </w:rPr>
+      </w:r>
+      <w:r>
+        <w:rPr>
+          <w:lang w:val="hi_IN" w:bidi="hi_IN"/>
+        </w:rPr>
+      </w:r>
+    </w:p>
+    <w:p>
+      <w:pPr/>
+      <w:r>
+        <w:rPr>
+          <w:lang w:val="hi_IN" w:bidi="hi_IN"/>
+        </w:rPr>
+      </w:r>
+    </w:p>
+    <w:p>
+      <w:pPr>
+        <w:pStyle w:val="Heading2"/>
+      </w:pPr>
+      <w:r>
+        <w:rPr>
+          <w:lang w:val="hi_IN" w:bidi="hi_IN"/>
+        </w:rPr>
         <w:t>1 तिमिथियुस 5:7 (#1)</w:t>
       </w:r>
       <w:r>
@@ -48141,6 +50665,165 @@
         <w:rPr>
           <w:lang w:val="hi_IN" w:bidi="hi_IN"/>
         </w:rPr>
+        <w:t>1 तिमिथियुस 5:13 (#2)</w:t>
+      </w:r>
+      <w:r>
+        <w:rPr>
+          <w:lang w:val="hi_IN" w:bidi="hi_IN"/>
+        </w:rPr>
+      </w:r>
+    </w:p>
+    <w:p>
+      <w:pPr/>
+      <w:r>
+        <w:rPr>
+          <w:lang w:val="hi_IN" w:bidi="hi_IN"/>
+        </w:rPr>
+      </w:r>
+      <w:r>
+        <w:rPr>
+          <w:b/>
+          <w:lang w:val="hi_IN" w:bidi="hi_IN"/>
+        </w:rPr>
+        <w:t>"आलसी होना सीखती है"</w:t>
+      </w:r>
+    </w:p>
+    <w:p>
+      <w:pPr/>
+      <w:r>
+        <w:rPr>
+          <w:lang w:val="hi_IN" w:bidi="hi_IN"/>
+        </w:rPr>
+      </w:r>
+      <w:r>
+        <w:rPr>
+          <w:lang w:val="hi_IN" w:bidi="hi_IN"/>
+        </w:rPr>
+        <w:t xml:space="preserve">पौलुस विशेषण शब्द </w:t>
+      </w:r>
+      <w:r>
+        <w:rPr>
+          <w:b/>
+          <w:lang w:val="hi_IN" w:bidi="hi_IN"/>
+        </w:rPr>
+        <w:t>आलसी</w:t>
+      </w:r>
+      <w:r>
+        <w:rPr>
+          <w:lang w:val="hi_IN" w:bidi="hi_IN"/>
+        </w:rPr>
+        <w:t xml:space="preserve"> को संज्ञा रूप में काम में ले रहा है कि उसके द्वारा वर्णित लोगों की श्रेणी का सन्दर्भ दे। यदि आपकी भाषा में स्पष्ट हो, तो आप इसका अनुवाद संज्ञा सूचक वाक्यांश में कर सकते हैं। वैकल्पिक अनुवाद: “मनुष्य जो आलसी हैं”</w:t>
+      </w:r>
+    </w:p>
+    <w:p>
+      <w:pPr/>
+      <w:r>
+        <w:rPr>
+          <w:lang w:val="hi_IN" w:bidi="hi_IN"/>
+        </w:rPr>
+      </w:r>
+      <w:r>
+        <w:rPr>
+          <w:lang w:val="hi_IN" w:bidi="hi_IN"/>
+        </w:rPr>
+        <w:t xml:space="preserve">देखें: </w:t>
+      </w:r>
+      <w:r>
+        <w:rPr>
+          <w:lang w:val="hi_IN" w:bidi="hi_IN"/>
+        </w:rPr>
+        <w:t>नाम विशेषण</w:t>
+      </w:r>
+      <w:r>
+        <w:rPr>
+          <w:lang w:val="hi_IN" w:bidi="hi_IN"/>
+        </w:rPr>
+      </w:r>
+      <w:r>
+        <w:rPr>
+          <w:lang w:val="hi_IN" w:bidi="hi_IN"/>
+        </w:rPr>
+      </w:r>
+    </w:p>
+    <w:p>
+      <w:pPr/>
+      <w:r>
+        <w:rPr>
+          <w:lang w:val="hi_IN" w:bidi="hi_IN"/>
+        </w:rPr>
+      </w:r>
+    </w:p>
+    <w:p>
+      <w:pPr>
+        <w:pStyle w:val="Heading2"/>
+      </w:pPr>
+      <w:r>
+        <w:rPr>
+          <w:lang w:val="hi_IN" w:bidi="hi_IN"/>
+        </w:rPr>
+        <w:t>1 तिमिथियुस 5:13 (#5)</w:t>
+      </w:r>
+      <w:r>
+        <w:rPr>
+          <w:lang w:val="hi_IN" w:bidi="hi_IN"/>
+        </w:rPr>
+      </w:r>
+    </w:p>
+    <w:p>
+      <w:pPr/>
+      <w:r>
+        <w:rPr>
+          <w:lang w:val="hi_IN" w:bidi="hi_IN"/>
+        </w:rPr>
+      </w:r>
+      <w:r>
+        <w:rPr>
+          <w:b/>
+          <w:lang w:val="hi_IN" w:bidi="hi_IN"/>
+        </w:rPr>
+        <w:t>"करती रहती"</w:t>
+      </w:r>
+    </w:p>
+    <w:p>
+      <w:pPr/>
+      <w:r>
+        <w:rPr>
+          <w:lang w:val="hi_IN" w:bidi="hi_IN"/>
+        </w:rPr>
+      </w:r>
+      <w:r>
+        <w:rPr>
+          <w:lang w:val="hi_IN" w:bidi="hi_IN"/>
+        </w:rPr>
+        <w:t>वैकल्पिक अनुवाद: “मनुष्य जो मूर्खता की बातें करते हैं”</w:t>
+      </w:r>
+      <w:r>
+        <w:rPr>
+          <w:lang w:val="hi_IN" w:bidi="hi_IN"/>
+        </w:rPr>
+      </w:r>
+      <w:r>
+        <w:rPr>
+          <w:lang w:val="hi_IN" w:bidi="hi_IN"/>
+        </w:rPr>
+      </w:r>
+    </w:p>
+    <w:p>
+      <w:pPr/>
+      <w:r>
+        <w:rPr>
+          <w:lang w:val="hi_IN" w:bidi="hi_IN"/>
+        </w:rPr>
+      </w:r>
+    </w:p>
+    <w:p>
+      <w:pPr>
+        <w:pStyle w:val="Heading2"/>
+      </w:pPr>
+      <w:r>
+        <w:rPr>
+          <w:lang w:val="hi_IN" w:bidi="hi_IN"/>
+        </w:rPr>
         <w:t>1 तीमुथियुस 5:14 (#1)</w:t>
       </w:r>
       <w:r>
@@ -49571,6 +52254,89 @@
         <w:rPr>
           <w:lang w:val="hi_IN" w:bidi="hi_IN"/>
         </w:rPr>
+        <w:t>1 तिमिथियुस 5:16 (#1)</w:t>
+      </w:r>
+      <w:r>
+        <w:rPr>
+          <w:lang w:val="hi_IN" w:bidi="hi_IN"/>
+        </w:rPr>
+      </w:r>
+    </w:p>
+    <w:p>
+      <w:pPr/>
+      <w:r>
+        <w:rPr>
+          <w:lang w:val="hi_IN" w:bidi="hi_IN"/>
+        </w:rPr>
+      </w:r>
+      <w:r>
+        <w:rPr>
+          <w:b/>
+          <w:lang w:val="hi_IN" w:bidi="hi_IN"/>
+        </w:rPr>
+        <w:t>"किसी विश्वासिनी"</w:t>
+      </w:r>
+    </w:p>
+    <w:p>
+      <w:pPr/>
+      <w:r>
+        <w:rPr>
+          <w:lang w:val="hi_IN" w:bidi="hi_IN"/>
+        </w:rPr>
+      </w:r>
+      <w:r>
+        <w:rPr>
+          <w:lang w:val="hi_IN" w:bidi="hi_IN"/>
+        </w:rPr>
+        <w:t>पौलुस इस व्युत्पन्न शब्द का उपयोग करता है जो विशेषण, संज्ञा के रूप में काम करता है, कि उसके द्वारा वर्णित मनुष्यों के एक श्रेणी का सन्दर्भ दे। यदि आपकी भाषा में स्पष्ट हो, तो आप इसका अनुवाद संज्ञासूचक वाक्यांश से कर सकते हैं। वैकल्पिक अनुवाद: “कोई भी स्त्री जो यीशु में विश्वास करती है”</w:t>
+      </w:r>
+    </w:p>
+    <w:p>
+      <w:pPr/>
+      <w:r>
+        <w:rPr>
+          <w:lang w:val="hi_IN" w:bidi="hi_IN"/>
+        </w:rPr>
+      </w:r>
+      <w:r>
+        <w:rPr>
+          <w:lang w:val="hi_IN" w:bidi="hi_IN"/>
+        </w:rPr>
+        <w:t xml:space="preserve">देखें: </w:t>
+      </w:r>
+      <w:r>
+        <w:rPr>
+          <w:lang w:val="hi_IN" w:bidi="hi_IN"/>
+        </w:rPr>
+        <w:t>नाम विशेषण</w:t>
+      </w:r>
+      <w:r>
+        <w:rPr>
+          <w:lang w:val="hi_IN" w:bidi="hi_IN"/>
+        </w:rPr>
+      </w:r>
+      <w:r>
+        <w:rPr>
+          <w:lang w:val="hi_IN" w:bidi="hi_IN"/>
+        </w:rPr>
+      </w:r>
+    </w:p>
+    <w:p>
+      <w:pPr/>
+      <w:r>
+        <w:rPr>
+          <w:lang w:val="hi_IN" w:bidi="hi_IN"/>
+        </w:rPr>
+      </w:r>
+    </w:p>
+    <w:p>
+      <w:pPr>
+        <w:pStyle w:val="Heading2"/>
+      </w:pPr>
+      <w:r>
+        <w:rPr>
+          <w:lang w:val="hi_IN" w:bidi="hi_IN"/>
+        </w:rPr>
         <w:t>1 तीमुथियुस 5:17 (#1)</w:t>
       </w:r>
       <w:r>
@@ -50191,6 +52957,244 @@
         <w:rPr>
           <w:lang w:val="hi_IN" w:bidi="hi_IN"/>
         </w:rPr>
+        <w:t>1 तिमिथियुस 5:17 (#3)</w:t>
+      </w:r>
+      <w:r>
+        <w:rPr>
+          <w:lang w:val="hi_IN" w:bidi="hi_IN"/>
+        </w:rPr>
+      </w:r>
+    </w:p>
+    <w:p>
+      <w:pPr/>
+      <w:r>
+        <w:rPr>
+          <w:lang w:val="hi_IN" w:bidi="hi_IN"/>
+        </w:rPr>
+      </w:r>
+      <w:r>
+        <w:rPr>
+          <w:b/>
+          <w:lang w:val="hi_IN" w:bidi="hi_IN"/>
+        </w:rPr>
+        <w:t>"जो"</w:t>
+      </w:r>
+      <w:r>
+        <w:rPr>
+          <w:lang w:val="hi_IN" w:bidi="hi_IN"/>
+        </w:rPr>
+        <w:t xml:space="preserve"> - </w:t>
+      </w:r>
+      <w:r>
+        <w:rPr>
+          <w:b/>
+          <w:lang w:val="hi_IN" w:bidi="hi_IN"/>
+        </w:rPr>
+        <w:t>"विशेष करके वे"</w:t>
+      </w:r>
+      <w:r>
+        <w:rPr>
+          <w:lang w:val="hi_IN" w:bidi="hi_IN"/>
+        </w:rPr>
+        <w:t xml:space="preserve"> - </w:t>
+      </w:r>
+      <w:r>
+        <w:rPr>
+          <w:b/>
+          <w:lang w:val="hi_IN" w:bidi="hi_IN"/>
+        </w:rPr>
+        <w:t>"परिश्रम करते हैं"</w:t>
+      </w:r>
+    </w:p>
+    <w:p>
+      <w:pPr/>
+      <w:r>
+        <w:rPr>
+          <w:lang w:val="hi_IN" w:bidi="hi_IN"/>
+        </w:rPr>
+      </w:r>
+      <w:r>
+        <w:rPr>
+          <w:lang w:val="hi_IN" w:bidi="hi_IN"/>
+        </w:rPr>
+        <w:t xml:space="preserve">पौलुस व्युत्पन्न शब्द </w:t>
+      </w:r>
+      <w:r>
+        <w:rPr>
+          <w:b/>
+          <w:lang w:val="hi_IN" w:bidi="hi_IN"/>
+        </w:rPr>
+        <w:t>परिश्रम</w:t>
+      </w:r>
+      <w:r>
+        <w:rPr>
+          <w:lang w:val="hi_IN" w:bidi="hi_IN"/>
+        </w:rPr>
+        <w:t xml:space="preserve"> का उपयोग विशेषण,संज्ञा स्वरूप काम करता है कि उसके द्वारा वर्णित मनुष्यों की श्रेणी का बोध कराए। यदि आपकी भाषा में स्पष्ट हो, तो आप इसका अनुवाद संज्ञा सूचक वाक्यांश में कर सकते हैं। वैकल्पिक अनुवाद: “जो प्राचीन कठोर परिश्रम करते हैं”</w:t>
+      </w:r>
+    </w:p>
+    <w:p>
+      <w:pPr/>
+      <w:r>
+        <w:rPr>
+          <w:lang w:val="hi_IN" w:bidi="hi_IN"/>
+        </w:rPr>
+      </w:r>
+      <w:r>
+        <w:rPr>
+          <w:lang w:val="hi_IN" w:bidi="hi_IN"/>
+        </w:rPr>
+        <w:t xml:space="preserve">देखें: </w:t>
+      </w:r>
+      <w:r>
+        <w:rPr>
+          <w:lang w:val="hi_IN" w:bidi="hi_IN"/>
+        </w:rPr>
+        <w:t>नाम विशेषण</w:t>
+      </w:r>
+      <w:r>
+        <w:rPr>
+          <w:lang w:val="hi_IN" w:bidi="hi_IN"/>
+        </w:rPr>
+      </w:r>
+      <w:r>
+        <w:rPr>
+          <w:lang w:val="hi_IN" w:bidi="hi_IN"/>
+        </w:rPr>
+      </w:r>
+    </w:p>
+    <w:p>
+      <w:pPr/>
+      <w:r>
+        <w:rPr>
+          <w:lang w:val="hi_IN" w:bidi="hi_IN"/>
+        </w:rPr>
+      </w:r>
+    </w:p>
+    <w:p>
+      <w:pPr>
+        <w:pStyle w:val="Heading2"/>
+      </w:pPr>
+      <w:r>
+        <w:rPr>
+          <w:lang w:val="hi_IN" w:bidi="hi_IN"/>
+        </w:rPr>
+        <w:t>1 तिमिथियुस 5:17 (#4)</w:t>
+      </w:r>
+      <w:r>
+        <w:rPr>
+          <w:lang w:val="hi_IN" w:bidi="hi_IN"/>
+        </w:rPr>
+      </w:r>
+    </w:p>
+    <w:p>
+      <w:pPr/>
+      <w:r>
+        <w:rPr>
+          <w:lang w:val="hi_IN" w:bidi="hi_IN"/>
+        </w:rPr>
+      </w:r>
+      <w:r>
+        <w:rPr>
+          <w:b/>
+          <w:lang w:val="hi_IN" w:bidi="hi_IN"/>
+        </w:rPr>
+        <w:t>"वचन सुनाने और सिखाने में"</w:t>
+      </w:r>
+    </w:p>
+    <w:p>
+      <w:pPr/>
+      <w:r>
+        <w:rPr>
+          <w:lang w:val="hi_IN" w:bidi="hi_IN"/>
+        </w:rPr>
+      </w:r>
+      <w:r>
+        <w:rPr>
+          <w:lang w:val="hi_IN" w:bidi="hi_IN"/>
+        </w:rPr>
+        <w:t xml:space="preserve">इस वाक्यांश में </w:t>
+      </w:r>
+      <w:r>
+        <w:rPr>
+          <w:b/>
+          <w:lang w:val="hi_IN" w:bidi="hi_IN"/>
+        </w:rPr>
+        <w:t>और</w:t>
+      </w:r>
+      <w:r>
+        <w:rPr>
+          <w:lang w:val="hi_IN" w:bidi="hi_IN"/>
+        </w:rPr>
+        <w:t xml:space="preserve"> से संयोजित दो उक्तिओं द्वारा एक ही विचार को प्रकट किया गया है (जो वास्तव में यूनानी भाषा के दो ही शब्द हैं) </w:t>
+      </w:r>
+      <w:r>
+        <w:rPr>
+          <w:b/>
+          <w:lang w:val="hi_IN" w:bidi="hi_IN"/>
+        </w:rPr>
+        <w:t>वचन में</w:t>
+      </w:r>
+      <w:r>
+        <w:rPr>
+          <w:lang w:val="hi_IN" w:bidi="hi_IN"/>
+        </w:rPr>
+        <w:t xml:space="preserve"> शब्द </w:t>
+      </w:r>
+      <w:r>
+        <w:rPr>
+          <w:b/>
+          <w:lang w:val="hi_IN" w:bidi="hi_IN"/>
+        </w:rPr>
+        <w:t>सिखाने</w:t>
+      </w:r>
+      <w:r>
+        <w:rPr>
+          <w:lang w:val="hi_IN" w:bidi="hi_IN"/>
+        </w:rPr>
+        <w:t xml:space="preserve"> की विषय-वस्तु की पहचान करवाता है। यदि आपकी भाषा में स्पष्ट हो, तो आप किसी समानार्थक उक्ति द्वारा इसके अर्थ को व्यक्त कर सकते हैं। वैकल्पिक अनुवाद: “पवित्रशास्त्र की शिक्षा पर”</w:t>
+      </w:r>
+    </w:p>
+    <w:p>
+      <w:pPr/>
+      <w:r>
+        <w:rPr>
+          <w:lang w:val="hi_IN" w:bidi="hi_IN"/>
+        </w:rPr>
+      </w:r>
+      <w:r>
+        <w:rPr>
+          <w:lang w:val="hi_IN" w:bidi="hi_IN"/>
+        </w:rPr>
+        <w:t>देखें: हेंडियाडिस</w:t>
+      </w:r>
+      <w:r>
+        <w:rPr>
+          <w:lang w:val="hi_IN" w:bidi="hi_IN"/>
+        </w:rPr>
+      </w:r>
+      <w:r>
+        <w:rPr>
+          <w:lang w:val="hi_IN" w:bidi="hi_IN"/>
+        </w:rPr>
+      </w:r>
+    </w:p>
+    <w:p>
+      <w:pPr/>
+      <w:r>
+        <w:rPr>
+          <w:lang w:val="hi_IN" w:bidi="hi_IN"/>
+        </w:rPr>
+      </w:r>
+    </w:p>
+    <w:p>
+      <w:pPr>
+        <w:pStyle w:val="Heading2"/>
+      </w:pPr>
+      <w:r>
+        <w:rPr>
+          <w:lang w:val="hi_IN" w:bidi="hi_IN"/>
+        </w:rPr>
         <w:t>1 तीमुथियुस 5:18 (#1)</w:t>
       </w:r>
       <w:r>
@@ -51013,6 +54017,102 @@
         <w:rPr>
           <w:lang w:val="hi_IN" w:bidi="hi_IN"/>
         </w:rPr>
+        <w:t>1 तिमिथियुस 5:18 (#5)</w:t>
+      </w:r>
+      <w:r>
+        <w:rPr>
+          <w:lang w:val="hi_IN" w:bidi="hi_IN"/>
+        </w:rPr>
+      </w:r>
+    </w:p>
+    <w:p>
+      <w:pPr/>
+      <w:r>
+        <w:rPr>
+          <w:lang w:val="hi_IN" w:bidi="hi_IN"/>
+        </w:rPr>
+      </w:r>
+      <w:r>
+        <w:rPr>
+          <w:b/>
+          <w:lang w:val="hi_IN" w:bidi="hi_IN"/>
+        </w:rPr>
+        <w:t>"दाँवनेवाले"</w:t>
+      </w:r>
+    </w:p>
+    <w:p>
+      <w:pPr/>
+      <w:r>
+        <w:rPr>
+          <w:lang w:val="hi_IN" w:bidi="hi_IN"/>
+        </w:rPr>
+      </w:r>
+      <w:r>
+        <w:rPr>
+          <w:lang w:val="hi_IN" w:bidi="hi_IN"/>
+        </w:rPr>
+        <w:t xml:space="preserve">उस संस्कृति में अन्न की </w:t>
+      </w:r>
+      <w:r>
+        <w:rPr>
+          <w:b/>
+          <w:lang w:val="hi_IN" w:bidi="hi_IN"/>
+        </w:rPr>
+        <w:t>दावनी</w:t>
+      </w:r>
+      <w:r>
+        <w:rPr>
+          <w:lang w:val="hi_IN" w:bidi="hi_IN"/>
+        </w:rPr>
+        <w:t xml:space="preserve"> के लिए बैल कटनी के अन्न पर चलाया जाता था या बैल के द्वारा कोई भारी वस्तु अन्न पर चलाई जाती थी कि दाने भूसे से अलग हो जाएँ। वैकल्पिक अनुवाद: “एक बैल जो अन्न के दानों को भूसे से अलग करता है”</w:t>
+      </w:r>
+    </w:p>
+    <w:p>
+      <w:pPr/>
+      <w:r>
+        <w:rPr>
+          <w:lang w:val="hi_IN" w:bidi="hi_IN"/>
+        </w:rPr>
+      </w:r>
+      <w:r>
+        <w:rPr>
+          <w:lang w:val="hi_IN" w:bidi="hi_IN"/>
+        </w:rPr>
+        <w:t xml:space="preserve">देखें: </w:t>
+      </w:r>
+      <w:r>
+        <w:rPr>
+          <w:lang w:val="hi_IN" w:bidi="hi_IN"/>
+        </w:rPr>
+        <w:t>अज्ञात शब्दों का अनुवाद</w:t>
+      </w:r>
+      <w:r>
+        <w:rPr>
+          <w:lang w:val="hi_IN" w:bidi="hi_IN"/>
+        </w:rPr>
+      </w:r>
+      <w:r>
+        <w:rPr>
+          <w:lang w:val="hi_IN" w:bidi="hi_IN"/>
+        </w:rPr>
+      </w:r>
+    </w:p>
+    <w:p>
+      <w:pPr/>
+      <w:r>
+        <w:rPr>
+          <w:lang w:val="hi_IN" w:bidi="hi_IN"/>
+        </w:rPr>
+      </w:r>
+    </w:p>
+    <w:p>
+      <w:pPr>
+        <w:pStyle w:val="Heading2"/>
+      </w:pPr>
+      <w:r>
+        <w:rPr>
+          <w:lang w:val="hi_IN" w:bidi="hi_IN"/>
+        </w:rPr>
         <w:t>1 तीमुथियुस 5:19 (#1)</w:t>
       </w:r>
       <w:r>
@@ -51981,6 +55081,89 @@
         <w:rPr>
           <w:lang w:val="hi_IN" w:bidi="hi_IN"/>
         </w:rPr>
+        <w:t>1 तिमिथियुस 5:20 (#1)</w:t>
+      </w:r>
+      <w:r>
+        <w:rPr>
+          <w:lang w:val="hi_IN" w:bidi="hi_IN"/>
+        </w:rPr>
+      </w:r>
+    </w:p>
+    <w:p>
+      <w:pPr/>
+      <w:r>
+        <w:rPr>
+          <w:lang w:val="hi_IN" w:bidi="hi_IN"/>
+        </w:rPr>
+      </w:r>
+      <w:r>
+        <w:rPr>
+          <w:b/>
+          <w:lang w:val="hi_IN" w:bidi="hi_IN"/>
+        </w:rPr>
+        <w:t>"पाप को"</w:t>
+      </w:r>
+    </w:p>
+    <w:p>
+      <w:pPr/>
+      <w:r>
+        <w:rPr>
+          <w:lang w:val="hi_IN" w:bidi="hi_IN"/>
+        </w:rPr>
+      </w:r>
+      <w:r>
+        <w:rPr>
+          <w:lang w:val="hi_IN" w:bidi="hi_IN"/>
+        </w:rPr>
+        <w:t>पौलुस विशेषण,संज्ञा रूप में भाव व्यक्त करने वाले व्युत्पन्न शब्द का प्रयोग इसलिए करता है, ताकि उसके द्वारा वर्णित मनुष्यों की श्रेणी का सन्दर्भ दे। यदि आपकी भाषा में स्पष्ट हो, तो आप इसका अनुवाद संज्ञा सूचक वाक्यांश में कर सकते हैं। वैकल्पिक अनुवाद: “अनुचित काम करते हुए प्राचीन”</w:t>
+      </w:r>
+    </w:p>
+    <w:p>
+      <w:pPr/>
+      <w:r>
+        <w:rPr>
+          <w:lang w:val="hi_IN" w:bidi="hi_IN"/>
+        </w:rPr>
+      </w:r>
+      <w:r>
+        <w:rPr>
+          <w:lang w:val="hi_IN" w:bidi="hi_IN"/>
+        </w:rPr>
+        <w:t xml:space="preserve">देखें: </w:t>
+      </w:r>
+      <w:r>
+        <w:rPr>
+          <w:lang w:val="hi_IN" w:bidi="hi_IN"/>
+        </w:rPr>
+        <w:t>नाम विशेषण</w:t>
+      </w:r>
+      <w:r>
+        <w:rPr>
+          <w:lang w:val="hi_IN" w:bidi="hi_IN"/>
+        </w:rPr>
+      </w:r>
+      <w:r>
+        <w:rPr>
+          <w:lang w:val="hi_IN" w:bidi="hi_IN"/>
+        </w:rPr>
+      </w:r>
+    </w:p>
+    <w:p>
+      <w:pPr/>
+      <w:r>
+        <w:rPr>
+          <w:lang w:val="hi_IN" w:bidi="hi_IN"/>
+        </w:rPr>
+      </w:r>
+    </w:p>
+    <w:p>
+      <w:pPr>
+        <w:pStyle w:val="Heading2"/>
+      </w:pPr>
+      <w:r>
+        <w:rPr>
+          <w:lang w:val="hi_IN" w:bidi="hi_IN"/>
+        </w:rPr>
         <w:t>1 तीमुथियुस 5:21 (#1)</w:t>
       </w:r>
       <w:r>
@@ -52450,6 +55633,96 @@
         <w:rPr>
           <w:lang w:val="hi_IN" w:bidi="hi_IN"/>
         </w:rPr>
+        <w:t>1 तिमिथियुस 5:21 (#1)</w:t>
+      </w:r>
+      <w:r>
+        <w:rPr>
+          <w:lang w:val="hi_IN" w:bidi="hi_IN"/>
+        </w:rPr>
+      </w:r>
+    </w:p>
+    <w:p>
+      <w:pPr/>
+      <w:r>
+        <w:rPr>
+          <w:lang w:val="hi_IN" w:bidi="hi_IN"/>
+        </w:rPr>
+      </w:r>
+      <w:r>
+        <w:rPr>
+          <w:b/>
+          <w:lang w:val="hi_IN" w:bidi="hi_IN"/>
+        </w:rPr>
+        <w:t>"परमेश्वर, और मसीह यीशु"</w:t>
+      </w:r>
+    </w:p>
+    <w:p>
+      <w:pPr/>
+      <w:r>
+        <w:rPr>
+          <w:lang w:val="hi_IN" w:bidi="hi_IN"/>
+        </w:rPr>
+      </w:r>
+      <w:r>
+        <w:rPr>
+          <w:lang w:val="hi_IN" w:bidi="hi_IN"/>
+        </w:rPr>
+        <w:t xml:space="preserve">पौलुस </w:t>
+      </w:r>
+      <w:r>
+        <w:rPr>
+          <w:b/>
+          <w:lang w:val="hi_IN" w:bidi="hi_IN"/>
+        </w:rPr>
+        <w:t>सामने</w:t>
+      </w:r>
+      <w:r>
+        <w:rPr>
+          <w:lang w:val="hi_IN" w:bidi="hi_IN"/>
+        </w:rPr>
+        <w:t xml:space="preserve"> अर्थात “के समक्ष” के उपयोग द्वारा “जहाँ वे देख सकते हैं” का भाव प्रकट करना चाहता है। दूसरी ओर लाक्षणिक प्रस्तुतिकरण में देखने का अर्थ है, ध्यान देना और निर्णय लेना। वैकल्पिक अनुवाद: “जब परमेश्वर और मसीह यीशु और चयनित स्वर्गदूत देख रहे हैं”</w:t>
+      </w:r>
+    </w:p>
+    <w:p>
+      <w:pPr/>
+      <w:r>
+        <w:rPr>
+          <w:lang w:val="hi_IN" w:bidi="hi_IN"/>
+        </w:rPr>
+      </w:r>
+      <w:r>
+        <w:rPr>
+          <w:lang w:val="hi_IN" w:bidi="hi_IN"/>
+        </w:rPr>
+        <w:t>देखें: रूपक</w:t>
+      </w:r>
+      <w:r>
+        <w:rPr>
+          <w:lang w:val="hi_IN" w:bidi="hi_IN"/>
+        </w:rPr>
+      </w:r>
+      <w:r>
+        <w:rPr>
+          <w:lang w:val="hi_IN" w:bidi="hi_IN"/>
+        </w:rPr>
+      </w:r>
+    </w:p>
+    <w:p>
+      <w:pPr/>
+      <w:r>
+        <w:rPr>
+          <w:lang w:val="hi_IN" w:bidi="hi_IN"/>
+        </w:rPr>
+      </w:r>
+    </w:p>
+    <w:p>
+      <w:pPr>
+        <w:pStyle w:val="Heading2"/>
+      </w:pPr>
+      <w:r>
+        <w:rPr>
+          <w:lang w:val="hi_IN" w:bidi="hi_IN"/>
+        </w:rPr>
         <w:t>1 तिमिथियुस 5:22 (#1)</w:t>
       </w:r>
       <w:r>
@@ -52652,6 +55925,166 @@
         <w:rPr>
           <w:lang w:val="hi_IN" w:bidi="hi_IN"/>
         </w:rPr>
+        <w:t>1 तिमिथियुस 5:22 (#2)</w:t>
+      </w:r>
+      <w:r>
+        <w:rPr>
+          <w:lang w:val="hi_IN" w:bidi="hi_IN"/>
+        </w:rPr>
+      </w:r>
+    </w:p>
+    <w:p>
+      <w:pPr/>
+      <w:r>
+        <w:rPr>
+          <w:lang w:val="hi_IN" w:bidi="hi_IN"/>
+        </w:rPr>
+      </w:r>
+      <w:r>
+        <w:rPr>
+          <w:b/>
+          <w:lang w:val="hi_IN" w:bidi="hi_IN"/>
+        </w:rPr>
+        <w:t>"शीघ्र हाथ न रखना"</w:t>
+      </w:r>
+    </w:p>
+    <w:p>
+      <w:pPr/>
+      <w:r>
+        <w:rPr>
+          <w:lang w:val="hi_IN" w:bidi="hi_IN"/>
+        </w:rPr>
+      </w:r>
+      <w:r>
+        <w:rPr>
+          <w:lang w:val="hi_IN" w:bidi="hi_IN"/>
+        </w:rPr>
+        <w:t>""पौलुस यहाँ एक अर्थालांकार को काम में ले रहा है जो अभिप्रेत अर्थ के विलोम शब्द के साथ नकारात्मक शब्द के उपयोग द्वारा सकारात्मक अर्थ व्यक्त करता है। वैकल्पिक अनुवाद: ""किसी को भी कलीसियाई अगुवाई में नियुक्त करने के लिए तब तक प्रतीक्षा कर जब तक कि उस मनुष्य विशेष ने स्थिर सद्चरित्र का लगातार प्रदर्शन न किया हो”</w:t>
+      </w:r>
+    </w:p>
+    <w:p>
+      <w:pPr/>
+      <w:r>
+        <w:rPr>
+          <w:lang w:val="hi_IN" w:bidi="hi_IN"/>
+        </w:rPr>
+      </w:r>
+      <w:r>
+        <w:rPr>
+          <w:lang w:val="hi_IN" w:bidi="hi_IN"/>
+        </w:rPr>
+        <w:t>देखें: अल्पोक्ति</w:t>
+      </w:r>
+      <w:r>
+        <w:rPr>
+          <w:lang w:val="hi_IN" w:bidi="hi_IN"/>
+        </w:rPr>
+      </w:r>
+      <w:r>
+        <w:rPr>
+          <w:lang w:val="hi_IN" w:bidi="hi_IN"/>
+        </w:rPr>
+      </w:r>
+    </w:p>
+    <w:p>
+      <w:pPr/>
+      <w:r>
+        <w:rPr>
+          <w:lang w:val="hi_IN" w:bidi="hi_IN"/>
+        </w:rPr>
+      </w:r>
+    </w:p>
+    <w:p>
+      <w:pPr>
+        <w:pStyle w:val="Heading2"/>
+      </w:pPr>
+      <w:r>
+        <w:rPr>
+          <w:lang w:val="hi_IN" w:bidi="hi_IN"/>
+        </w:rPr>
+        <w:t>1 तिमिथियुस 5:22 (#4)</w:t>
+      </w:r>
+      <w:r>
+        <w:rPr>
+          <w:lang w:val="hi_IN" w:bidi="hi_IN"/>
+        </w:rPr>
+      </w:r>
+    </w:p>
+    <w:p>
+      <w:pPr/>
+      <w:r>
+        <w:rPr>
+          <w:lang w:val="hi_IN" w:bidi="hi_IN"/>
+        </w:rPr>
+      </w:r>
+      <w:r>
+        <w:rPr>
+          <w:b/>
+          <w:lang w:val="hi_IN" w:bidi="hi_IN"/>
+        </w:rPr>
+        <w:t>"और दूसरों के पापों में भागी होना"</w:t>
+      </w:r>
+    </w:p>
+    <w:p>
+      <w:pPr/>
+      <w:r>
+        <w:rPr>
+          <w:lang w:val="hi_IN" w:bidi="hi_IN"/>
+        </w:rPr>
+      </w:r>
+      <w:r>
+        <w:rPr>
+          <w:lang w:val="hi_IN" w:bidi="hi_IN"/>
+        </w:rPr>
+        <w:t>वैकल्पिक अनुवाद: “जिससे कि तू भी पाप का दोषी न ठहरे”</w:t>
+      </w:r>
+    </w:p>
+    <w:p>
+      <w:pPr/>
+      <w:r>
+        <w:rPr>
+          <w:lang w:val="hi_IN" w:bidi="hi_IN"/>
+        </w:rPr>
+      </w:r>
+      <w:r>
+        <w:rPr>
+          <w:lang w:val="hi_IN" w:bidi="hi_IN"/>
+        </w:rPr>
+        <w:t xml:space="preserve">देखें: </w:t>
+      </w:r>
+      <w:r>
+        <w:rPr>
+          <w:lang w:val="hi_IN" w:bidi="hi_IN"/>
+        </w:rPr>
+        <w:t>अनुमानित ज्ञान और निहित जानकारी</w:t>
+      </w:r>
+      <w:r>
+        <w:rPr>
+          <w:lang w:val="hi_IN" w:bidi="hi_IN"/>
+        </w:rPr>
+      </w:r>
+      <w:r>
+        <w:rPr>
+          <w:lang w:val="hi_IN" w:bidi="hi_IN"/>
+        </w:rPr>
+      </w:r>
+    </w:p>
+    <w:p>
+      <w:pPr/>
+      <w:r>
+        <w:rPr>
+          <w:lang w:val="hi_IN" w:bidi="hi_IN"/>
+        </w:rPr>
+      </w:r>
+    </w:p>
+    <w:p>
+      <w:pPr>
+        <w:pStyle w:val="Heading2"/>
+      </w:pPr>
+      <w:r>
+        <w:rPr>
+          <w:lang w:val="hi_IN" w:bidi="hi_IN"/>
+        </w:rPr>
         <w:t>1 तिमिथियुस 5:23 (#1)</w:t>
       </w:r>
       <w:r>
@@ -53744,6 +57177,115 @@
         <w:rPr>
           <w:lang w:val="hi_IN" w:bidi="hi_IN"/>
         </w:rPr>
+        <w:t>1 तिमिथियुस 5:25 (#2)</w:t>
+      </w:r>
+      <w:r>
+        <w:rPr>
+          <w:lang w:val="hi_IN" w:bidi="hi_IN"/>
+        </w:rPr>
+      </w:r>
+    </w:p>
+    <w:p>
+      <w:pPr/>
+      <w:r>
+        <w:rPr>
+          <w:lang w:val="hi_IN" w:bidi="hi_IN"/>
+        </w:rPr>
+      </w:r>
+      <w:r>
+        <w:rPr>
+          <w:b/>
+          <w:lang w:val="hi_IN" w:bidi="hi_IN"/>
+        </w:rPr>
+        <w:t>"भले काम"</w:t>
+      </w:r>
+      <w:r>
+        <w:rPr>
+          <w:lang w:val="hi_IN" w:bidi="hi_IN"/>
+        </w:rPr>
+        <w:t xml:space="preserve"> - </w:t>
+      </w:r>
+      <w:r>
+        <w:rPr>
+          <w:b/>
+          <w:lang w:val="hi_IN" w:bidi="hi_IN"/>
+        </w:rPr>
+        <w:t>"वे"</w:t>
+      </w:r>
+    </w:p>
+    <w:p>
+      <w:pPr/>
+      <w:r>
+        <w:rPr>
+          <w:lang w:val="hi_IN" w:bidi="hi_IN"/>
+        </w:rPr>
+      </w:r>
+      <w:r>
+        <w:rPr>
+          <w:lang w:val="hi_IN" w:bidi="hi_IN"/>
+        </w:rPr>
+        <w:t xml:space="preserve">यहाँ अभिप्रेत अर्थ है कि ऐसे कामों को </w:t>
+      </w:r>
+      <w:r>
+        <w:rPr>
+          <w:b/>
+          <w:lang w:val="hi_IN" w:bidi="hi_IN"/>
+        </w:rPr>
+        <w:t>भले</w:t>
+      </w:r>
+      <w:r>
+        <w:rPr>
+          <w:lang w:val="hi_IN" w:bidi="hi_IN"/>
+        </w:rPr>
+        <w:t xml:space="preserve"> माना गया है क्योंकि वे परमेश्वर के गुणों, उद्देश्यों और इच्छा से सुसंगत हैं। वैकल्पिक अनुवाद: “जिन कामों का परमेश्वर अनुमोदन करता है”</w:t>
+      </w:r>
+    </w:p>
+    <w:p>
+      <w:pPr/>
+      <w:r>
+        <w:rPr>
+          <w:lang w:val="hi_IN" w:bidi="hi_IN"/>
+        </w:rPr>
+      </w:r>
+      <w:r>
+        <w:rPr>
+          <w:lang w:val="hi_IN" w:bidi="hi_IN"/>
+        </w:rPr>
+        <w:t xml:space="preserve">देखें: </w:t>
+      </w:r>
+      <w:r>
+        <w:rPr>
+          <w:lang w:val="hi_IN" w:bidi="hi_IN"/>
+        </w:rPr>
+        <w:t>अनुमानित ज्ञान और निहित जानकारी</w:t>
+      </w:r>
+      <w:r>
+        <w:rPr>
+          <w:lang w:val="hi_IN" w:bidi="hi_IN"/>
+        </w:rPr>
+      </w:r>
+      <w:r>
+        <w:rPr>
+          <w:lang w:val="hi_IN" w:bidi="hi_IN"/>
+        </w:rPr>
+      </w:r>
+    </w:p>
+    <w:p>
+      <w:pPr/>
+      <w:r>
+        <w:rPr>
+          <w:lang w:val="hi_IN" w:bidi="hi_IN"/>
+        </w:rPr>
+      </w:r>
+    </w:p>
+    <w:p>
+      <w:pPr>
+        <w:pStyle w:val="Heading2"/>
+      </w:pPr>
+      <w:r>
+        <w:rPr>
+          <w:lang w:val="hi_IN" w:bidi="hi_IN"/>
+        </w:rPr>
         <w:t>1 तिमिथियुस 6:1 (#1)</w:t>
       </w:r>
       <w:r>
@@ -54385,6 +57927,89 @@
         <w:rPr>
           <w:lang w:val="hi_IN" w:bidi="hi_IN"/>
         </w:rPr>
+        <w:t>1 तिमिथियुस 6:1 (#5)</w:t>
+      </w:r>
+      <w:r>
+        <w:rPr>
+          <w:lang w:val="hi_IN" w:bidi="hi_IN"/>
+        </w:rPr>
+      </w:r>
+    </w:p>
+    <w:p>
+      <w:pPr/>
+      <w:r>
+        <w:rPr>
+          <w:lang w:val="hi_IN" w:bidi="hi_IN"/>
+        </w:rPr>
+      </w:r>
+      <w:r>
+        <w:rPr>
+          <w:b/>
+          <w:lang w:val="hi_IN" w:bidi="hi_IN"/>
+        </w:rPr>
+        <w:t>"उपदेश की"</w:t>
+      </w:r>
+    </w:p>
+    <w:p>
+      <w:pPr/>
+      <w:r>
+        <w:rPr>
+          <w:lang w:val="hi_IN" w:bidi="hi_IN"/>
+        </w:rPr>
+      </w:r>
+      <w:r>
+        <w:rPr>
+          <w:lang w:val="hi_IN" w:bidi="hi_IN"/>
+        </w:rPr>
+        <w:t>निहितार्थ में पौलुस के कहने का अर्थ यीशु के बारे में और उसके अनुयायियों के जीवन-आचरण के बारे में शिक्षा से है। वैकल्पिक अनुवाद: “हमारी मसीही शिक्षा”</w:t>
+      </w:r>
+    </w:p>
+    <w:p>
+      <w:pPr/>
+      <w:r>
+        <w:rPr>
+          <w:lang w:val="hi_IN" w:bidi="hi_IN"/>
+        </w:rPr>
+      </w:r>
+      <w:r>
+        <w:rPr>
+          <w:lang w:val="hi_IN" w:bidi="hi_IN"/>
+        </w:rPr>
+        <w:t xml:space="preserve">देखें: </w:t>
+      </w:r>
+      <w:r>
+        <w:rPr>
+          <w:lang w:val="hi_IN" w:bidi="hi_IN"/>
+        </w:rPr>
+        <w:t>अनुमानित ज्ञान और निहित जानकारी</w:t>
+      </w:r>
+      <w:r>
+        <w:rPr>
+          <w:lang w:val="hi_IN" w:bidi="hi_IN"/>
+        </w:rPr>
+      </w:r>
+      <w:r>
+        <w:rPr>
+          <w:lang w:val="hi_IN" w:bidi="hi_IN"/>
+        </w:rPr>
+      </w:r>
+    </w:p>
+    <w:p>
+      <w:pPr/>
+      <w:r>
+        <w:rPr>
+          <w:lang w:val="hi_IN" w:bidi="hi_IN"/>
+        </w:rPr>
+      </w:r>
+    </w:p>
+    <w:p>
+      <w:pPr>
+        <w:pStyle w:val="Heading2"/>
+      </w:pPr>
+      <w:r>
+        <w:rPr>
+          <w:lang w:val="hi_IN" w:bidi="hi_IN"/>
+        </w:rPr>
         <w:t>1 तीमुथियुस 6:2 (#1)</w:t>
       </w:r>
       <w:r>
@@ -57301,6 +60926,178 @@
         <w:rPr>
           <w:lang w:val="hi_IN" w:bidi="hi_IN"/>
         </w:rPr>
+        <w:t>1 तिमिथियुस 6:4 (#3)</w:t>
+      </w:r>
+      <w:r>
+        <w:rPr>
+          <w:lang w:val="hi_IN" w:bidi="hi_IN"/>
+        </w:rPr>
+      </w:r>
+    </w:p>
+    <w:p>
+      <w:pPr/>
+      <w:r>
+        <w:rPr>
+          <w:lang w:val="hi_IN" w:bidi="hi_IN"/>
+        </w:rPr>
+      </w:r>
+      <w:r>
+        <w:rPr>
+          <w:b/>
+          <w:lang w:val="hi_IN" w:bidi="hi_IN"/>
+        </w:rPr>
+        <w:t>"वह अभिमानी है"</w:t>
+      </w:r>
+      <w:r>
+        <w:rPr>
+          <w:lang w:val="hi_IN" w:bidi="hi_IN"/>
+        </w:rPr>
+        <w:t xml:space="preserve"> - </w:t>
+      </w:r>
+      <w:r>
+        <w:rPr>
+          <w:b/>
+          <w:lang w:val="hi_IN" w:bidi="hi_IN"/>
+        </w:rPr>
+        <w:t>"रोग है"</w:t>
+      </w:r>
+    </w:p>
+    <w:p>
+      <w:pPr/>
+      <w:r>
+        <w:rPr>
+          <w:lang w:val="hi_IN" w:bidi="hi_IN"/>
+        </w:rPr>
+      </w:r>
+      <w:r>
+        <w:rPr>
+          <w:lang w:val="hi_IN" w:bidi="hi_IN"/>
+        </w:rPr>
+        <w:t xml:space="preserve">यहाँ शब्द </w:t>
+      </w:r>
+      <w:r>
+        <w:rPr>
+          <w:b/>
+          <w:lang w:val="hi_IN" w:bidi="hi_IN"/>
+        </w:rPr>
+        <w:t>वह</w:t>
+      </w:r>
+      <w:r>
+        <w:rPr>
+          <w:lang w:val="hi_IN" w:bidi="hi_IN"/>
+        </w:rPr>
+        <w:t xml:space="preserve"> सामान्यतः उस हर एक जन के सन्दर्भ में है जो अनुचित शिक्षा देता है। वैकल्पिक अनुवाद: “वह व्यक्ति अत्यधिक घमंडी है”</w:t>
+      </w:r>
+    </w:p>
+    <w:p>
+      <w:pPr/>
+      <w:r>
+        <w:rPr>
+          <w:lang w:val="hi_IN" w:bidi="hi_IN"/>
+        </w:rPr>
+      </w:r>
+      <w:r>
+        <w:rPr>
+          <w:lang w:val="hi_IN" w:bidi="hi_IN"/>
+        </w:rPr>
+        <w:t xml:space="preserve">देखें: </w:t>
+      </w:r>
+      <w:r>
+        <w:rPr>
+          <w:lang w:val="hi_IN" w:bidi="hi_IN"/>
+        </w:rPr>
+        <w:t>जब पुल्लिंग शब्द महिलाओं को भी शामिल करें</w:t>
+      </w:r>
+      <w:r>
+        <w:rPr>
+          <w:lang w:val="hi_IN" w:bidi="hi_IN"/>
+        </w:rPr>
+      </w:r>
+      <w:r>
+        <w:rPr>
+          <w:lang w:val="hi_IN" w:bidi="hi_IN"/>
+        </w:rPr>
+      </w:r>
+    </w:p>
+    <w:p>
+      <w:pPr/>
+      <w:r>
+        <w:rPr>
+          <w:lang w:val="hi_IN" w:bidi="hi_IN"/>
+        </w:rPr>
+      </w:r>
+    </w:p>
+    <w:p>
+      <w:pPr>
+        <w:pStyle w:val="Heading2"/>
+      </w:pPr>
+      <w:r>
+        <w:rPr>
+          <w:lang w:val="hi_IN" w:bidi="hi_IN"/>
+        </w:rPr>
+        <w:t>1 तिमिथियुस 6:4 (#8)</w:t>
+      </w:r>
+      <w:r>
+        <w:rPr>
+          <w:lang w:val="hi_IN" w:bidi="hi_IN"/>
+        </w:rPr>
+      </w:r>
+    </w:p>
+    <w:p>
+      <w:pPr/>
+      <w:r>
+        <w:rPr>
+          <w:lang w:val="hi_IN" w:bidi="hi_IN"/>
+        </w:rPr>
+      </w:r>
+      <w:r>
+        <w:rPr>
+          <w:b/>
+          <w:lang w:val="hi_IN" w:bidi="hi_IN"/>
+        </w:rPr>
+        <w:t>"निन्दा की"</w:t>
+      </w:r>
+    </w:p>
+    <w:p>
+      <w:pPr/>
+      <w:r>
+        <w:rPr>
+          <w:lang w:val="hi_IN" w:bidi="hi_IN"/>
+        </w:rPr>
+      </w:r>
+      <w:r>
+        <w:rPr>
+          <w:lang w:val="hi_IN" w:bidi="hi_IN"/>
+        </w:rPr>
+        <w:t>यह शब्द प्रायः परमेश्वर के विरुद्ध मनुष्यों द्वारा असत्य या अपमानजनक बातों के सन्दर्भ में है परन्तु इस प्रकरण में इसका सन्दर्भ मनुष्यों से है जो एक-दूसरे के लिए बुरी बातें करते हैं। वैकल्पिक अनुवाद: “निन्दाएँ”</w:t>
+      </w:r>
+      <w:r>
+        <w:rPr>
+          <w:lang w:val="hi_IN" w:bidi="hi_IN"/>
+        </w:rPr>
+      </w:r>
+      <w:r>
+        <w:rPr>
+          <w:lang w:val="hi_IN" w:bidi="hi_IN"/>
+        </w:rPr>
+      </w:r>
+    </w:p>
+    <w:p>
+      <w:pPr/>
+      <w:r>
+        <w:rPr>
+          <w:lang w:val="hi_IN" w:bidi="hi_IN"/>
+        </w:rPr>
+      </w:r>
+    </w:p>
+    <w:p>
+      <w:pPr>
+        <w:pStyle w:val="Heading2"/>
+      </w:pPr>
+      <w:r>
+        <w:rPr>
+          <w:lang w:val="hi_IN" w:bidi="hi_IN"/>
+        </w:rPr>
         <w:t>1 तीमुथियुस 6:4–5 (#1)</w:t>
       </w:r>
       <w:r>
@@ -60675,6 +64472,249 @@
         <w:rPr>
           <w:lang w:val="hi_IN" w:bidi="hi_IN"/>
         </w:rPr>
+        <w:t>1 तिमिथियुस 6:9 (#1)</w:t>
+      </w:r>
+      <w:r>
+        <w:rPr>
+          <w:lang w:val="hi_IN" w:bidi="hi_IN"/>
+        </w:rPr>
+      </w:r>
+    </w:p>
+    <w:p>
+      <w:pPr/>
+      <w:r>
+        <w:rPr>
+          <w:lang w:val="hi_IN" w:bidi="hi_IN"/>
+        </w:rPr>
+      </w:r>
+      <w:r>
+        <w:rPr>
+          <w:b/>
+          <w:lang w:val="hi_IN" w:bidi="hi_IN"/>
+        </w:rPr>
+        <w:t>"चाहते हैं"</w:t>
+      </w:r>
+    </w:p>
+    <w:p>
+      <w:pPr/>
+      <w:r>
+        <w:rPr>
+          <w:lang w:val="hi_IN" w:bidi="hi_IN"/>
+        </w:rPr>
+      </w:r>
+      <w:r>
+        <w:rPr>
+          <w:lang w:val="hi_IN" w:bidi="hi_IN"/>
+        </w:rPr>
+        <w:t>पौलुस इस शब्द के उपयोग द्वारा संकेत देता है कि वह उन लोगों की बात पर आ रहा है जो सोचते हैं कि भक्त होना उनको धनवान बनाएगा। आप इस शब्द का अनुवाद आपकी भाषा के समानार्थक एवं समतुल्य महत्त्व के शब्द या उक्ति द्वारा कर सकते हैं।</w:t>
+      </w:r>
+    </w:p>
+    <w:p>
+      <w:pPr/>
+      <w:r>
+        <w:rPr>
+          <w:lang w:val="hi_IN" w:bidi="hi_IN"/>
+        </w:rPr>
+      </w:r>
+      <w:r>
+        <w:rPr>
+          <w:lang w:val="hi_IN" w:bidi="hi_IN"/>
+        </w:rPr>
+        <w:t xml:space="preserve">देखें: </w:t>
+      </w:r>
+      <w:r>
+        <w:rPr>
+          <w:lang w:val="hi_IN" w:bidi="hi_IN"/>
+        </w:rPr>
+        <w:t>जोड़ें — विरोध संबंध</w:t>
+      </w:r>
+      <w:r>
+        <w:rPr>
+          <w:lang w:val="hi_IN" w:bidi="hi_IN"/>
+        </w:rPr>
+      </w:r>
+      <w:r>
+        <w:rPr>
+          <w:lang w:val="hi_IN" w:bidi="hi_IN"/>
+        </w:rPr>
+      </w:r>
+    </w:p>
+    <w:p>
+      <w:pPr/>
+      <w:r>
+        <w:rPr>
+          <w:lang w:val="hi_IN" w:bidi="hi_IN"/>
+        </w:rPr>
+      </w:r>
+    </w:p>
+    <w:p>
+      <w:pPr>
+        <w:pStyle w:val="Heading2"/>
+      </w:pPr>
+      <w:r>
+        <w:rPr>
+          <w:lang w:val="hi_IN" w:bidi="hi_IN"/>
+        </w:rPr>
+        <w:t>1 तिमिथियुस 6:9 (#2)</w:t>
+      </w:r>
+      <w:r>
+        <w:rPr>
+          <w:lang w:val="hi_IN" w:bidi="hi_IN"/>
+        </w:rPr>
+      </w:r>
+    </w:p>
+    <w:p>
+      <w:pPr/>
+      <w:r>
+        <w:rPr>
+          <w:lang w:val="hi_IN" w:bidi="hi_IN"/>
+        </w:rPr>
+      </w:r>
+      <w:r>
+        <w:rPr>
+          <w:b/>
+          <w:lang w:val="hi_IN" w:bidi="hi_IN"/>
+        </w:rPr>
+        <w:t>"चाहते हैं"</w:t>
+      </w:r>
+    </w:p>
+    <w:p>
+      <w:pPr/>
+      <w:r>
+        <w:rPr>
+          <w:lang w:val="hi_IN" w:bidi="hi_IN"/>
+        </w:rPr>
+      </w:r>
+      <w:r>
+        <w:rPr>
+          <w:lang w:val="hi_IN" w:bidi="hi_IN"/>
+        </w:rPr>
+        <w:t>पौलुस इस व्युत्पन्न शब्द का उपयोग विशेषण के लिए करता है, जो संज्ञा के रूप में काम करता है कि इसके द्वारा वर्णित मनुष्यों की श्रेणी का सन्दर्भ दे। यदि आपकी भाषा में स्पष्ट हो, तो आप इसका अनुवाद संज्ञा सूचक वाक्यांश में कर सकते हैं। वैकल्पिक अनुवाद: मनुष्य जो लालसा करते हैं”</w:t>
+      </w:r>
+    </w:p>
+    <w:p>
+      <w:pPr/>
+      <w:r>
+        <w:rPr>
+          <w:lang w:val="hi_IN" w:bidi="hi_IN"/>
+        </w:rPr>
+      </w:r>
+      <w:r>
+        <w:rPr>
+          <w:lang w:val="hi_IN" w:bidi="hi_IN"/>
+        </w:rPr>
+        <w:t xml:space="preserve">देखें: </w:t>
+      </w:r>
+      <w:r>
+        <w:rPr>
+          <w:lang w:val="hi_IN" w:bidi="hi_IN"/>
+        </w:rPr>
+        <w:t>नाम विशेषण</w:t>
+      </w:r>
+      <w:r>
+        <w:rPr>
+          <w:lang w:val="hi_IN" w:bidi="hi_IN"/>
+        </w:rPr>
+      </w:r>
+      <w:r>
+        <w:rPr>
+          <w:lang w:val="hi_IN" w:bidi="hi_IN"/>
+        </w:rPr>
+      </w:r>
+    </w:p>
+    <w:p>
+      <w:pPr/>
+      <w:r>
+        <w:rPr>
+          <w:lang w:val="hi_IN" w:bidi="hi_IN"/>
+        </w:rPr>
+      </w:r>
+    </w:p>
+    <w:p>
+      <w:pPr>
+        <w:pStyle w:val="Heading2"/>
+      </w:pPr>
+      <w:r>
+        <w:rPr>
+          <w:lang w:val="hi_IN" w:bidi="hi_IN"/>
+        </w:rPr>
+        <w:t>1 तिमिथियुस 6:9 (#4)</w:t>
+      </w:r>
+      <w:r>
+        <w:rPr>
+          <w:lang w:val="hi_IN" w:bidi="hi_IN"/>
+        </w:rPr>
+      </w:r>
+    </w:p>
+    <w:p>
+      <w:pPr/>
+      <w:r>
+        <w:rPr>
+          <w:lang w:val="hi_IN" w:bidi="hi_IN"/>
+        </w:rPr>
+      </w:r>
+      <w:r>
+        <w:rPr>
+          <w:b/>
+          <w:lang w:val="hi_IN" w:bidi="hi_IN"/>
+        </w:rPr>
+        <w:t>"और बहुत सी व्यर्थ और हानिकारक लालसाओं"</w:t>
+      </w:r>
+    </w:p>
+    <w:p>
+      <w:pPr/>
+      <w:r>
+        <w:rPr>
+          <w:lang w:val="hi_IN" w:bidi="hi_IN"/>
+        </w:rPr>
+      </w:r>
+      <w:r>
+        <w:rPr>
+          <w:lang w:val="hi_IN" w:bidi="hi_IN"/>
+        </w:rPr>
+        <w:t>यह वाक्यांश पिछले वाक्यांश के अलंकार का ही विस्तार है। पौलुस ऐसी लालसाओं को एक ऐसे खड्ड के सामान बताता है जिसे शिकारी ने फंदा होने के लिए खोदा है। वैकल्पिक अनुवाद: “और विनाशकारी आवेगों का अनुभव करेंगे और तब जय पाना असंभव होगा”</w:t>
+      </w:r>
+    </w:p>
+    <w:p>
+      <w:pPr/>
+      <w:r>
+        <w:rPr>
+          <w:lang w:val="hi_IN" w:bidi="hi_IN"/>
+        </w:rPr>
+      </w:r>
+      <w:r>
+        <w:rPr>
+          <w:lang w:val="hi_IN" w:bidi="hi_IN"/>
+        </w:rPr>
+        <w:t>देखें: रूपक</w:t>
+      </w:r>
+      <w:r>
+        <w:rPr>
+          <w:lang w:val="hi_IN" w:bidi="hi_IN"/>
+        </w:rPr>
+      </w:r>
+      <w:r>
+        <w:rPr>
+          <w:lang w:val="hi_IN" w:bidi="hi_IN"/>
+        </w:rPr>
+      </w:r>
+    </w:p>
+    <w:p>
+      <w:pPr/>
+      <w:r>
+        <w:rPr>
+          <w:lang w:val="hi_IN" w:bidi="hi_IN"/>
+        </w:rPr>
+      </w:r>
+    </w:p>
+    <w:p>
+      <w:pPr>
+        <w:pStyle w:val="Heading2"/>
+      </w:pPr>
+      <w:r>
+        <w:rPr>
+          <w:lang w:val="hi_IN" w:bidi="hi_IN"/>
+        </w:rPr>
         <w:t>1 तिमिथियुस 6:10 (#1)</w:t>
       </w:r>
       <w:r>
@@ -63786,6 +67826,89 @@
         <w:rPr>
           <w:lang w:val="hi_IN" w:bidi="hi_IN"/>
         </w:rPr>
+        <w:t>1 तिमिथियुस 6:13 (#3)</w:t>
+      </w:r>
+      <w:r>
+        <w:rPr>
+          <w:lang w:val="hi_IN" w:bidi="hi_IN"/>
+        </w:rPr>
+      </w:r>
+    </w:p>
+    <w:p>
+      <w:pPr/>
+      <w:r>
+        <w:rPr>
+          <w:lang w:val="hi_IN" w:bidi="hi_IN"/>
+        </w:rPr>
+      </w:r>
+      <w:r>
+        <w:rPr>
+          <w:b/>
+          <w:lang w:val="hi_IN" w:bidi="hi_IN"/>
+        </w:rPr>
+        <w:t>"और मसीह यीशु को"</w:t>
+      </w:r>
+    </w:p>
+    <w:p>
+      <w:pPr/>
+      <w:r>
+        <w:rPr>
+          <w:lang w:val="hi_IN" w:bidi="hi_IN"/>
+        </w:rPr>
+      </w:r>
+      <w:r>
+        <w:rPr>
+          <w:lang w:val="hi_IN" w:bidi="hi_IN"/>
+        </w:rPr>
+        <w:t>अभिप्राय यह है कि पौलुस यीशु से भी उसका गवाह होने का निवेदन कर रहा है। वैकल्पिक अनुवाद: “और मेरे गवाह के रूप में मसीह यीशु की भी उपस्थिति में”</w:t>
+      </w:r>
+    </w:p>
+    <w:p>
+      <w:pPr/>
+      <w:r>
+        <w:rPr>
+          <w:lang w:val="hi_IN" w:bidi="hi_IN"/>
+        </w:rPr>
+      </w:r>
+      <w:r>
+        <w:rPr>
+          <w:lang w:val="hi_IN" w:bidi="hi_IN"/>
+        </w:rPr>
+        <w:t xml:space="preserve">देखें: </w:t>
+      </w:r>
+      <w:r>
+        <w:rPr>
+          <w:lang w:val="hi_IN" w:bidi="hi_IN"/>
+        </w:rPr>
+        <w:t>अनुमानित ज्ञान और निहित जानकारी</w:t>
+      </w:r>
+      <w:r>
+        <w:rPr>
+          <w:lang w:val="hi_IN" w:bidi="hi_IN"/>
+        </w:rPr>
+      </w:r>
+      <w:r>
+        <w:rPr>
+          <w:lang w:val="hi_IN" w:bidi="hi_IN"/>
+        </w:rPr>
+      </w:r>
+    </w:p>
+    <w:p>
+      <w:pPr/>
+      <w:r>
+        <w:rPr>
+          <w:lang w:val="hi_IN" w:bidi="hi_IN"/>
+        </w:rPr>
+      </w:r>
+    </w:p>
+    <w:p>
+      <w:pPr>
+        <w:pStyle w:val="Heading2"/>
+      </w:pPr>
+      <w:r>
+        <w:rPr>
+          <w:lang w:val="hi_IN" w:bidi="hi_IN"/>
+        </w:rPr>
         <w:t>1 तीमुथियुस 6:14 (#1)</w:t>
       </w:r>
       <w:r>
@@ -65782,6 +69905,102 @@
         <w:rPr>
           <w:lang w:val="hi_IN" w:bidi="hi_IN"/>
         </w:rPr>
+        <w:t>1 तिमिथियुस 6:16 (#2)</w:t>
+      </w:r>
+      <w:r>
+        <w:rPr>
+          <w:lang w:val="hi_IN" w:bidi="hi_IN"/>
+        </w:rPr>
+      </w:r>
+    </w:p>
+    <w:p>
+      <w:pPr/>
+      <w:r>
+        <w:rPr>
+          <w:lang w:val="hi_IN" w:bidi="hi_IN"/>
+        </w:rPr>
+      </w:r>
+      <w:r>
+        <w:rPr>
+          <w:b/>
+          <w:lang w:val="hi_IN" w:bidi="hi_IN"/>
+        </w:rPr>
+        <w:t>"अमरता केवल उसी की है"</w:t>
+      </w:r>
+    </w:p>
+    <w:p>
+      <w:pPr/>
+      <w:r>
+        <w:rPr>
+          <w:lang w:val="hi_IN" w:bidi="hi_IN"/>
+        </w:rPr>
+      </w:r>
+      <w:r>
+        <w:rPr>
+          <w:lang w:val="hi_IN" w:bidi="hi_IN"/>
+        </w:rPr>
+        <w:t xml:space="preserve">पौलुस इस व्युत्पन्न शब्द, </w:t>
+      </w:r>
+      <w:r>
+        <w:rPr>
+          <w:b/>
+          <w:lang w:val="hi_IN" w:bidi="hi_IN"/>
+        </w:rPr>
+        <w:t>होता</w:t>
+      </w:r>
+      <w:r>
+        <w:rPr>
+          <w:lang w:val="hi_IN" w:bidi="hi_IN"/>
+        </w:rPr>
+        <w:t xml:space="preserve"> का उपयोग कर रहा है जो विशेषण, संज्ञा के रूप में है, कि इसके द्वारा वर्णित एकमात्र श्रेणी जिसका यह वर्णन करता है, के एकमात्र सदस्य परमेश्वर के सन्दर्भित करे। यदि आपकी भाषा में स्पष्ट हो, तो आप इसका अनुवाद संज्ञा सूचक वाक्यांश में कर सकते हैं। वैकल्पिक अनुवाद: “एकमात्र जो सदा अस्तित्व में रहा है और रहेगा”</w:t>
+      </w:r>
+    </w:p>
+    <w:p>
+      <w:pPr/>
+      <w:r>
+        <w:rPr>
+          <w:lang w:val="hi_IN" w:bidi="hi_IN"/>
+        </w:rPr>
+      </w:r>
+      <w:r>
+        <w:rPr>
+          <w:lang w:val="hi_IN" w:bidi="hi_IN"/>
+        </w:rPr>
+        <w:t xml:space="preserve">देखें: </w:t>
+      </w:r>
+      <w:r>
+        <w:rPr>
+          <w:lang w:val="hi_IN" w:bidi="hi_IN"/>
+        </w:rPr>
+        <w:t>नाम विशेषण</w:t>
+      </w:r>
+      <w:r>
+        <w:rPr>
+          <w:lang w:val="hi_IN" w:bidi="hi_IN"/>
+        </w:rPr>
+      </w:r>
+      <w:r>
+        <w:rPr>
+          <w:lang w:val="hi_IN" w:bidi="hi_IN"/>
+        </w:rPr>
+      </w:r>
+    </w:p>
+    <w:p>
+      <w:pPr/>
+      <w:r>
+        <w:rPr>
+          <w:lang w:val="hi_IN" w:bidi="hi_IN"/>
+        </w:rPr>
+      </w:r>
+    </w:p>
+    <w:p>
+      <w:pPr>
+        <w:pStyle w:val="Heading2"/>
+      </w:pPr>
+      <w:r>
+        <w:rPr>
+          <w:lang w:val="hi_IN" w:bidi="hi_IN"/>
+        </w:rPr>
         <w:t>1 तिमिथियुस 6:17 (#1)</w:t>
       </w:r>
       <w:r>
@@ -67603,6 +71822,83 @@
         <w:rPr>
           <w:lang w:val="hi_IN" w:bidi="hi_IN"/>
         </w:rPr>
+        <w:t>1 तिमिथियुस 6:19 (#2)</w:t>
+      </w:r>
+      <w:r>
+        <w:rPr>
+          <w:lang w:val="hi_IN" w:bidi="hi_IN"/>
+        </w:rPr>
+      </w:r>
+    </w:p>
+    <w:p>
+      <w:pPr/>
+      <w:r>
+        <w:rPr>
+          <w:lang w:val="hi_IN" w:bidi="hi_IN"/>
+        </w:rPr>
+      </w:r>
+      <w:r>
+        <w:rPr>
+          <w:b/>
+          <w:lang w:val="hi_IN" w:bidi="hi_IN"/>
+        </w:rPr>
+        <w:t>"आनेवाले के लिये एक अच्छी नींव डाल रखें, कि"</w:t>
+      </w:r>
+    </w:p>
+    <w:p>
+      <w:pPr/>
+      <w:r>
+        <w:rPr>
+          <w:lang w:val="hi_IN" w:bidi="hi_IN"/>
+        </w:rPr>
+      </w:r>
+      <w:r>
+        <w:rPr>
+          <w:lang w:val="hi_IN" w:bidi="hi_IN"/>
+        </w:rPr>
+        <w:t>परमेश्वर जो आशीषें देगा उन्हें अलंकृत भाषा में पौलुस भवन के नींव जैसा कहता है। उसके कहने का अर्थ है कि वे मनुष्य को परमेश्वर की उपस्थिति में इस सदाकालीन के नए जीवन के लिए उत्तम आरंभ प्रदान करेंगी। वैकल्पिक अनुवाद: “परमेश्वर की उपस्थिति में उनके भावी जीवन के लिए वर्तमान में एक उत्तम आरम्भ को सुरक्षित करना”</w:t>
+      </w:r>
+    </w:p>
+    <w:p>
+      <w:pPr/>
+      <w:r>
+        <w:rPr>
+          <w:lang w:val="hi_IN" w:bidi="hi_IN"/>
+        </w:rPr>
+      </w:r>
+      <w:r>
+        <w:rPr>
+          <w:lang w:val="hi_IN" w:bidi="hi_IN"/>
+        </w:rPr>
+        <w:t>देखें: रूपक</w:t>
+      </w:r>
+      <w:r>
+        <w:rPr>
+          <w:lang w:val="hi_IN" w:bidi="hi_IN"/>
+        </w:rPr>
+      </w:r>
+      <w:r>
+        <w:rPr>
+          <w:lang w:val="hi_IN" w:bidi="hi_IN"/>
+        </w:rPr>
+      </w:r>
+    </w:p>
+    <w:p>
+      <w:pPr/>
+      <w:r>
+        <w:rPr>
+          <w:lang w:val="hi_IN" w:bidi="hi_IN"/>
+        </w:rPr>
+      </w:r>
+    </w:p>
+    <w:p>
+      <w:pPr>
+        <w:pStyle w:val="Heading2"/>
+      </w:pPr>
+      <w:r>
+        <w:rPr>
+          <w:lang w:val="hi_IN" w:bidi="hi_IN"/>
+        </w:rPr>
         <w:t>1 तिमिथियुस 6:20 (#2)</w:t>
       </w:r>
       <w:r>
@@ -68044,6 +72340,172 @@
           <w:lang w:val="hi_IN" w:bidi="hi_IN"/>
         </w:rPr>
         <w:t>यदि आपकी भाषा इस निष्क्रिय रूप का उपयोग नहीं करती है, तो आप इस विचार को सक्रिय रूप में या अपनी भाषा में किसी अन्य तरीके से व्यक्त कर सकते हैं जो स्वाभाविक हो। अगर आपको यह बताना हो कि यह काम किसने किया, तो आप अनिश्चित कर्ता का इस्तेमाल कर सकते हैं। वैकल्पिक अनुवाद: "जिसे लोग ग़लत ज्ञान कहते हैं"</w:t>
+      </w:r>
+    </w:p>
+    <w:p>
+      <w:pPr/>
+      <w:r>
+        <w:rPr>
+          <w:lang w:val="hi_IN" w:bidi="hi_IN"/>
+        </w:rPr>
+      </w:r>
+      <w:r>
+        <w:rPr>
+          <w:lang w:val="hi_IN" w:bidi="hi_IN"/>
+        </w:rPr>
+        <w:t xml:space="preserve">देखें: </w:t>
+      </w:r>
+      <w:r>
+        <w:rPr>
+          <w:lang w:val="hi_IN" w:bidi="hi_IN"/>
+        </w:rPr>
+        <w:t>सक्रिय या निष्क्रिय</w:t>
+      </w:r>
+      <w:r>
+        <w:rPr>
+          <w:lang w:val="hi_IN" w:bidi="hi_IN"/>
+        </w:rPr>
+      </w:r>
+      <w:r>
+        <w:rPr>
+          <w:lang w:val="hi_IN" w:bidi="hi_IN"/>
+        </w:rPr>
+      </w:r>
+    </w:p>
+    <w:p>
+      <w:pPr/>
+      <w:r>
+        <w:rPr>
+          <w:lang w:val="hi_IN" w:bidi="hi_IN"/>
+        </w:rPr>
+      </w:r>
+    </w:p>
+    <w:p>
+      <w:pPr>
+        <w:pStyle w:val="Heading2"/>
+      </w:pPr>
+      <w:r>
+        <w:rPr>
+          <w:lang w:val="hi_IN" w:bidi="hi_IN"/>
+        </w:rPr>
+        <w:t>1 तिमिथियुस 6:20 (#1)</w:t>
+      </w:r>
+      <w:r>
+        <w:rPr>
+          <w:lang w:val="hi_IN" w:bidi="hi_IN"/>
+        </w:rPr>
+      </w:r>
+    </w:p>
+    <w:p>
+      <w:pPr/>
+      <w:r>
+        <w:rPr>
+          <w:lang w:val="hi_IN" w:bidi="hi_IN"/>
+        </w:rPr>
+      </w:r>
+      <w:r>
+        <w:rPr>
+          <w:b/>
+          <w:lang w:val="hi_IN" w:bidi="hi_IN"/>
+        </w:rPr>
+        <w:t>"धरोहर की रखवाली"</w:t>
+      </w:r>
+    </w:p>
+    <w:p>
+      <w:pPr/>
+      <w:r>
+        <w:rPr>
+          <w:lang w:val="hi_IN" w:bidi="hi_IN"/>
+        </w:rPr>
+      </w:r>
+      <w:r>
+        <w:rPr>
+          <w:lang w:val="hi_IN" w:bidi="hi_IN"/>
+        </w:rPr>
+        <w:t>यदि आपकी भाषा में स्पष्ट हो, तो आप इसका अनुवाद कर्ता प्रधान वाक्य में कर सकते हैं और कह सकते है कि काम का करने वाला कौन है। वैकल्पिक अनुवाद: “यीशु ने तेरी देखरेख में जो रखा है उसकी सुरक्षा कर”</w:t>
+      </w:r>
+    </w:p>
+    <w:p>
+      <w:pPr/>
+      <w:r>
+        <w:rPr>
+          <w:lang w:val="hi_IN" w:bidi="hi_IN"/>
+        </w:rPr>
+      </w:r>
+      <w:r>
+        <w:rPr>
+          <w:lang w:val="hi_IN" w:bidi="hi_IN"/>
+        </w:rPr>
+        <w:t xml:space="preserve">देखें: </w:t>
+      </w:r>
+      <w:r>
+        <w:rPr>
+          <w:lang w:val="hi_IN" w:bidi="hi_IN"/>
+        </w:rPr>
+        <w:t>सक्रिय या निष्क्रिय</w:t>
+      </w:r>
+      <w:r>
+        <w:rPr>
+          <w:lang w:val="hi_IN" w:bidi="hi_IN"/>
+        </w:rPr>
+      </w:r>
+      <w:r>
+        <w:rPr>
+          <w:lang w:val="hi_IN" w:bidi="hi_IN"/>
+        </w:rPr>
+      </w:r>
+    </w:p>
+    <w:p>
+      <w:pPr/>
+      <w:r>
+        <w:rPr>
+          <w:lang w:val="hi_IN" w:bidi="hi_IN"/>
+        </w:rPr>
+      </w:r>
+    </w:p>
+    <w:p>
+      <w:pPr>
+        <w:pStyle w:val="Heading2"/>
+      </w:pPr>
+      <w:r>
+        <w:rPr>
+          <w:lang w:val="hi_IN" w:bidi="hi_IN"/>
+        </w:rPr>
+        <w:t>1 तिमिथियुस 6:20 (#5)</w:t>
+      </w:r>
+      <w:r>
+        <w:rPr>
+          <w:lang w:val="hi_IN" w:bidi="hi_IN"/>
+        </w:rPr>
+      </w:r>
+    </w:p>
+    <w:p>
+      <w:pPr/>
+      <w:r>
+        <w:rPr>
+          <w:lang w:val="hi_IN" w:bidi="hi_IN"/>
+        </w:rPr>
+      </w:r>
+      <w:r>
+        <w:rPr>
+          <w:b/>
+          <w:lang w:val="hi_IN" w:bidi="hi_IN"/>
+        </w:rPr>
+        <w:t>"जो झूठा ज्ञान"</w:t>
+      </w:r>
+    </w:p>
+    <w:p>
+      <w:pPr/>
+      <w:r>
+        <w:rPr>
+          <w:lang w:val="hi_IN" w:bidi="hi_IN"/>
+        </w:rPr>
+      </w:r>
+      <w:r>
+        <w:rPr>
+          <w:lang w:val="hi_IN" w:bidi="hi_IN"/>
+        </w:rPr>
+        <w:t>यदि आपकी भाषा में स्पष्ट हो, तो आप इसका अनुवाद कर्ता प्रधान वाक्य में कर सकते हैं और कह सकते है कि काम का करने वाला कौन है। वैकल्पिक अनुवाद: “जिसको लोग ज्ञान कहकर झूठ बोलते हैं”</w:t>
       </w:r>
     </w:p>
     <w:p>
